--- a/documents/Digital Pre Distortion.docx
+++ b/documents/Digital Pre Distortion.docx
@@ -3,69 +3,314 @@
 <w:document xmlns:wpc="http://schemas.microsoft.com/office/word/2010/wordprocessingCanvas" xmlns:cx="http://schemas.microsoft.com/office/drawing/2014/chartex" xmlns:cx1="http://schemas.microsoft.com/office/drawing/2015/9/8/chartex" xmlns:mc="http://schemas.openxmlformats.org/markup-compatibility/2006" xmlns:o="urn:schemas-microsoft-com:office:office" xmlns:r="http://schemas.openxmlformats.org/officeDocument/2006/relationships" xmlns:m="http://schemas.openxmlformats.org/officeDocument/2006/math" xmlns:v="urn:schemas-microsoft-com:vml" xmlns:wp14="http://schemas.microsoft.com/office/word/2010/wordprocessingDrawing" xmlns:wp="http://schemas.openxmlformats.org/drawingml/2006/wordprocessingDrawing" xmlns:w10="urn:schemas-microsoft-com:office:word" xmlns:w="http://schemas.openxmlformats.org/wordprocessingml/2006/main" xmlns:w14="http://schemas.microsoft.com/office/word/2010/wordml" xmlns:w15="http://schemas.microsoft.com/office/word/2012/wordml" xmlns:w16se="http://schemas.microsoft.com/office/word/2015/wordml/symex" xmlns:wpg="http://schemas.microsoft.com/office/word/2010/wordprocessingGroup" xmlns:wpi="http://schemas.microsoft.com/office/word/2010/wordprocessingInk" xmlns:wne="http://schemas.microsoft.com/office/word/2006/wordml" xmlns:wps="http://schemas.microsoft.com/office/word/2010/wordprocessingShape" mc:Ignorable="w14 w15 w16se wp14">
   <w:body>
     <w:p>
-      <w:r>
-        <w:rPr>
+      <w:pPr>
+        <w:rPr>
+          <w:rFonts w:asciiTheme="majorHAnsi" w:hAnsiTheme="majorHAnsi" w:cstheme="majorHAnsi"/>
+          <w:sz w:val="24"/>
+          <w:szCs w:val="24"/>
+        </w:rPr>
+      </w:pPr>
+      <w:r>
+        <w:rPr>
+          <w:rFonts w:asciiTheme="majorHAnsi" w:hAnsiTheme="majorHAnsi" w:cstheme="majorHAnsi"/>
+          <w:sz w:val="24"/>
+          <w:szCs w:val="24"/>
           <w:u w:val="single"/>
         </w:rPr>
         <w:t>Digital Pre Distortion</w:t>
       </w:r>
     </w:p>
     <w:p>
-      <w:r>
-        <w:t xml:space="preserve">Power amplifiers, which are inherently nonlinear systems, are essential components in a communication system. The nonlinearity causes in-band distortion and a spectral regrowth, which leads to interference and violations of the out-of-band emission requirements. The use of different transmission formats, such as wideband code division multiple access and orthogonal frequency division multiplexing, which are known to have high peak to average power ratios, increases the risk to use the power amplifier in </w:t>
-      </w:r>
-      <w:r>
-        <w:t xml:space="preserve">input </w:t>
-      </w:r>
-      <w:r>
-        <w:t>voltages which ar</w:t>
-      </w:r>
-      <w:r>
-        <w:t>e far from its saturation point</w:t>
-      </w:r>
-      <w:r>
-        <w:t xml:space="preserve">, which leads to the distortions mentioned above. </w:t>
-      </w:r>
-      <w:r>
-        <w:t>As a result, power amplifier linearization is essential.</w:t>
+      <w:pPr>
+        <w:pStyle w:val="NormalWeb"/>
+        <w:spacing w:before="0" w:beforeAutospacing="0" w:after="160" w:afterAutospacing="0"/>
+        <w:rPr>
+          <w:rFonts w:asciiTheme="majorHAnsi" w:hAnsiTheme="majorHAnsi" w:cstheme="majorHAnsi"/>
+          <w:color w:val="000000"/>
+        </w:rPr>
+      </w:pPr>
+      <w:r>
+        <w:rPr>
+          <w:rFonts w:asciiTheme="majorHAnsi" w:hAnsiTheme="majorHAnsi" w:cstheme="majorHAnsi"/>
+          <w:color w:val="000000"/>
+        </w:rPr>
+        <w:t>Power amplifiers (PAs), which are inherently nonlinear systems, are essential components in a communication systems. The nonlinearity causes in-band distortion and a spectral regrowth, which leads to interference and violations of the out-of-band emission requirements. The use of different transmission formats, such as wideband Code Division Multiple Access (CDMA) or Orthogonal Frequency Division Multiplexing (OFDM), which are known to have high peak to average power ratios, increases the risk of using voltages that are close to the PAs saturation point, as this will lead to a severe distortion, as mentioned above. For this reason, PA linearization methods have gained popularity and increasing interest in recent years.</w:t>
       </w:r>
     </w:p>
     <w:p>
-      <w:r>
-        <w:t>Digital pre distortion is one of the most effective techniques of power amplifier linearization. According to this technique, a digital component, as known as a predistorter, is entered between input signal and the power amplifier, and creates an expanding nonlinearity which is complementary to the nonlinearity of the power amplifier. Ideally, with this predistorter, the power amplifier can be used with voltages that are not in its saturation range, while still maintaining a good linearity.</w:t>
-      </w:r>
-      <w:r>
-        <w:t xml:space="preserve"> </w:t>
+      <w:pPr>
+        <w:pStyle w:val="NormalWeb"/>
+        <w:spacing w:before="0" w:beforeAutospacing="0" w:after="160" w:afterAutospacing="0"/>
+        <w:rPr>
+          <w:rFonts w:asciiTheme="majorHAnsi" w:hAnsiTheme="majorHAnsi" w:cstheme="majorHAnsi"/>
+        </w:rPr>
+      </w:pPr>
+      <w:r>
+        <w:rPr>
+          <w:rFonts w:asciiTheme="majorHAnsi" w:hAnsiTheme="majorHAnsi" w:cstheme="majorHAnsi"/>
+          <w:color w:val="000000"/>
+        </w:rPr>
+        <w:t xml:space="preserve">Digital Pre Distortion (DPD) is one of the most effective techniques of PA linearization. In this technique, a digital non-linear block, known as a </w:t>
+      </w:r>
+      <w:proofErr w:type="spellStart"/>
+      <w:r>
+        <w:rPr>
+          <w:rFonts w:asciiTheme="majorHAnsi" w:hAnsiTheme="majorHAnsi" w:cstheme="majorHAnsi"/>
+          <w:color w:val="000000"/>
+        </w:rPr>
+        <w:t>Predistorter</w:t>
+      </w:r>
+      <w:proofErr w:type="spellEnd"/>
+      <w:r>
+        <w:rPr>
+          <w:rFonts w:asciiTheme="majorHAnsi" w:hAnsiTheme="majorHAnsi" w:cstheme="majorHAnsi"/>
+          <w:color w:val="000000"/>
+        </w:rPr>
+        <w:t>, is used in front of the Analog to Digital (A/D) component,</w:t>
+      </w:r>
+      <w:proofErr w:type="gramStart"/>
+      <w:r>
+        <w:rPr>
+          <w:rFonts w:asciiTheme="majorHAnsi" w:hAnsiTheme="majorHAnsi" w:cstheme="majorHAnsi"/>
+          <w:color w:val="000000"/>
+        </w:rPr>
+        <w:t>  The</w:t>
+      </w:r>
+      <w:proofErr w:type="gramEnd"/>
+      <w:r>
+        <w:rPr>
+          <w:rFonts w:asciiTheme="majorHAnsi" w:hAnsiTheme="majorHAnsi" w:cstheme="majorHAnsi"/>
+          <w:color w:val="000000"/>
+        </w:rPr>
+        <w:t xml:space="preserve"> role of the </w:t>
+      </w:r>
+      <w:proofErr w:type="spellStart"/>
+      <w:r>
+        <w:rPr>
+          <w:rFonts w:asciiTheme="majorHAnsi" w:hAnsiTheme="majorHAnsi" w:cstheme="majorHAnsi"/>
+          <w:color w:val="000000"/>
+        </w:rPr>
+        <w:t>P</w:t>
+      </w:r>
+      <w:r>
+        <w:rPr>
+          <w:rFonts w:asciiTheme="majorHAnsi" w:hAnsiTheme="majorHAnsi" w:cstheme="majorHAnsi"/>
+          <w:color w:val="000000"/>
+        </w:rPr>
+        <w:t>redistorter</w:t>
+      </w:r>
+      <w:proofErr w:type="spellEnd"/>
+      <w:r>
+        <w:rPr>
+          <w:rFonts w:asciiTheme="majorHAnsi" w:hAnsiTheme="majorHAnsi" w:cstheme="majorHAnsi"/>
+          <w:color w:val="000000"/>
+        </w:rPr>
+        <w:t xml:space="preserve"> is to distort the signal in a way that will be, in turn, compensated by the PA. Ideally, the total response of the </w:t>
+      </w:r>
+      <w:proofErr w:type="spellStart"/>
+      <w:r>
+        <w:rPr>
+          <w:rFonts w:asciiTheme="majorHAnsi" w:hAnsiTheme="majorHAnsi" w:cstheme="majorHAnsi"/>
+          <w:color w:val="000000"/>
+        </w:rPr>
+        <w:t>Predistorter</w:t>
+      </w:r>
+      <w:proofErr w:type="spellEnd"/>
+      <w:r>
+        <w:rPr>
+          <w:rFonts w:asciiTheme="majorHAnsi" w:hAnsiTheme="majorHAnsi" w:cstheme="majorHAnsi"/>
+          <w:color w:val="000000"/>
+        </w:rPr>
+        <w:t xml:space="preserve"> and PAs will be linear up to some saturation voltage.</w:t>
       </w:r>
     </w:p>
     <w:p>
-      <w:r>
-        <w:t xml:space="preserve">This instantaneous nonlinearity is usually characterized by the AM/AM and AM/PM power amplifier responses.  AM/AM is the relation between the amplitude of the input signal and the amplitude of the output signal, which ideally should be linear, but as a result of the distortion is usually nonlinear. AM/PM is the relation between the amplitude of the input signal and the phase difference between the input signal and the output signal. Ideally the phase difference should be zero but as a result of the distortion is changing as function of input signal’s amplitude. </w:t>
+      <w:pPr>
+        <w:pStyle w:val="NormalWeb"/>
+        <w:spacing w:before="0" w:beforeAutospacing="0" w:after="160" w:afterAutospacing="0"/>
+        <w:rPr>
+          <w:rFonts w:asciiTheme="majorHAnsi" w:hAnsiTheme="majorHAnsi" w:cstheme="majorHAnsi"/>
+        </w:rPr>
+      </w:pPr>
+      <w:r>
+        <w:rPr>
+          <w:rFonts w:asciiTheme="majorHAnsi" w:hAnsiTheme="majorHAnsi" w:cstheme="majorHAnsi"/>
+          <w:color w:val="000000"/>
+        </w:rPr>
+        <w:t>The</w:t>
+      </w:r>
+      <w:proofErr w:type="gramStart"/>
+      <w:r>
+        <w:rPr>
+          <w:rFonts w:asciiTheme="majorHAnsi" w:hAnsiTheme="majorHAnsi" w:cstheme="majorHAnsi"/>
+          <w:color w:val="000000"/>
+        </w:rPr>
+        <w:t>  PA</w:t>
+      </w:r>
+      <w:proofErr w:type="gramEnd"/>
+      <w:r>
+        <w:rPr>
+          <w:rFonts w:asciiTheme="majorHAnsi" w:hAnsiTheme="majorHAnsi" w:cstheme="majorHAnsi"/>
+          <w:color w:val="000000"/>
+        </w:rPr>
+        <w:t xml:space="preserve"> nonlinearity may be characterized in many ways. In this work, we will concentrate on three types of distortion of the output signal: in its</w:t>
+      </w:r>
+      <w:proofErr w:type="gramStart"/>
+      <w:r>
+        <w:rPr>
+          <w:rFonts w:asciiTheme="majorHAnsi" w:hAnsiTheme="majorHAnsi" w:cstheme="majorHAnsi"/>
+          <w:color w:val="000000"/>
+        </w:rPr>
+        <w:t>  amplitude</w:t>
+      </w:r>
+      <w:proofErr w:type="gramEnd"/>
+      <w:r>
+        <w:rPr>
+          <w:rFonts w:asciiTheme="majorHAnsi" w:hAnsiTheme="majorHAnsi" w:cstheme="majorHAnsi"/>
+          <w:color w:val="000000"/>
+        </w:rPr>
+        <w:t xml:space="preserve"> (also referred to as Amplitude Modulation/ Amplitude Modulation (AM/AM) distortion), phase (also referred to as Amplitude Modulation/ Phase Modulation (AM/PM)) and bandwidth</w:t>
+      </w:r>
+      <w:r>
+        <w:rPr>
+          <w:rFonts w:asciiTheme="majorHAnsi" w:hAnsiTheme="majorHAnsi" w:cstheme="majorHAnsi"/>
+          <w:color w:val="000000"/>
+        </w:rPr>
+        <w:t>.</w:t>
       </w:r>
     </w:p>
     <w:p>
-      <w:r>
-        <w:t xml:space="preserve">Many times, power amplifiers exhibit memory effects, which means that the current output of the power amplifier depends not only on the current input, </w:t>
-      </w:r>
-      <w:r>
-        <w:t>but also on past input values, and makes the power amplifier a nonlinear system with memory. Therefore, digital predistorter should also have memory structures.</w:t>
-      </w:r>
+      <w:pPr>
+        <w:pStyle w:val="NormalWeb"/>
+        <w:spacing w:before="0" w:beforeAutospacing="0" w:after="160" w:afterAutospacing="0"/>
+        <w:rPr>
+          <w:rFonts w:asciiTheme="majorHAnsi" w:hAnsiTheme="majorHAnsi" w:cstheme="majorHAnsi"/>
+        </w:rPr>
+      </w:pPr>
+      <w:r>
+        <w:rPr>
+          <w:rFonts w:asciiTheme="majorHAnsi" w:hAnsiTheme="majorHAnsi" w:cstheme="majorHAnsi"/>
+          <w:color w:val="000000"/>
+        </w:rPr>
+        <w:t xml:space="preserve">AM/AM is the relation between the amplitude of the input signal and the amplitude of the output signal, which ideally should be linear, but due to non-linear components in the </w:t>
+      </w:r>
+      <w:proofErr w:type="spellStart"/>
+      <w:r>
+        <w:rPr>
+          <w:rFonts w:asciiTheme="majorHAnsi" w:hAnsiTheme="majorHAnsi" w:cstheme="majorHAnsi"/>
+          <w:color w:val="000000"/>
+        </w:rPr>
+        <w:t>PAis</w:t>
+      </w:r>
+      <w:proofErr w:type="spellEnd"/>
+      <w:r>
+        <w:rPr>
+          <w:rFonts w:asciiTheme="majorHAnsi" w:hAnsiTheme="majorHAnsi" w:cstheme="majorHAnsi"/>
+          <w:color w:val="000000"/>
+        </w:rPr>
+        <w:t xml:space="preserve"> usually nonlinear. AM/PM is the relation between the amplitude of the input signal and the phase difference between the input signal and the output signal. Ideally, the phase difference should be zero.</w:t>
+      </w:r>
+    </w:p>
+    <w:p>
+      <w:pPr>
+        <w:pStyle w:val="NormalWeb"/>
+        <w:spacing w:before="0" w:beforeAutospacing="0" w:after="160" w:afterAutospacing="0"/>
+        <w:rPr>
+          <w:rFonts w:asciiTheme="majorHAnsi" w:hAnsiTheme="majorHAnsi" w:cstheme="majorHAnsi"/>
+          <w:color w:val="000000"/>
+        </w:rPr>
+      </w:pPr>
+      <w:r>
+        <w:rPr>
+          <w:rFonts w:asciiTheme="majorHAnsi" w:hAnsiTheme="majorHAnsi" w:cstheme="majorHAnsi"/>
+          <w:color w:val="000000"/>
+        </w:rPr>
+        <w:t xml:space="preserve">PAs also exhibit memory effects. This means </w:t>
+      </w:r>
+      <w:proofErr w:type="gramStart"/>
+      <w:r>
+        <w:rPr>
+          <w:rFonts w:asciiTheme="majorHAnsi" w:hAnsiTheme="majorHAnsi" w:cstheme="majorHAnsi"/>
+          <w:color w:val="000000"/>
+        </w:rPr>
+        <w:t>that ,</w:t>
+      </w:r>
+      <w:proofErr w:type="gramEnd"/>
+      <w:r>
+        <w:rPr>
+          <w:rFonts w:asciiTheme="majorHAnsi" w:hAnsiTheme="majorHAnsi" w:cstheme="majorHAnsi"/>
+          <w:color w:val="000000"/>
+        </w:rPr>
+        <w:t xml:space="preserve"> the current output of the PA depends not only on the current input, but also on past input values, and makes the power amplifier a nonlinear system with memory. Therefore, digital </w:t>
+      </w:r>
+      <w:proofErr w:type="spellStart"/>
+      <w:r>
+        <w:rPr>
+          <w:rFonts w:asciiTheme="majorHAnsi" w:hAnsiTheme="majorHAnsi" w:cstheme="majorHAnsi"/>
+          <w:color w:val="000000"/>
+        </w:rPr>
+        <w:t>predistorter</w:t>
+      </w:r>
+      <w:proofErr w:type="spellEnd"/>
+      <w:r>
+        <w:rPr>
+          <w:rFonts w:asciiTheme="majorHAnsi" w:hAnsiTheme="majorHAnsi" w:cstheme="majorHAnsi"/>
+          <w:color w:val="000000"/>
+        </w:rPr>
+        <w:t xml:space="preserve"> should also have memory structures.</w:t>
+      </w:r>
+    </w:p>
+    <w:p>
+      <w:pPr>
+        <w:pStyle w:val="NormalWeb"/>
+        <w:spacing w:before="0" w:beforeAutospacing="0" w:after="160" w:afterAutospacing="0"/>
+        <w:rPr>
+          <w:rFonts w:asciiTheme="majorHAnsi" w:hAnsiTheme="majorHAnsi" w:cstheme="majorHAnsi"/>
+          <w:color w:val="FF0000"/>
+          <w:rtl/>
+        </w:rPr>
+      </w:pPr>
+      <w:r>
+        <w:rPr>
+          <w:rFonts w:asciiTheme="majorHAnsi" w:hAnsiTheme="majorHAnsi" w:cstheme="majorHAnsi"/>
+          <w:color w:val="000000"/>
+        </w:rPr>
+        <w:t xml:space="preserve">An example of a schematic description of a DPD system is given in </w:t>
+      </w:r>
+      <w:proofErr w:type="spellStart"/>
+      <w:r>
+        <w:rPr>
+          <w:rFonts w:asciiTheme="majorHAnsi" w:hAnsiTheme="majorHAnsi" w:cstheme="majorHAnsi"/>
+          <w:color w:val="FF0000"/>
+          <w:shd w:val="clear" w:color="auto" w:fill="FFFF00"/>
+          <w:rtl/>
+        </w:rPr>
+        <w:t>רפרנס</w:t>
+      </w:r>
+      <w:proofErr w:type="spellEnd"/>
     </w:p>
     <w:p>
       <w:pPr>
         <w:jc w:val="center"/>
         <w:rPr>
+          <w:rFonts w:asciiTheme="majorHAnsi" w:hAnsiTheme="majorHAnsi" w:cstheme="majorHAnsi"/>
+          <w:sz w:val="24"/>
+          <w:szCs w:val="24"/>
           <w:u w:val="single"/>
         </w:rPr>
       </w:pPr>
       <w:r>
         <w:rPr>
+          <w:rFonts w:asciiTheme="majorHAnsi" w:hAnsiTheme="majorHAnsi" w:cstheme="majorHAnsi"/>
+          <w:noProof/>
+          <w:sz w:val="24"/>
+          <w:szCs w:val="24"/>
           <w:u w:val="single"/>
         </w:rPr>
         <w:drawing>
           <wp:inline distT="0" distB="0" distL="0" distR="0" wp14:anchorId="69256A49" wp14:editId="5B6B5B7E">
-            <wp:extent cx="4604657" cy="2214269"/>
-            <wp:effectExtent l="0" t="0" r="5715" b="0"/>
+            <wp:extent cx="3737693" cy="1797367"/>
+            <wp:effectExtent l="0" t="0" r="0" b="0"/>
             <wp:docPr id="2" name="תמונה 2"/>
             <wp:cNvGraphicFramePr>
               <a:graphicFrameLocks xmlns:a="http://schemas.openxmlformats.org/drawingml/2006/main" noChangeAspect="1"/>
@@ -86,7 +331,7 @@
                   <pic:spPr>
                     <a:xfrm>
                       <a:off x="0" y="0"/>
-                      <a:ext cx="4611570" cy="2217593"/>
+                      <a:ext cx="3745486" cy="1801115"/>
                     </a:xfrm>
                     <a:prstGeom prst="rect">
                       <a:avLst/>
@@ -103,31 +348,43 @@
       <w:pPr>
         <w:jc w:val="center"/>
         <w:rPr>
+          <w:rFonts w:asciiTheme="majorHAnsi" w:hAnsiTheme="majorHAnsi" w:cstheme="majorHAnsi"/>
+          <w:sz w:val="24"/>
+          <w:szCs w:val="24"/>
           <w:u w:val="single"/>
         </w:rPr>
       </w:pPr>
       <w:r>
-        <w:t>“</w:t>
-      </w:r>
-      <w:r>
-        <w:t xml:space="preserve">Digital </w:t>
+        <w:rPr>
+          <w:rFonts w:asciiTheme="majorHAnsi" w:hAnsiTheme="majorHAnsi" w:cstheme="majorHAnsi"/>
+          <w:sz w:val="24"/>
+          <w:szCs w:val="24"/>
+        </w:rPr>
+        <w:t xml:space="preserve">“Digital </w:t>
       </w:r>
       <w:proofErr w:type="spellStart"/>
       <w:r>
+        <w:rPr>
+          <w:rFonts w:asciiTheme="majorHAnsi" w:hAnsiTheme="majorHAnsi" w:cstheme="majorHAnsi"/>
+          <w:sz w:val="24"/>
+          <w:szCs w:val="24"/>
+        </w:rPr>
         <w:t>Predistortion</w:t>
       </w:r>
       <w:proofErr w:type="spellEnd"/>
       <w:r>
-        <w:t xml:space="preserve"> of Power Amplifiers for Wireless Applications </w:t>
-      </w:r>
-      <w:r>
-        <w:t xml:space="preserve">“, </w:t>
-      </w:r>
-      <w:r>
-        <w:t xml:space="preserve">Lei Ding </w:t>
-      </w:r>
-      <w:r>
-        <w:rPr>
+        <w:rPr>
+          <w:rFonts w:asciiTheme="majorHAnsi" w:hAnsiTheme="majorHAnsi" w:cstheme="majorHAnsi"/>
+          <w:sz w:val="24"/>
+          <w:szCs w:val="24"/>
+        </w:rPr>
+        <w:t xml:space="preserve"> of Power Amplifiers for Wireless Applications “, Lei Ding </w:t>
+      </w:r>
+      <w:r>
+        <w:rPr>
+          <w:rFonts w:asciiTheme="majorHAnsi" w:hAnsiTheme="majorHAnsi" w:cstheme="majorHAnsi"/>
+          <w:sz w:val="24"/>
+          <w:szCs w:val="24"/>
           <w:u w:val="single"/>
         </w:rPr>
         <w:br w:type="page"/>
@@ -136,11 +393,17 @@
     <w:p>
       <w:pPr>
         <w:rPr>
+          <w:rFonts w:asciiTheme="majorHAnsi" w:hAnsiTheme="majorHAnsi" w:cstheme="majorHAnsi"/>
+          <w:sz w:val="24"/>
+          <w:szCs w:val="24"/>
           <w:u w:val="single"/>
         </w:rPr>
       </w:pPr>
       <w:r>
         <w:rPr>
+          <w:rFonts w:asciiTheme="majorHAnsi" w:hAnsiTheme="majorHAnsi" w:cstheme="majorHAnsi"/>
+          <w:sz w:val="24"/>
+          <w:szCs w:val="24"/>
           <w:u w:val="single"/>
         </w:rPr>
         <w:lastRenderedPageBreak/>
@@ -148,90 +411,190 @@
       </w:r>
       <w:r>
         <w:rPr>
+          <w:rFonts w:asciiTheme="majorHAnsi" w:hAnsiTheme="majorHAnsi" w:cstheme="majorHAnsi"/>
+          <w:sz w:val="24"/>
+          <w:szCs w:val="24"/>
           <w:u w:val="single"/>
         </w:rPr>
         <w:t xml:space="preserve"> and AM/PM</w:t>
       </w:r>
     </w:p>
     <w:p>
-      <w:r>
-        <w:t>AM/AM</w:t>
-      </w:r>
-      <w:r>
+      <w:pPr>
+        <w:rPr>
+          <w:rFonts w:asciiTheme="majorHAnsi" w:hAnsiTheme="majorHAnsi" w:cstheme="majorHAnsi"/>
+          <w:sz w:val="24"/>
+          <w:szCs w:val="24"/>
+        </w:rPr>
+      </w:pPr>
+      <w:r>
+        <w:rPr>
+          <w:rFonts w:asciiTheme="majorHAnsi" w:hAnsiTheme="majorHAnsi" w:cstheme="majorHAnsi"/>
+          <w:sz w:val="24"/>
+          <w:szCs w:val="24"/>
+        </w:rPr>
+        <w:t xml:space="preserve">AM/AM </w:t>
+      </w:r>
+      <w:r>
+        <w:rPr>
+          <w:rFonts w:asciiTheme="majorHAnsi" w:hAnsiTheme="majorHAnsi" w:cstheme="majorHAnsi"/>
+          <w:sz w:val="24"/>
+          <w:szCs w:val="24"/>
+        </w:rPr>
+        <w:t xml:space="preserve">and AM/PM </w:t>
+      </w:r>
+      <w:r>
+        <w:rPr>
+          <w:rFonts w:asciiTheme="majorHAnsi" w:hAnsiTheme="majorHAnsi" w:cstheme="majorHAnsi"/>
+          <w:sz w:val="24"/>
+          <w:szCs w:val="24"/>
+        </w:rPr>
+        <w:t>distortion</w:t>
+      </w:r>
+      <w:r>
+        <w:rPr>
+          <w:rFonts w:asciiTheme="majorHAnsi" w:hAnsiTheme="majorHAnsi" w:cstheme="majorHAnsi"/>
+          <w:sz w:val="24"/>
+          <w:szCs w:val="24"/>
+        </w:rPr>
+        <w:t>s</w:t>
+      </w:r>
+      <w:r>
+        <w:rPr>
+          <w:rFonts w:asciiTheme="majorHAnsi" w:hAnsiTheme="majorHAnsi" w:cstheme="majorHAnsi"/>
+          <w:sz w:val="24"/>
+          <w:szCs w:val="24"/>
+        </w:rPr>
         <w:t xml:space="preserve"> </w:t>
       </w:r>
       <w:r>
-        <w:t xml:space="preserve">and </w:t>
-      </w:r>
-      <w:r>
-        <w:t xml:space="preserve">AM/PM </w:t>
-      </w:r>
-      <w:r>
-        <w:t>disto</w:t>
-      </w:r>
-      <w:r>
-        <w:t>rtion</w:t>
-      </w:r>
-      <w:r>
+        <w:rPr>
+          <w:rFonts w:asciiTheme="majorHAnsi" w:hAnsiTheme="majorHAnsi" w:cstheme="majorHAnsi"/>
+          <w:sz w:val="24"/>
+          <w:szCs w:val="24"/>
+        </w:rPr>
+        <w:t xml:space="preserve">in power amplifiers </w:t>
+      </w:r>
+      <w:r>
+        <w:rPr>
+          <w:rFonts w:asciiTheme="majorHAnsi" w:hAnsiTheme="majorHAnsi" w:cstheme="majorHAnsi"/>
+          <w:sz w:val="24"/>
+          <w:szCs w:val="24"/>
+        </w:rPr>
+        <w:t xml:space="preserve">are </w:t>
+      </w:r>
+      <w:r>
+        <w:rPr>
+          <w:rFonts w:asciiTheme="majorHAnsi" w:hAnsiTheme="majorHAnsi" w:cstheme="majorHAnsi"/>
+          <w:sz w:val="24"/>
+          <w:szCs w:val="24"/>
+        </w:rPr>
+        <w:t>distortion</w:t>
+      </w:r>
+      <w:r>
+        <w:rPr>
+          <w:rFonts w:asciiTheme="majorHAnsi" w:hAnsiTheme="majorHAnsi" w:cstheme="majorHAnsi"/>
+          <w:sz w:val="24"/>
+          <w:szCs w:val="24"/>
+        </w:rPr>
         <w:t>s</w:t>
       </w:r>
       <w:r>
-        <w:t xml:space="preserve"> </w:t>
-      </w:r>
-      <w:r>
-        <w:t xml:space="preserve">in power amplifiers </w:t>
-      </w:r>
-      <w:r>
-        <w:t xml:space="preserve">are </w:t>
-      </w:r>
-      <w:r>
-        <w:t>distortion</w:t>
-      </w:r>
-      <w:r>
-        <w:t>s</w:t>
-      </w:r>
-      <w:r>
+        <w:rPr>
+          <w:rFonts w:asciiTheme="majorHAnsi" w:hAnsiTheme="majorHAnsi" w:cstheme="majorHAnsi"/>
+          <w:sz w:val="24"/>
+          <w:szCs w:val="24"/>
+        </w:rPr>
         <w:t xml:space="preserve"> occurring when the </w:t>
       </w:r>
       <w:r>
-        <w:t>power amplifier</w:t>
-      </w:r>
-      <w:r>
+        <w:rPr>
+          <w:rFonts w:asciiTheme="majorHAnsi" w:hAnsiTheme="majorHAnsi" w:cstheme="majorHAnsi"/>
+          <w:sz w:val="24"/>
+          <w:szCs w:val="24"/>
+        </w:rPr>
+        <w:t>PA</w:t>
+      </w:r>
+      <w:r>
+        <w:rPr>
+          <w:rFonts w:asciiTheme="majorHAnsi" w:hAnsiTheme="majorHAnsi" w:cstheme="majorHAnsi"/>
+          <w:sz w:val="24"/>
+          <w:szCs w:val="24"/>
+        </w:rPr>
         <w:t xml:space="preserve"> system</w:t>
       </w:r>
       <w:r>
+        <w:rPr>
+          <w:rFonts w:asciiTheme="majorHAnsi" w:hAnsiTheme="majorHAnsi" w:cstheme="majorHAnsi"/>
+          <w:sz w:val="24"/>
+          <w:szCs w:val="24"/>
+        </w:rPr>
         <w:t xml:space="preserve"> is</w:t>
       </w:r>
       <w:r>
+        <w:rPr>
+          <w:rFonts w:asciiTheme="majorHAnsi" w:hAnsiTheme="majorHAnsi" w:cstheme="majorHAnsi"/>
+          <w:sz w:val="24"/>
+          <w:szCs w:val="24"/>
+        </w:rPr>
         <w:t xml:space="preserve"> nonlinear</w:t>
       </w:r>
       <w:r>
+        <w:rPr>
+          <w:rFonts w:asciiTheme="majorHAnsi" w:hAnsiTheme="majorHAnsi" w:cstheme="majorHAnsi"/>
+          <w:sz w:val="24"/>
+          <w:szCs w:val="24"/>
+        </w:rPr>
         <w:t xml:space="preserve">. </w:t>
       </w:r>
       <w:r>
-        <w:t xml:space="preserve">Due to its nonlinearity, the power amplifier can create </w:t>
-      </w:r>
-      <w:r>
+        <w:rPr>
+          <w:rFonts w:asciiTheme="majorHAnsi" w:hAnsiTheme="majorHAnsi" w:cstheme="majorHAnsi"/>
+          <w:sz w:val="24"/>
+          <w:szCs w:val="24"/>
+        </w:rPr>
+        <w:t>Due to its nonlinearity, it</w:t>
+      </w:r>
+      <w:r>
+        <w:rPr>
+          <w:rFonts w:asciiTheme="majorHAnsi" w:hAnsiTheme="majorHAnsi" w:cstheme="majorHAnsi"/>
+          <w:sz w:val="24"/>
+          <w:szCs w:val="24"/>
+        </w:rPr>
+        <w:t xml:space="preserve"> can create </w:t>
+      </w:r>
+      <w:r>
+        <w:rPr>
+          <w:rFonts w:asciiTheme="majorHAnsi" w:hAnsiTheme="majorHAnsi" w:cstheme="majorHAnsi"/>
+          <w:sz w:val="24"/>
+          <w:szCs w:val="24"/>
+        </w:rPr>
         <w:t>harmonics of the fundamental frequency</w:t>
       </w:r>
       <w:r>
-        <w:t xml:space="preserve"> of the input signal. Moreover, it can</w:t>
-      </w:r>
-      <w:r>
-        <w:t xml:space="preserve"> </w:t>
-      </w:r>
-      <w:r>
-        <w:t>get</w:t>
-      </w:r>
-      <w:r>
-        <w:t xml:space="preserve"> a</w:t>
-      </w:r>
-      <w:r>
-        <w:t xml:space="preserve"> signal constructed of multiple frequency components, for </w:t>
+        <w:rPr>
+          <w:rFonts w:asciiTheme="majorHAnsi" w:hAnsiTheme="majorHAnsi" w:cstheme="majorHAnsi"/>
+          <w:sz w:val="24"/>
+          <w:szCs w:val="24"/>
+        </w:rPr>
+        <w:t xml:space="preserve"> of the input signal.</w:t>
+      </w:r>
+      <w:r>
+        <w:rPr>
+          <w:rFonts w:asciiTheme="majorHAnsi" w:hAnsiTheme="majorHAnsi" w:cstheme="majorHAnsi"/>
+          <w:sz w:val="24"/>
+          <w:szCs w:val="24"/>
+        </w:rPr>
+        <w:t xml:space="preserve"> For example, if a signal which has two fundamental frequencies</w:t>
       </w:r>
       <w:proofErr w:type="gramStart"/>
       <w:r>
-        <w:t xml:space="preserve">example </w:t>
+        <w:rPr>
+          <w:rFonts w:asciiTheme="majorHAnsi" w:hAnsiTheme="majorHAnsi" w:cstheme="majorHAnsi"/>
+          <w:sz w:val="24"/>
+          <w:szCs w:val="24"/>
+        </w:rPr>
+        <w:t xml:space="preserve">, </w:t>
       </w:r>
       <w:proofErr w:type="gramEnd"/>
       <m:oMath>
@@ -239,15 +602,19 @@
           <m:sSubPr>
             <m:ctrlPr>
               <w:rPr>
-                <w:rFonts w:ascii="Cambria Math" w:hAnsi="Cambria Math"/>
+                <w:rFonts w:ascii="Cambria Math" w:hAnsi="Cambria Math" w:cstheme="majorHAnsi"/>
                 <w:i/>
+                <w:sz w:val="24"/>
+                <w:szCs w:val="24"/>
               </w:rPr>
             </m:ctrlPr>
           </m:sSubPr>
           <m:e>
             <m:r>
               <w:rPr>
-                <w:rFonts w:ascii="Cambria Math" w:hAnsi="Cambria Math"/>
+                <w:rFonts w:ascii="Cambria Math" w:hAnsi="Cambria Math" w:cstheme="majorHAnsi"/>
+                <w:sz w:val="24"/>
+                <w:szCs w:val="24"/>
               </w:rPr>
               <m:t>f</m:t>
             </m:r>
@@ -255,7 +622,9 @@
           <m:sub>
             <m:r>
               <w:rPr>
-                <w:rFonts w:ascii="Cambria Math" w:hAnsi="Cambria Math"/>
+                <w:rFonts w:ascii="Cambria Math" w:hAnsi="Cambria Math" w:cstheme="majorHAnsi"/>
+                <w:sz w:val="24"/>
+                <w:szCs w:val="24"/>
               </w:rPr>
               <m:t>1</m:t>
             </m:r>
@@ -263,7 +632,9 @@
         </m:sSub>
         <m:r>
           <w:rPr>
-            <w:rFonts w:ascii="Cambria Math" w:hAnsi="Cambria Math"/>
+            <w:rFonts w:ascii="Cambria Math" w:hAnsi="Cambria Math" w:cstheme="majorHAnsi"/>
+            <w:sz w:val="24"/>
+            <w:szCs w:val="24"/>
           </w:rPr>
           <m:t>,</m:t>
         </m:r>
@@ -271,15 +642,19 @@
           <m:sSubPr>
             <m:ctrlPr>
               <w:rPr>
-                <w:rFonts w:ascii="Cambria Math" w:hAnsi="Cambria Math"/>
+                <w:rFonts w:ascii="Cambria Math" w:hAnsi="Cambria Math" w:cstheme="majorHAnsi"/>
                 <w:i/>
+                <w:sz w:val="24"/>
+                <w:szCs w:val="24"/>
               </w:rPr>
             </m:ctrlPr>
           </m:sSubPr>
           <m:e>
             <m:r>
               <w:rPr>
-                <w:rFonts w:ascii="Cambria Math" w:hAnsi="Cambria Math"/>
+                <w:rFonts w:ascii="Cambria Math" w:hAnsi="Cambria Math" w:cstheme="majorHAnsi"/>
+                <w:sz w:val="24"/>
+                <w:szCs w:val="24"/>
               </w:rPr>
               <m:t>f</m:t>
             </m:r>
@@ -287,7 +662,9 @@
           <m:sub>
             <m:r>
               <w:rPr>
-                <w:rFonts w:ascii="Cambria Math" w:hAnsi="Cambria Math"/>
+                <w:rFonts w:ascii="Cambria Math" w:hAnsi="Cambria Math" w:cstheme="majorHAnsi"/>
+                <w:sz w:val="24"/>
+                <w:szCs w:val="24"/>
               </w:rPr>
               <m:t>2</m:t>
             </m:r>
@@ -296,23 +673,82 @@
       </m:oMath>
       <w:r>
         <w:rPr>
-          <w:rFonts w:eastAsiaTheme="minorEastAsia"/>
-        </w:rPr>
-        <w:t xml:space="preserve">, </w:t>
-      </w:r>
-      <w:r>
-        <w:t xml:space="preserve">and due to nonlinearity, </w:t>
-      </w:r>
-      <w:r>
-        <w:t>create</w:t>
-      </w:r>
-      <w:r>
-        <w:t xml:space="preserve"> new frequency components, in the form of </w:t>
+          <w:rFonts w:asciiTheme="majorHAnsi" w:eastAsiaTheme="minorEastAsia" w:hAnsiTheme="majorHAnsi" w:cstheme="majorHAnsi"/>
+          <w:sz w:val="24"/>
+          <w:szCs w:val="24"/>
+        </w:rPr>
+        <w:t>,</w:t>
+      </w:r>
+      <w:r>
+        <w:rPr>
+          <w:rFonts w:asciiTheme="majorHAnsi" w:eastAsiaTheme="minorEastAsia" w:hAnsiTheme="majorHAnsi" w:cstheme="majorHAnsi"/>
+          <w:sz w:val="24"/>
+          <w:szCs w:val="24"/>
+        </w:rPr>
+        <w:t xml:space="preserve"> is entered into </w:t>
+      </w:r>
+      <w:r>
+        <w:rPr>
+          <w:rFonts w:asciiTheme="majorHAnsi" w:eastAsiaTheme="minorEastAsia" w:hAnsiTheme="majorHAnsi" w:cstheme="majorHAnsi"/>
+          <w:sz w:val="24"/>
+          <w:szCs w:val="24"/>
+        </w:rPr>
+        <w:t xml:space="preserve">a </w:t>
+      </w:r>
+      <w:r>
+        <w:rPr>
+          <w:rFonts w:asciiTheme="majorHAnsi" w:eastAsiaTheme="minorEastAsia" w:hAnsiTheme="majorHAnsi" w:cstheme="majorHAnsi"/>
+          <w:sz w:val="24"/>
+          <w:szCs w:val="24"/>
+        </w:rPr>
+        <w:t xml:space="preserve">nonlinear </w:t>
+      </w:r>
+      <w:r>
+        <w:rPr>
+          <w:rFonts w:asciiTheme="majorHAnsi" w:eastAsiaTheme="minorEastAsia" w:hAnsiTheme="majorHAnsi" w:cstheme="majorHAnsi"/>
+          <w:sz w:val="24"/>
+          <w:szCs w:val="24"/>
+        </w:rPr>
+        <w:t>PA</w:t>
+      </w:r>
+      <w:r>
+        <w:rPr>
+          <w:rFonts w:asciiTheme="majorHAnsi" w:eastAsiaTheme="minorEastAsia" w:hAnsiTheme="majorHAnsi" w:cstheme="majorHAnsi"/>
+          <w:sz w:val="24"/>
+          <w:szCs w:val="24"/>
+        </w:rPr>
+        <w:t>, output signal will contain</w:t>
+      </w:r>
+      <w:r>
+        <w:rPr>
+          <w:rFonts w:asciiTheme="majorHAnsi" w:hAnsiTheme="majorHAnsi" w:cstheme="majorHAnsi"/>
+          <w:sz w:val="24"/>
+          <w:szCs w:val="24"/>
+        </w:rPr>
+        <w:t xml:space="preserve"> new frequency components, </w:t>
+      </w:r>
+      <w:r>
+        <w:rPr>
+          <w:rFonts w:asciiTheme="majorHAnsi" w:hAnsiTheme="majorHAnsi" w:cstheme="majorHAnsi"/>
+          <w:sz w:val="24"/>
+          <w:szCs w:val="24"/>
+        </w:rPr>
+        <w:t xml:space="preserve">which will be </w:t>
+      </w:r>
+      <w:r>
+        <w:rPr>
+          <w:rFonts w:asciiTheme="majorHAnsi" w:hAnsiTheme="majorHAnsi" w:cstheme="majorHAnsi"/>
+          <w:sz w:val="24"/>
+          <w:szCs w:val="24"/>
+        </w:rPr>
+        <w:t xml:space="preserve">in the form of </w:t>
       </w:r>
       <m:oMath>
         <m:r>
           <w:rPr>
-            <w:rFonts w:ascii="Cambria Math" w:hAnsi="Cambria Math"/>
+            <w:rFonts w:ascii="Cambria Math" w:hAnsi="Cambria Math" w:cstheme="majorHAnsi"/>
+            <w:sz w:val="24"/>
+            <w:szCs w:val="24"/>
           </w:rPr>
           <m:t>n</m:t>
         </m:r>
@@ -320,15 +756,19 @@
           <m:sSubPr>
             <m:ctrlPr>
               <w:rPr>
-                <w:rFonts w:ascii="Cambria Math" w:hAnsi="Cambria Math"/>
+                <w:rFonts w:ascii="Cambria Math" w:hAnsi="Cambria Math" w:cstheme="majorHAnsi"/>
                 <w:i/>
+                <w:sz w:val="24"/>
+                <w:szCs w:val="24"/>
               </w:rPr>
             </m:ctrlPr>
           </m:sSubPr>
           <m:e>
             <m:r>
               <w:rPr>
-                <w:rFonts w:ascii="Cambria Math" w:hAnsi="Cambria Math"/>
+                <w:rFonts w:ascii="Cambria Math" w:hAnsi="Cambria Math" w:cstheme="majorHAnsi"/>
+                <w:sz w:val="24"/>
+                <w:szCs w:val="24"/>
               </w:rPr>
               <m:t>f</m:t>
             </m:r>
@@ -336,7 +776,9 @@
           <m:sub>
             <m:r>
               <w:rPr>
-                <w:rFonts w:ascii="Cambria Math" w:hAnsi="Cambria Math"/>
+                <w:rFonts w:ascii="Cambria Math" w:hAnsi="Cambria Math" w:cstheme="majorHAnsi"/>
+                <w:sz w:val="24"/>
+                <w:szCs w:val="24"/>
               </w:rPr>
               <m:t>1</m:t>
             </m:r>
@@ -344,7 +786,9 @@
         </m:sSub>
         <m:r>
           <w:rPr>
-            <w:rFonts w:ascii="Cambria Math" w:hAnsi="Cambria Math"/>
+            <w:rFonts w:ascii="Cambria Math" w:hAnsi="Cambria Math" w:cstheme="majorHAnsi"/>
+            <w:sz w:val="24"/>
+            <w:szCs w:val="24"/>
           </w:rPr>
           <m:t>±m</m:t>
         </m:r>
@@ -352,15 +796,19 @@
           <m:sSubPr>
             <m:ctrlPr>
               <w:rPr>
-                <w:rFonts w:ascii="Cambria Math" w:hAnsi="Cambria Math"/>
+                <w:rFonts w:ascii="Cambria Math" w:hAnsi="Cambria Math" w:cstheme="majorHAnsi"/>
                 <w:i/>
+                <w:sz w:val="24"/>
+                <w:szCs w:val="24"/>
               </w:rPr>
             </m:ctrlPr>
           </m:sSubPr>
           <m:e>
             <m:r>
               <w:rPr>
-                <w:rFonts w:ascii="Cambria Math" w:hAnsi="Cambria Math"/>
+                <w:rFonts w:ascii="Cambria Math" w:hAnsi="Cambria Math" w:cstheme="majorHAnsi"/>
+                <w:sz w:val="24"/>
+                <w:szCs w:val="24"/>
               </w:rPr>
               <m:t>f</m:t>
             </m:r>
@@ -368,7 +816,9 @@
           <m:sub>
             <m:r>
               <w:rPr>
-                <w:rFonts w:ascii="Cambria Math" w:hAnsi="Cambria Math"/>
+                <w:rFonts w:ascii="Cambria Math" w:hAnsi="Cambria Math" w:cstheme="majorHAnsi"/>
+                <w:sz w:val="24"/>
+                <w:szCs w:val="24"/>
               </w:rPr>
               <m:t>2</m:t>
             </m:r>
@@ -377,393 +827,324 @@
       </m:oMath>
       <w:r>
         <w:rPr>
-          <w:rFonts w:eastAsiaTheme="minorEastAsia"/>
+          <w:rFonts w:asciiTheme="majorHAnsi" w:eastAsiaTheme="minorEastAsia" w:hAnsiTheme="majorHAnsi" w:cstheme="majorHAnsi"/>
+          <w:sz w:val="24"/>
+          <w:szCs w:val="24"/>
+        </w:rPr>
+        <w:t>, when n and m are integers</w:t>
+      </w:r>
+      <w:r>
+        <w:rPr>
+          <w:rFonts w:asciiTheme="majorHAnsi" w:eastAsiaTheme="minorEastAsia" w:hAnsiTheme="majorHAnsi" w:cstheme="majorHAnsi"/>
+          <w:sz w:val="24"/>
+          <w:szCs w:val="24"/>
         </w:rPr>
         <w:t>.</w:t>
+      </w:r>
+      <w:r>
+        <w:rPr>
+          <w:rFonts w:asciiTheme="majorHAnsi" w:hAnsiTheme="majorHAnsi" w:cstheme="majorHAnsi"/>
+          <w:sz w:val="24"/>
+          <w:szCs w:val="24"/>
+        </w:rPr>
+        <w:t xml:space="preserve"> Out-of-band frequencies </w:t>
+      </w:r>
+      <w:r>
+        <w:rPr>
+          <w:rFonts w:asciiTheme="majorHAnsi" w:eastAsiaTheme="minorEastAsia" w:hAnsiTheme="majorHAnsi" w:cstheme="majorHAnsi"/>
+          <w:sz w:val="24"/>
+          <w:szCs w:val="24"/>
+        </w:rPr>
+        <w:t>can be ignored by filters</w:t>
+      </w:r>
+      <w:r>
+        <w:rPr>
+          <w:rFonts w:asciiTheme="majorHAnsi" w:eastAsiaTheme="minorEastAsia" w:hAnsiTheme="majorHAnsi" w:cstheme="majorHAnsi"/>
+          <w:sz w:val="24"/>
+          <w:szCs w:val="24"/>
+        </w:rPr>
+        <w:t>, however</w:t>
+      </w:r>
+      <w:r>
+        <w:rPr>
+          <w:rFonts w:asciiTheme="majorHAnsi" w:eastAsiaTheme="minorEastAsia" w:hAnsiTheme="majorHAnsi" w:cstheme="majorHAnsi"/>
+          <w:sz w:val="24"/>
+          <w:szCs w:val="24"/>
+        </w:rPr>
+        <w:t xml:space="preserve">, </w:t>
+      </w:r>
+      <w:r>
+        <w:rPr>
+          <w:rFonts w:asciiTheme="majorHAnsi" w:eastAsiaTheme="minorEastAsia" w:hAnsiTheme="majorHAnsi" w:cstheme="majorHAnsi"/>
+          <w:sz w:val="24"/>
+          <w:szCs w:val="24"/>
+        </w:rPr>
+        <w:t xml:space="preserve">in-band </w:t>
+      </w:r>
+      <w:r>
+        <w:rPr>
+          <w:rFonts w:asciiTheme="majorHAnsi" w:eastAsiaTheme="minorEastAsia" w:hAnsiTheme="majorHAnsi" w:cstheme="majorHAnsi"/>
+          <w:sz w:val="24"/>
+          <w:szCs w:val="24"/>
+        </w:rPr>
+        <w:t>frequencies cannot.</w:t>
       </w:r>
     </w:p>
     <w:p>
       <w:pPr>
         <w:rPr>
-          <w:rFonts w:eastAsiaTheme="minorEastAsia"/>
+          <w:rFonts w:asciiTheme="majorHAnsi" w:hAnsiTheme="majorHAnsi" w:cstheme="majorHAnsi"/>
+          <w:sz w:val="24"/>
+          <w:szCs w:val="24"/>
         </w:rPr>
       </w:pPr>
       <w:r>
-        <w:t>In narrowband</w:t>
-      </w:r>
-      <w:r>
-        <w:t xml:space="preserve"> system</w:t>
-      </w:r>
-      <w:r>
-        <w:t xml:space="preserve">s, intermodulation distortion at distant frequencies such as </w:t>
-      </w:r>
-      <m:oMath>
-        <m:r>
-          <w:rPr>
-            <w:rFonts w:ascii="Cambria Math" w:hAnsi="Cambria Math"/>
-          </w:rPr>
-          <m:t>2</m:t>
-        </m:r>
-        <m:sSub>
-          <m:sSubPr>
-            <m:ctrlPr>
-              <w:rPr>
-                <w:rFonts w:ascii="Cambria Math" w:hAnsi="Cambria Math"/>
-                <w:i/>
-              </w:rPr>
-            </m:ctrlPr>
-          </m:sSubPr>
-          <m:e>
-            <m:r>
-              <w:rPr>
-                <w:rFonts w:ascii="Cambria Math" w:hAnsi="Cambria Math"/>
-              </w:rPr>
-              <m:t>f</m:t>
-            </m:r>
-          </m:e>
-          <m:sub>
-            <m:r>
-              <w:rPr>
-                <w:rFonts w:ascii="Cambria Math" w:hAnsi="Cambria Math"/>
-              </w:rPr>
-              <m:t>1</m:t>
-            </m:r>
-          </m:sub>
-        </m:sSub>
-        <m:r>
-          <w:rPr>
-            <w:rFonts w:ascii="Cambria Math" w:hAnsi="Cambria Math"/>
-          </w:rPr>
-          <m:t>+</m:t>
-        </m:r>
-        <m:sSub>
-          <m:sSubPr>
-            <m:ctrlPr>
-              <w:rPr>
-                <w:rFonts w:ascii="Cambria Math" w:hAnsi="Cambria Math"/>
-                <w:i/>
-              </w:rPr>
-            </m:ctrlPr>
-          </m:sSubPr>
-          <m:e>
-            <m:r>
-              <w:rPr>
-                <w:rFonts w:ascii="Cambria Math" w:hAnsi="Cambria Math"/>
-              </w:rPr>
-              <m:t>f</m:t>
-            </m:r>
-          </m:e>
-          <m:sub>
-            <m:r>
-              <w:rPr>
-                <w:rFonts w:ascii="Cambria Math" w:hAnsi="Cambria Math"/>
-              </w:rPr>
-              <m:t>2</m:t>
-            </m:r>
-          </m:sub>
-        </m:sSub>
-      </m:oMath>
-      <w:r>
-        <w:rPr>
-          <w:rFonts w:eastAsiaTheme="minorEastAsia"/>
-        </w:rPr>
-        <w:t xml:space="preserve"> or </w:t>
-      </w:r>
-      <m:oMath>
-        <m:sSub>
-          <m:sSubPr>
-            <m:ctrlPr>
-              <w:rPr>
-                <w:rFonts w:ascii="Cambria Math" w:eastAsiaTheme="minorEastAsia" w:hAnsi="Cambria Math"/>
-                <w:i/>
-              </w:rPr>
-            </m:ctrlPr>
-          </m:sSubPr>
-          <m:e>
-            <m:r>
-              <w:rPr>
-                <w:rFonts w:ascii="Cambria Math" w:eastAsiaTheme="minorEastAsia" w:hAnsi="Cambria Math"/>
-              </w:rPr>
-              <m:t>f</m:t>
-            </m:r>
-          </m:e>
-          <m:sub>
-            <m:r>
-              <w:rPr>
-                <w:rFonts w:ascii="Cambria Math" w:eastAsiaTheme="minorEastAsia" w:hAnsi="Cambria Math"/>
-              </w:rPr>
-              <m:t>1</m:t>
-            </m:r>
-          </m:sub>
-        </m:sSub>
-        <m:r>
-          <w:rPr>
-            <w:rFonts w:ascii="Cambria Math" w:eastAsiaTheme="minorEastAsia" w:hAnsi="Cambria Math"/>
-          </w:rPr>
-          <m:t>-</m:t>
-        </m:r>
-        <m:sSub>
-          <m:sSubPr>
-            <m:ctrlPr>
-              <w:rPr>
-                <w:rFonts w:ascii="Cambria Math" w:eastAsiaTheme="minorEastAsia" w:hAnsi="Cambria Math"/>
-                <w:i/>
-              </w:rPr>
-            </m:ctrlPr>
-          </m:sSubPr>
-          <m:e>
-            <m:r>
-              <w:rPr>
-                <w:rFonts w:ascii="Cambria Math" w:eastAsiaTheme="minorEastAsia" w:hAnsi="Cambria Math"/>
-              </w:rPr>
-              <m:t>f</m:t>
-            </m:r>
-          </m:e>
-          <m:sub>
-            <m:r>
-              <w:rPr>
-                <w:rFonts w:ascii="Cambria Math" w:eastAsiaTheme="minorEastAsia" w:hAnsi="Cambria Math"/>
-              </w:rPr>
-              <m:t>2</m:t>
-            </m:r>
-          </m:sub>
-        </m:sSub>
-      </m:oMath>
-      <w:r>
-        <w:rPr>
-          <w:rFonts w:eastAsiaTheme="minorEastAsia"/>
-        </w:rPr>
-        <w:t xml:space="preserve"> in the above example can be ignored by filters. In contrast, frequencies which are close to original frequencies, such as </w:t>
-      </w:r>
-      <m:oMath>
-        <m:r>
-          <w:rPr>
-            <w:rFonts w:ascii="Cambria Math" w:eastAsiaTheme="minorEastAsia" w:hAnsi="Cambria Math"/>
-          </w:rPr>
-          <m:t>2</m:t>
-        </m:r>
-        <m:sSub>
-          <m:sSubPr>
-            <m:ctrlPr>
-              <w:rPr>
-                <w:rFonts w:ascii="Cambria Math" w:eastAsiaTheme="minorEastAsia" w:hAnsi="Cambria Math"/>
-                <w:i/>
-              </w:rPr>
-            </m:ctrlPr>
-          </m:sSubPr>
-          <m:e>
-            <m:r>
-              <w:rPr>
-                <w:rFonts w:ascii="Cambria Math" w:eastAsiaTheme="minorEastAsia" w:hAnsi="Cambria Math"/>
-              </w:rPr>
-              <m:t>f</m:t>
-            </m:r>
-          </m:e>
-          <m:sub>
-            <m:r>
-              <w:rPr>
-                <w:rFonts w:ascii="Cambria Math" w:eastAsiaTheme="minorEastAsia" w:hAnsi="Cambria Math"/>
-              </w:rPr>
-              <m:t>1</m:t>
-            </m:r>
-          </m:sub>
-        </m:sSub>
-        <m:r>
-          <w:rPr>
-            <w:rFonts w:ascii="Cambria Math" w:eastAsiaTheme="minorEastAsia" w:hAnsi="Cambria Math"/>
-          </w:rPr>
-          <m:t>-</m:t>
-        </m:r>
-        <m:sSub>
-          <m:sSubPr>
-            <m:ctrlPr>
-              <w:rPr>
-                <w:rFonts w:ascii="Cambria Math" w:eastAsiaTheme="minorEastAsia" w:hAnsi="Cambria Math"/>
-                <w:i/>
-              </w:rPr>
-            </m:ctrlPr>
-          </m:sSubPr>
-          <m:e>
-            <m:r>
-              <w:rPr>
-                <w:rFonts w:ascii="Cambria Math" w:eastAsiaTheme="minorEastAsia" w:hAnsi="Cambria Math"/>
-              </w:rPr>
-              <m:t>f</m:t>
-            </m:r>
-          </m:e>
-          <m:sub>
-            <m:r>
-              <w:rPr>
-                <w:rFonts w:ascii="Cambria Math" w:eastAsiaTheme="minorEastAsia" w:hAnsi="Cambria Math"/>
-              </w:rPr>
-              <m:t>2</m:t>
-            </m:r>
-          </m:sub>
-        </m:sSub>
-      </m:oMath>
-      <w:r>
-        <w:rPr>
-          <w:rFonts w:eastAsiaTheme="minorEastAsia"/>
-        </w:rPr>
-        <w:t xml:space="preserve"> or </w:t>
-      </w:r>
-      <m:oMath>
-        <m:r>
-          <w:rPr>
-            <w:rFonts w:ascii="Cambria Math" w:eastAsiaTheme="minorEastAsia" w:hAnsi="Cambria Math"/>
-          </w:rPr>
-          <m:t>2</m:t>
-        </m:r>
-        <m:sSub>
-          <m:sSubPr>
-            <m:ctrlPr>
-              <w:rPr>
-                <w:rFonts w:ascii="Cambria Math" w:eastAsiaTheme="minorEastAsia" w:hAnsi="Cambria Math"/>
-                <w:i/>
-              </w:rPr>
-            </m:ctrlPr>
-          </m:sSubPr>
-          <m:e>
-            <m:r>
-              <w:rPr>
-                <w:rFonts w:ascii="Cambria Math" w:eastAsiaTheme="minorEastAsia" w:hAnsi="Cambria Math"/>
-              </w:rPr>
-              <m:t>f</m:t>
-            </m:r>
-          </m:e>
-          <m:sub>
-            <m:r>
-              <w:rPr>
-                <w:rFonts w:ascii="Cambria Math" w:eastAsiaTheme="minorEastAsia" w:hAnsi="Cambria Math"/>
-              </w:rPr>
-              <m:t>2</m:t>
-            </m:r>
-          </m:sub>
-        </m:sSub>
-        <m:r>
-          <w:rPr>
-            <w:rFonts w:ascii="Cambria Math" w:eastAsiaTheme="minorEastAsia" w:hAnsi="Cambria Math"/>
-          </w:rPr>
-          <m:t>-</m:t>
-        </m:r>
-        <m:sSub>
-          <m:sSubPr>
-            <m:ctrlPr>
-              <w:rPr>
-                <w:rFonts w:ascii="Cambria Math" w:eastAsiaTheme="minorEastAsia" w:hAnsi="Cambria Math"/>
-                <w:i/>
-              </w:rPr>
-            </m:ctrlPr>
-          </m:sSubPr>
-          <m:e>
-            <m:r>
-              <w:rPr>
-                <w:rFonts w:ascii="Cambria Math" w:eastAsiaTheme="minorEastAsia" w:hAnsi="Cambria Math"/>
-              </w:rPr>
-              <m:t>f</m:t>
-            </m:r>
-          </m:e>
-          <m:sub>
-            <m:r>
-              <w:rPr>
-                <w:rFonts w:ascii="Cambria Math" w:eastAsiaTheme="minorEastAsia" w:hAnsi="Cambria Math"/>
-              </w:rPr>
-              <m:t>1</m:t>
-            </m:r>
-          </m:sub>
-        </m:sSub>
-      </m:oMath>
-      <w:r>
-        <w:rPr>
-          <w:rFonts w:eastAsiaTheme="minorEastAsia"/>
-        </w:rPr>
-        <w:t xml:space="preserve"> in the above example, cannot be ignored by filters. This kind of distortion is called “n-</w:t>
-      </w:r>
-      <w:proofErr w:type="spellStart"/>
-      <w:r>
-        <w:rPr>
-          <w:rFonts w:eastAsiaTheme="minorEastAsia"/>
-        </w:rPr>
-        <w:t>th</w:t>
-      </w:r>
-      <w:proofErr w:type="spellEnd"/>
-      <w:r>
-        <w:rPr>
-          <w:rFonts w:eastAsiaTheme="minorEastAsia"/>
-        </w:rPr>
-        <w:t xml:space="preserve"> order distortion”, while n is the power of the exponent of the nonlinear system which caused the creation of the </w:t>
-      </w:r>
-      <w:bookmarkStart w:id="0" w:name="_GoBack"/>
-      <w:bookmarkEnd w:id="0"/>
-      <w:r>
-        <w:rPr>
-          <w:rFonts w:eastAsiaTheme="minorEastAsia"/>
-        </w:rPr>
-        <w:t>frequency component.</w:t>
+        <w:rPr>
+          <w:rFonts w:asciiTheme="majorHAnsi" w:hAnsiTheme="majorHAnsi" w:cstheme="majorHAnsi"/>
+          <w:sz w:val="24"/>
+          <w:szCs w:val="24"/>
+        </w:rPr>
+        <w:t>A</w:t>
+      </w:r>
+      <w:r>
+        <w:rPr>
+          <w:rFonts w:asciiTheme="majorHAnsi" w:hAnsiTheme="majorHAnsi" w:cstheme="majorHAnsi"/>
+          <w:sz w:val="24"/>
+          <w:szCs w:val="24"/>
+        </w:rPr>
+        <w:t>M/AM distortion is when outp</w:t>
+      </w:r>
+      <w:r>
+        <w:rPr>
+          <w:rFonts w:asciiTheme="majorHAnsi" w:hAnsiTheme="majorHAnsi" w:cstheme="majorHAnsi"/>
+          <w:sz w:val="24"/>
+          <w:szCs w:val="24"/>
+        </w:rPr>
+        <w:t>ut</w:t>
+      </w:r>
+      <w:r>
+        <w:rPr>
+          <w:rFonts w:asciiTheme="majorHAnsi" w:hAnsiTheme="majorHAnsi" w:cstheme="majorHAnsi"/>
+          <w:sz w:val="24"/>
+          <w:szCs w:val="24"/>
+        </w:rPr>
+        <w:t xml:space="preserve"> amplitude </w:t>
+      </w:r>
+      <w:r>
+        <w:rPr>
+          <w:rFonts w:asciiTheme="majorHAnsi" w:hAnsiTheme="majorHAnsi" w:cstheme="majorHAnsi"/>
+          <w:sz w:val="24"/>
+          <w:szCs w:val="24"/>
+        </w:rPr>
+        <w:t xml:space="preserve">is not a linear function of </w:t>
+      </w:r>
+      <w:r>
+        <w:rPr>
+          <w:rFonts w:asciiTheme="majorHAnsi" w:hAnsiTheme="majorHAnsi" w:cstheme="majorHAnsi"/>
+          <w:sz w:val="24"/>
+          <w:szCs w:val="24"/>
+        </w:rPr>
+        <w:t>input signal amplitude</w:t>
+      </w:r>
+      <w:r>
+        <w:rPr>
+          <w:rFonts w:asciiTheme="majorHAnsi" w:hAnsiTheme="majorHAnsi" w:cstheme="majorHAnsi"/>
+          <w:sz w:val="24"/>
+          <w:szCs w:val="24"/>
+        </w:rPr>
+        <w:t>.</w:t>
+      </w:r>
+      <w:r>
+        <w:rPr>
+          <w:rFonts w:asciiTheme="majorHAnsi" w:hAnsiTheme="majorHAnsi" w:cstheme="majorHAnsi"/>
+          <w:sz w:val="24"/>
+          <w:szCs w:val="24"/>
+        </w:rPr>
+        <w:t xml:space="preserve"> It </w:t>
+      </w:r>
+      <w:r>
+        <w:rPr>
+          <w:rFonts w:asciiTheme="majorHAnsi" w:hAnsiTheme="majorHAnsi" w:cstheme="majorHAnsi"/>
+          <w:sz w:val="24"/>
+          <w:szCs w:val="24"/>
+        </w:rPr>
+        <w:t xml:space="preserve">usually happens in the </w:t>
+      </w:r>
+      <w:r>
+        <w:rPr>
+          <w:rFonts w:asciiTheme="majorHAnsi" w:hAnsiTheme="majorHAnsi" w:cstheme="majorHAnsi"/>
+          <w:sz w:val="24"/>
+          <w:szCs w:val="24"/>
+        </w:rPr>
+        <w:t>higher</w:t>
+      </w:r>
+      <w:r>
+        <w:rPr>
+          <w:rFonts w:asciiTheme="majorHAnsi" w:hAnsiTheme="majorHAnsi" w:cstheme="majorHAnsi"/>
+          <w:sz w:val="24"/>
+          <w:szCs w:val="24"/>
+        </w:rPr>
+        <w:t xml:space="preserve"> range of input signal amplitude</w:t>
+      </w:r>
+      <w:r>
+        <w:rPr>
+          <w:rFonts w:asciiTheme="majorHAnsi" w:hAnsiTheme="majorHAnsi" w:cstheme="majorHAnsi"/>
+          <w:sz w:val="24"/>
+          <w:szCs w:val="24"/>
+        </w:rPr>
+        <w:t>s</w:t>
+      </w:r>
+      <w:r>
+        <w:rPr>
+          <w:rFonts w:asciiTheme="majorHAnsi" w:hAnsiTheme="majorHAnsi" w:cstheme="majorHAnsi"/>
+          <w:sz w:val="24"/>
+          <w:szCs w:val="24"/>
+        </w:rPr>
+        <w:t>.</w:t>
+      </w:r>
+      <w:r>
+        <w:rPr>
+          <w:rFonts w:asciiTheme="majorHAnsi" w:hAnsiTheme="majorHAnsi" w:cstheme="majorHAnsi"/>
+          <w:sz w:val="24"/>
+          <w:szCs w:val="24"/>
+        </w:rPr>
+        <w:t xml:space="preserve"> This nonlinearity, </w:t>
+      </w:r>
+      <w:r>
+        <w:rPr>
+          <w:rFonts w:asciiTheme="majorHAnsi" w:hAnsiTheme="majorHAnsi" w:cstheme="majorHAnsi"/>
+          <w:sz w:val="24"/>
+          <w:szCs w:val="24"/>
+        </w:rPr>
+        <w:t>has</w:t>
+      </w:r>
+      <w:r>
+        <w:rPr>
+          <w:rFonts w:asciiTheme="majorHAnsi" w:hAnsiTheme="majorHAnsi" w:cstheme="majorHAnsi"/>
+          <w:sz w:val="24"/>
+          <w:szCs w:val="24"/>
+        </w:rPr>
+        <w:t xml:space="preserve"> </w:t>
+      </w:r>
+      <w:r>
+        <w:rPr>
+          <w:rFonts w:asciiTheme="majorHAnsi" w:hAnsiTheme="majorHAnsi" w:cstheme="majorHAnsi"/>
+          <w:sz w:val="24"/>
+          <w:szCs w:val="24"/>
+        </w:rPr>
+        <w:t>been</w:t>
+      </w:r>
+      <w:r>
+        <w:rPr>
+          <w:rFonts w:asciiTheme="majorHAnsi" w:hAnsiTheme="majorHAnsi" w:cstheme="majorHAnsi"/>
+          <w:sz w:val="24"/>
+          <w:szCs w:val="24"/>
+        </w:rPr>
+        <w:t xml:space="preserve"> accepted in</w:t>
+      </w:r>
+      <w:r>
+        <w:rPr>
+          <w:rFonts w:asciiTheme="majorHAnsi" w:hAnsiTheme="majorHAnsi" w:cstheme="majorHAnsi"/>
+          <w:sz w:val="24"/>
+          <w:szCs w:val="24"/>
+        </w:rPr>
+        <w:t xml:space="preserve"> our</w:t>
+      </w:r>
+      <w:r>
+        <w:rPr>
+          <w:rFonts w:asciiTheme="majorHAnsi" w:hAnsiTheme="majorHAnsi" w:cstheme="majorHAnsi"/>
+          <w:sz w:val="24"/>
+          <w:szCs w:val="24"/>
+        </w:rPr>
+        <w:t xml:space="preserve"> lab’s </w:t>
+      </w:r>
+      <w:r>
+        <w:rPr>
+          <w:rFonts w:asciiTheme="majorHAnsi" w:hAnsiTheme="majorHAnsi" w:cstheme="majorHAnsi"/>
+          <w:sz w:val="24"/>
+          <w:szCs w:val="24"/>
+        </w:rPr>
+        <w:t>PA</w:t>
+      </w:r>
+      <w:r>
+        <w:rPr>
+          <w:rFonts w:asciiTheme="majorHAnsi" w:hAnsiTheme="majorHAnsi" w:cstheme="majorHAnsi"/>
+          <w:sz w:val="24"/>
+          <w:szCs w:val="24"/>
+        </w:rPr>
+        <w:t xml:space="preserve">, </w:t>
+      </w:r>
+      <w:r>
+        <w:rPr>
+          <w:rFonts w:asciiTheme="majorHAnsi" w:hAnsiTheme="majorHAnsi" w:cstheme="majorHAnsi"/>
+          <w:sz w:val="24"/>
+          <w:szCs w:val="24"/>
+        </w:rPr>
+        <w:t>and</w:t>
+      </w:r>
+      <w:r>
+        <w:rPr>
+          <w:rFonts w:asciiTheme="majorHAnsi" w:hAnsiTheme="majorHAnsi" w:cstheme="majorHAnsi"/>
+          <w:sz w:val="24"/>
+          <w:szCs w:val="24"/>
+        </w:rPr>
+        <w:t xml:space="preserve"> </w:t>
+      </w:r>
+      <w:r>
+        <w:rPr>
+          <w:rFonts w:asciiTheme="majorHAnsi" w:hAnsiTheme="majorHAnsi" w:cstheme="majorHAnsi"/>
+          <w:sz w:val="24"/>
+          <w:szCs w:val="24"/>
+        </w:rPr>
+        <w:t>illustrated</w:t>
+      </w:r>
+      <w:r>
+        <w:rPr>
+          <w:rFonts w:asciiTheme="majorHAnsi" w:hAnsiTheme="majorHAnsi" w:cstheme="majorHAnsi"/>
+          <w:sz w:val="24"/>
+          <w:szCs w:val="24"/>
+        </w:rPr>
+        <w:t xml:space="preserve"> in figure-2</w:t>
+      </w:r>
+      <w:r>
+        <w:rPr>
+          <w:rFonts w:asciiTheme="majorHAnsi" w:hAnsiTheme="majorHAnsi" w:cstheme="majorHAnsi"/>
+          <w:sz w:val="24"/>
+          <w:szCs w:val="24"/>
+        </w:rPr>
+        <w:t>, where the output amplitude is shown vs input signal amplitude.</w:t>
       </w:r>
     </w:p>
     <w:p>
-      <w:r>
-        <w:t>A</w:t>
-      </w:r>
-      <w:r>
-        <w:t>M/AM distortion is when output’s amplitude is not a linear function of the input signal amplitude, as wanted in a power amplifier. This nonlinearity can be represented in a graph, where the output amplitude is shown vs input signal amplitude.</w:t>
-      </w:r>
-    </w:p>
-    <w:p>
-      <w:r>
-        <w:t>A</w:t>
-      </w:r>
-      <w:r>
-        <w:t>M/PM</w:t>
-      </w:r>
-      <w:r>
-        <w:t xml:space="preserve"> distortion is when </w:t>
-      </w:r>
-      <w:r>
-        <w:t xml:space="preserve">the phase difference between </w:t>
-      </w:r>
-      <w:r>
-        <w:t>output</w:t>
-      </w:r>
-      <w:r>
-        <w:t xml:space="preserve"> and input signal</w:t>
-      </w:r>
-      <w:r>
-        <w:t xml:space="preserve"> </w:t>
-      </w:r>
-      <w:r>
-        <w:t xml:space="preserve">depends on </w:t>
-      </w:r>
-      <w:r>
-        <w:t xml:space="preserve">input signal amplitude, </w:t>
-      </w:r>
-      <w:r>
-        <w:t>which is unwanted</w:t>
-      </w:r>
-      <w:r>
-        <w:t xml:space="preserve"> in a power amplifier. This </w:t>
-      </w:r>
-      <w:r>
-        <w:t>dependence</w:t>
-      </w:r>
-      <w:r>
-        <w:t xml:space="preserve"> can be represented in a g</w:t>
-      </w:r>
-      <w:r>
-        <w:t>raph, where the phase difference between input and output</w:t>
-      </w:r>
-      <w:r>
-        <w:t xml:space="preserve"> is shown vs input signal amplitude.</w:t>
-      </w:r>
-    </w:p>
-    <w:p>
-      <w:r>
+      <w:pPr>
+        <w:rPr>
+          <w:rFonts w:asciiTheme="majorHAnsi" w:hAnsiTheme="majorHAnsi" w:cstheme="majorHAnsi"/>
+          <w:sz w:val="24"/>
+          <w:szCs w:val="24"/>
+        </w:rPr>
+      </w:pPr>
+      <w:r>
+        <w:rPr>
+          <w:rFonts w:asciiTheme="majorHAnsi" w:hAnsiTheme="majorHAnsi" w:cstheme="majorHAnsi"/>
+          <w:noProof/>
+          <w:color w:val="000000"/>
+          <w:sz w:val="24"/>
+          <w:szCs w:val="24"/>
+          <w:bdr w:val="none" w:sz="0" w:space="0" w:color="auto" w:frame="1"/>
+        </w:rPr>
         <w:drawing>
-          <wp:inline distT="0" distB="0" distL="0" distR="0" wp14:anchorId="140210C1" wp14:editId="05014617">
-            <wp:extent cx="5943600" cy="2581910"/>
-            <wp:effectExtent l="0" t="0" r="0" b="8890"/>
-            <wp:docPr id="1" name="תמונה 1"/>
+          <wp:anchor distT="0" distB="0" distL="114300" distR="114300" simplePos="0" relativeHeight="251658240" behindDoc="0" locked="0" layoutInCell="1" allowOverlap="1">
+            <wp:simplePos x="0" y="0"/>
+            <wp:positionH relativeFrom="margin">
+              <wp:align>center</wp:align>
+            </wp:positionH>
+            <wp:positionV relativeFrom="paragraph">
+              <wp:posOffset>14638</wp:posOffset>
+            </wp:positionV>
+            <wp:extent cx="5278755" cy="3954780"/>
+            <wp:effectExtent l="0" t="0" r="0" b="7620"/>
+            <wp:wrapSquare wrapText="bothSides"/>
+            <wp:docPr id="3" name="תמונה 3" descr="https://lh5.googleusercontent.com/Mfulv0SRR996B-z0QHMTf7xGdK9kvM_KBwx4mhsBKGnv_8B6qWlY6lU0EW_sPDsaavwaoC14CBXFLDz4EhX9bIMODB-6gjREE3knWcb4_2O9HfHglTaMq32kUGx66pJPEkSosPfC-eFZfO0dUQ"/>
             <wp:cNvGraphicFramePr>
               <a:graphicFrameLocks xmlns:a="http://schemas.openxmlformats.org/drawingml/2006/main" noChangeAspect="1"/>
             </wp:cNvGraphicFramePr>
@@ -771,28 +1152,47 @@
               <a:graphicData uri="http://schemas.openxmlformats.org/drawingml/2006/picture">
                 <pic:pic xmlns:pic="http://schemas.openxmlformats.org/drawingml/2006/picture">
                   <pic:nvPicPr>
-                    <pic:cNvPr id="1" name=""/>
-                    <pic:cNvPicPr/>
+                    <pic:cNvPr id="0" name="Picture 1" descr="https://lh5.googleusercontent.com/Mfulv0SRR996B-z0QHMTf7xGdK9kvM_KBwx4mhsBKGnv_8B6qWlY6lU0EW_sPDsaavwaoC14CBXFLDz4EhX9bIMODB-6gjREE3knWcb4_2O9HfHglTaMq32kUGx66pJPEkSosPfC-eFZfO0dUQ"/>
+                    <pic:cNvPicPr>
+                      <a:picLocks noChangeAspect="1" noChangeArrowheads="1"/>
+                    </pic:cNvPicPr>
                   </pic:nvPicPr>
                   <pic:blipFill>
-                    <a:blip r:embed="rId5"/>
+                    <a:blip r:embed="rId5">
+                      <a:extLst>
+                        <a:ext uri="{28A0092B-C50C-407E-A947-70E740481C1C}">
+                          <a14:useLocalDpi xmlns:a14="http://schemas.microsoft.com/office/drawing/2010/main" val="0"/>
+                        </a:ext>
+                      </a:extLst>
+                    </a:blip>
+                    <a:srcRect/>
                     <a:stretch>
                       <a:fillRect/>
                     </a:stretch>
                   </pic:blipFill>
-                  <pic:spPr>
+                  <pic:spPr bwMode="auto">
                     <a:xfrm>
                       <a:off x="0" y="0"/>
-                      <a:ext cx="5943600" cy="2581910"/>
+                      <a:ext cx="5278755" cy="3954780"/>
                     </a:xfrm>
                     <a:prstGeom prst="rect">
                       <a:avLst/>
                     </a:prstGeom>
+                    <a:noFill/>
+                    <a:ln>
+                      <a:noFill/>
+                    </a:ln>
                   </pic:spPr>
                 </pic:pic>
               </a:graphicData>
             </a:graphic>
-          </wp:inline>
+            <wp14:sizeRelH relativeFrom="page">
+              <wp14:pctWidth>0</wp14:pctWidth>
+            </wp14:sizeRelH>
+            <wp14:sizeRelV relativeFrom="page">
+              <wp14:pctHeight>0</wp14:pctHeight>
+            </wp14:sizeRelV>
+          </wp:anchor>
         </w:drawing>
       </w:r>
     </w:p>
@@ -800,142 +1200,611 @@
       <w:pPr>
         <w:jc w:val="center"/>
         <w:rPr>
-          <w:sz w:val="16"/>
-          <w:szCs w:val="16"/>
+          <w:rFonts w:asciiTheme="majorHAnsi" w:hAnsiTheme="majorHAnsi" w:cstheme="majorHAnsi"/>
+          <w:sz w:val="24"/>
+          <w:szCs w:val="24"/>
         </w:rPr>
       </w:pPr>
       <w:r>
         <w:rPr>
-          <w:sz w:val="16"/>
-          <w:szCs w:val="16"/>
+          <w:rFonts w:asciiTheme="majorHAnsi" w:hAnsiTheme="majorHAnsi" w:cstheme="majorHAnsi"/>
+          <w:sz w:val="24"/>
+          <w:szCs w:val="24"/>
         </w:rPr>
         <w:t>Figure</w:t>
       </w:r>
       <w:r>
         <w:rPr>
-          <w:sz w:val="16"/>
-          <w:szCs w:val="16"/>
+          <w:rFonts w:asciiTheme="majorHAnsi" w:hAnsiTheme="majorHAnsi" w:cstheme="majorHAnsi"/>
+          <w:sz w:val="24"/>
+          <w:szCs w:val="24"/>
         </w:rPr>
         <w:t xml:space="preserve"> </w:t>
       </w:r>
       <w:r>
         <w:rPr>
-          <w:sz w:val="16"/>
-          <w:szCs w:val="16"/>
+          <w:rFonts w:asciiTheme="majorHAnsi" w:hAnsiTheme="majorHAnsi" w:cstheme="majorHAnsi"/>
+          <w:sz w:val="24"/>
+          <w:szCs w:val="24"/>
         </w:rPr>
         <w:t>2</w:t>
       </w:r>
       <w:r>
         <w:rPr>
-          <w:sz w:val="16"/>
-          <w:szCs w:val="16"/>
-        </w:rPr>
-        <w:t xml:space="preserve"> – AM/AM and AM/PM as shown in: “</w:t>
-      </w:r>
-      <w:r>
-        <w:rPr>
-          <w:sz w:val="16"/>
-          <w:szCs w:val="16"/>
-        </w:rPr>
-        <w:t>Fundamentals of Power Amplifier Linearization Using Digital Pre-Distortion</w:t>
-      </w:r>
-      <w:r>
-        <w:rPr>
-          <w:sz w:val="16"/>
-          <w:szCs w:val="16"/>
-        </w:rPr>
-        <w:t xml:space="preserve">”, </w:t>
-      </w:r>
-      <w:proofErr w:type="spellStart"/>
-      <w:r>
-        <w:rPr>
-          <w:sz w:val="16"/>
-          <w:szCs w:val="16"/>
-        </w:rPr>
-        <w:t>M.K.Nezami</w:t>
-      </w:r>
-      <w:proofErr w:type="spellEnd"/>
+          <w:rFonts w:asciiTheme="majorHAnsi" w:hAnsiTheme="majorHAnsi" w:cstheme="majorHAnsi"/>
+          <w:sz w:val="24"/>
+          <w:szCs w:val="24"/>
+        </w:rPr>
+        <w:t xml:space="preserve"> – </w:t>
+      </w:r>
+      <w:r>
+        <w:rPr>
+          <w:rFonts w:asciiTheme="majorHAnsi" w:hAnsiTheme="majorHAnsi" w:cstheme="majorHAnsi"/>
+          <w:sz w:val="24"/>
+          <w:szCs w:val="24"/>
+        </w:rPr>
+        <w:t>illustration</w:t>
+      </w:r>
+      <w:r>
+        <w:rPr>
+          <w:rFonts w:asciiTheme="majorHAnsi" w:hAnsiTheme="majorHAnsi" w:cstheme="majorHAnsi"/>
+          <w:sz w:val="24"/>
+          <w:szCs w:val="24"/>
+        </w:rPr>
+        <w:t xml:space="preserve"> of AM/AM distortion caused by </w:t>
+      </w:r>
+      <w:r>
+        <w:rPr>
+          <w:rFonts w:asciiTheme="majorHAnsi" w:hAnsiTheme="majorHAnsi" w:cstheme="majorHAnsi"/>
+          <w:sz w:val="24"/>
+          <w:szCs w:val="24"/>
+        </w:rPr>
+        <w:t xml:space="preserve">our lab’s </w:t>
+      </w:r>
+      <w:r>
+        <w:rPr>
+          <w:rFonts w:asciiTheme="majorHAnsi" w:hAnsiTheme="majorHAnsi" w:cstheme="majorHAnsi"/>
+          <w:sz w:val="24"/>
+          <w:szCs w:val="24"/>
+        </w:rPr>
+        <w:t xml:space="preserve">nonlinear </w:t>
+      </w:r>
+      <w:r>
+        <w:rPr>
+          <w:rFonts w:asciiTheme="majorHAnsi" w:hAnsiTheme="majorHAnsi" w:cstheme="majorHAnsi"/>
+          <w:sz w:val="24"/>
+          <w:szCs w:val="24"/>
+        </w:rPr>
+        <w:t>PA</w:t>
+      </w:r>
+      <w:r>
+        <w:rPr>
+          <w:rFonts w:asciiTheme="majorHAnsi" w:hAnsiTheme="majorHAnsi" w:cstheme="majorHAnsi"/>
+          <w:sz w:val="24"/>
+          <w:szCs w:val="24"/>
+        </w:rPr>
+        <w:t xml:space="preserve"> </w:t>
+      </w:r>
     </w:p>
     <w:p>
       <w:pPr>
         <w:rPr>
-          <w:u w:val="single"/>
+          <w:rFonts w:asciiTheme="majorHAnsi" w:hAnsiTheme="majorHAnsi" w:cstheme="majorHAnsi"/>
+          <w:sz w:val="24"/>
+          <w:szCs w:val="24"/>
         </w:rPr>
       </w:pPr>
       <w:r>
         <w:rPr>
-          <w:u w:val="single"/>
-        </w:rPr>
-        <w:br w:type="page"/>
-      </w:r>
-    </w:p>
-    <w:p>
-      <w:r>
-        <w:rPr>
-          <w:u w:val="single"/>
-        </w:rPr>
-        <w:lastRenderedPageBreak/>
-        <w:t xml:space="preserve">Modeling power amplifier using </w:t>
-      </w:r>
-      <w:proofErr w:type="spellStart"/>
-      <w:r>
-        <w:rPr>
-          <w:u w:val="single"/>
-        </w:rPr>
-        <w:t>Volterra</w:t>
-      </w:r>
-      <w:proofErr w:type="spellEnd"/>
-      <w:r>
-        <w:rPr>
-          <w:u w:val="single"/>
-        </w:rPr>
-        <w:t xml:space="preserve"> series</w:t>
-      </w:r>
-    </w:p>
-    <w:p>
-      <w:proofErr w:type="spellStart"/>
-      <w:r>
-        <w:t>Volterra</w:t>
-      </w:r>
-      <w:proofErr w:type="spellEnd"/>
-      <w:r>
-        <w:t xml:space="preserve"> series </w:t>
-      </w:r>
-      <w:r>
-        <w:t>can be used for</w:t>
-      </w:r>
-      <w:r>
-        <w:t xml:space="preserve"> modeling systems with both non-</w:t>
-      </w:r>
-      <w:proofErr w:type="spellStart"/>
-      <w:r>
-        <w:t>linearities</w:t>
-      </w:r>
-      <w:proofErr w:type="spellEnd"/>
-      <w:r>
-        <w:t xml:space="preserve"> and memory effects, and it is ideal for modelling the output of </w:t>
-      </w:r>
-      <w:r>
-        <w:t xml:space="preserve">power amplifiers. </w:t>
-      </w:r>
-      <w:r>
-        <w:t xml:space="preserve">The general form of the discrete </w:t>
-      </w:r>
-      <w:proofErr w:type="spellStart"/>
-      <w:r>
-        <w:t>Volterra</w:t>
-      </w:r>
-      <w:proofErr w:type="spellEnd"/>
-      <w:r>
-        <w:t xml:space="preserve"> series is given by</w:t>
-      </w:r>
-      <w:r>
-        <w:t>:</w:t>
+          <w:rFonts w:asciiTheme="majorHAnsi" w:hAnsiTheme="majorHAnsi" w:cstheme="majorHAnsi"/>
+          <w:sz w:val="24"/>
+          <w:szCs w:val="24"/>
+        </w:rPr>
+        <w:t>AM/PM distortion is when the phase difference between output and input signal depends on input signal amplitude</w:t>
+      </w:r>
+      <w:r>
+        <w:rPr>
+          <w:rFonts w:asciiTheme="majorHAnsi" w:hAnsiTheme="majorHAnsi" w:cstheme="majorHAnsi"/>
+          <w:sz w:val="24"/>
+          <w:szCs w:val="24"/>
+        </w:rPr>
+        <w:t xml:space="preserve">, and is not </w:t>
+      </w:r>
+      <w:r>
+        <w:rPr>
+          <w:rFonts w:asciiTheme="majorHAnsi" w:hAnsiTheme="majorHAnsi" w:cstheme="majorHAnsi"/>
+          <w:sz w:val="24"/>
+          <w:szCs w:val="24"/>
+        </w:rPr>
+        <w:t>constant</w:t>
+      </w:r>
+      <w:r>
+        <w:rPr>
+          <w:rFonts w:asciiTheme="majorHAnsi" w:hAnsiTheme="majorHAnsi" w:cstheme="majorHAnsi"/>
+          <w:sz w:val="24"/>
+          <w:szCs w:val="24"/>
+        </w:rPr>
+        <w:t>.</w:t>
+      </w:r>
+      <w:r>
+        <w:rPr>
+          <w:rFonts w:asciiTheme="majorHAnsi" w:hAnsiTheme="majorHAnsi" w:cstheme="majorHAnsi"/>
+          <w:sz w:val="24"/>
+          <w:szCs w:val="24"/>
+        </w:rPr>
+        <w:t xml:space="preserve"> It usually happens in the lower range of input signal amplitude</w:t>
+      </w:r>
+      <w:r>
+        <w:rPr>
+          <w:rFonts w:asciiTheme="majorHAnsi" w:hAnsiTheme="majorHAnsi" w:cstheme="majorHAnsi"/>
+          <w:sz w:val="24"/>
+          <w:szCs w:val="24"/>
+        </w:rPr>
+        <w:t>s</w:t>
+      </w:r>
+      <w:r>
+        <w:rPr>
+          <w:rFonts w:asciiTheme="majorHAnsi" w:hAnsiTheme="majorHAnsi" w:cstheme="majorHAnsi"/>
+          <w:sz w:val="24"/>
+          <w:szCs w:val="24"/>
+        </w:rPr>
+        <w:t>. This distortion</w:t>
+      </w:r>
+      <w:r>
+        <w:rPr>
+          <w:rFonts w:asciiTheme="majorHAnsi" w:hAnsiTheme="majorHAnsi" w:cstheme="majorHAnsi"/>
+          <w:sz w:val="24"/>
+          <w:szCs w:val="24"/>
+        </w:rPr>
+        <w:t>, has been accepted in</w:t>
+      </w:r>
+      <w:r>
+        <w:rPr>
+          <w:rFonts w:asciiTheme="majorHAnsi" w:hAnsiTheme="majorHAnsi" w:cstheme="majorHAnsi"/>
+          <w:sz w:val="24"/>
+          <w:szCs w:val="24"/>
+        </w:rPr>
+        <w:t xml:space="preserve"> our</w:t>
+      </w:r>
+      <w:r>
+        <w:rPr>
+          <w:rFonts w:asciiTheme="majorHAnsi" w:hAnsiTheme="majorHAnsi" w:cstheme="majorHAnsi"/>
+          <w:sz w:val="24"/>
+          <w:szCs w:val="24"/>
+        </w:rPr>
+        <w:t xml:space="preserve"> lab’s </w:t>
+      </w:r>
+      <w:r>
+        <w:rPr>
+          <w:rFonts w:asciiTheme="majorHAnsi" w:hAnsiTheme="majorHAnsi" w:cstheme="majorHAnsi"/>
+          <w:sz w:val="24"/>
+          <w:szCs w:val="24"/>
+        </w:rPr>
+        <w:t>PA</w:t>
+      </w:r>
+      <w:r>
+        <w:rPr>
+          <w:rFonts w:asciiTheme="majorHAnsi" w:hAnsiTheme="majorHAnsi" w:cstheme="majorHAnsi"/>
+          <w:sz w:val="24"/>
+          <w:szCs w:val="24"/>
+        </w:rPr>
+        <w:t>, and illustrated</w:t>
+      </w:r>
+      <w:r>
+        <w:rPr>
+          <w:rFonts w:asciiTheme="majorHAnsi" w:hAnsiTheme="majorHAnsi" w:cstheme="majorHAnsi"/>
+          <w:sz w:val="24"/>
+          <w:szCs w:val="24"/>
+        </w:rPr>
+        <w:t xml:space="preserve"> in figure-3</w:t>
+      </w:r>
+      <w:r>
+        <w:rPr>
+          <w:rFonts w:asciiTheme="majorHAnsi" w:hAnsiTheme="majorHAnsi" w:cstheme="majorHAnsi"/>
+          <w:sz w:val="24"/>
+          <w:szCs w:val="24"/>
+        </w:rPr>
+        <w:t xml:space="preserve">, where the </w:t>
+      </w:r>
+      <w:r>
+        <w:rPr>
+          <w:rFonts w:asciiTheme="majorHAnsi" w:hAnsiTheme="majorHAnsi" w:cstheme="majorHAnsi"/>
+          <w:sz w:val="24"/>
+          <w:szCs w:val="24"/>
+        </w:rPr>
+        <w:t xml:space="preserve">phase difference between input and </w:t>
+      </w:r>
+      <w:r>
+        <w:rPr>
+          <w:rFonts w:asciiTheme="majorHAnsi" w:hAnsiTheme="majorHAnsi" w:cstheme="majorHAnsi"/>
+          <w:sz w:val="24"/>
+          <w:szCs w:val="24"/>
+        </w:rPr>
+        <w:t>output is shown vs input signal amplitude.</w:t>
       </w:r>
     </w:p>
     <w:p>
       <w:pPr>
-        <w:rPr>
+        <w:jc w:val="center"/>
+        <w:rPr>
+          <w:rFonts w:asciiTheme="majorHAnsi" w:hAnsiTheme="majorHAnsi" w:cstheme="majorHAnsi"/>
+          <w:sz w:val="24"/>
+          <w:szCs w:val="24"/>
+        </w:rPr>
+      </w:pPr>
+    </w:p>
+    <w:p>
+      <w:pPr>
+        <w:rPr>
+          <w:rFonts w:asciiTheme="majorHAnsi" w:hAnsiTheme="majorHAnsi" w:cstheme="majorHAnsi"/>
+          <w:sz w:val="24"/>
+          <w:szCs w:val="24"/>
+          <w:u w:val="single"/>
+        </w:rPr>
+      </w:pPr>
+      <w:r>
+        <w:rPr>
+          <w:rFonts w:asciiTheme="majorHAnsi" w:hAnsiTheme="majorHAnsi" w:cstheme="majorHAnsi"/>
+          <w:noProof/>
+          <w:color w:val="000000"/>
+          <w:sz w:val="24"/>
+          <w:szCs w:val="24"/>
+          <w:bdr w:val="none" w:sz="0" w:space="0" w:color="auto" w:frame="1"/>
+        </w:rPr>
+        <w:lastRenderedPageBreak/>
+        <w:drawing>
+          <wp:anchor distT="0" distB="0" distL="114300" distR="114300" simplePos="0" relativeHeight="251659264" behindDoc="0" locked="0" layoutInCell="1" allowOverlap="1">
+            <wp:simplePos x="0" y="0"/>
+            <wp:positionH relativeFrom="margin">
+              <wp:posOffset>332105</wp:posOffset>
+            </wp:positionH>
+            <wp:positionV relativeFrom="paragraph">
+              <wp:posOffset>0</wp:posOffset>
+            </wp:positionV>
+            <wp:extent cx="5396865" cy="4043045"/>
+            <wp:effectExtent l="0" t="0" r="0" b="0"/>
+            <wp:wrapSquare wrapText="bothSides"/>
+            <wp:docPr id="4" name="תמונה 4" descr="https://lh5.googleusercontent.com/Iocr9bqoyhzOm035laaTMdbKegFf7C3AZ94QIu0_j9do_6c4tJBxpJw6eichMypOE3sjXB5MHd_-IMwjWjnJyBYlA-jbUyuy5Bq8WMhsk_jhOWFwfa4Ejj2ePW1THXtZx-nyh264UlBf9O4-gA"/>
+            <wp:cNvGraphicFramePr>
+              <a:graphicFrameLocks xmlns:a="http://schemas.openxmlformats.org/drawingml/2006/main" noChangeAspect="1"/>
+            </wp:cNvGraphicFramePr>
+            <a:graphic xmlns:a="http://schemas.openxmlformats.org/drawingml/2006/main">
+              <a:graphicData uri="http://schemas.openxmlformats.org/drawingml/2006/picture">
+                <pic:pic xmlns:pic="http://schemas.openxmlformats.org/drawingml/2006/picture">
+                  <pic:nvPicPr>
+                    <pic:cNvPr id="0" name="Picture 3" descr="https://lh5.googleusercontent.com/Iocr9bqoyhzOm035laaTMdbKegFf7C3AZ94QIu0_j9do_6c4tJBxpJw6eichMypOE3sjXB5MHd_-IMwjWjnJyBYlA-jbUyuy5Bq8WMhsk_jhOWFwfa4Ejj2ePW1THXtZx-nyh264UlBf9O4-gA"/>
+                    <pic:cNvPicPr>
+                      <a:picLocks noChangeAspect="1" noChangeArrowheads="1"/>
+                    </pic:cNvPicPr>
+                  </pic:nvPicPr>
+                  <pic:blipFill>
+                    <a:blip r:embed="rId6">
+                      <a:extLst>
+                        <a:ext uri="{28A0092B-C50C-407E-A947-70E740481C1C}">
+                          <a14:useLocalDpi xmlns:a14="http://schemas.microsoft.com/office/drawing/2010/main" val="0"/>
+                        </a:ext>
+                      </a:extLst>
+                    </a:blip>
+                    <a:srcRect/>
+                    <a:stretch>
+                      <a:fillRect/>
+                    </a:stretch>
+                  </pic:blipFill>
+                  <pic:spPr bwMode="auto">
+                    <a:xfrm>
+                      <a:off x="0" y="0"/>
+                      <a:ext cx="5396865" cy="4043045"/>
+                    </a:xfrm>
+                    <a:prstGeom prst="rect">
+                      <a:avLst/>
+                    </a:prstGeom>
+                    <a:noFill/>
+                    <a:ln>
+                      <a:noFill/>
+                    </a:ln>
+                  </pic:spPr>
+                </pic:pic>
+              </a:graphicData>
+            </a:graphic>
+            <wp14:sizeRelH relativeFrom="page">
+              <wp14:pctWidth>0</wp14:pctWidth>
+            </wp14:sizeRelH>
+            <wp14:sizeRelV relativeFrom="page">
+              <wp14:pctHeight>0</wp14:pctHeight>
+            </wp14:sizeRelV>
+          </wp:anchor>
+        </w:drawing>
+      </w:r>
+    </w:p>
+    <w:p>
+      <w:pPr>
+        <w:jc w:val="center"/>
+        <w:rPr>
+          <w:rFonts w:asciiTheme="majorHAnsi" w:hAnsiTheme="majorHAnsi" w:cstheme="majorHAnsi"/>
+          <w:sz w:val="24"/>
+          <w:szCs w:val="24"/>
+        </w:rPr>
+      </w:pPr>
+      <w:r>
+        <w:rPr>
+          <w:rFonts w:asciiTheme="majorHAnsi" w:hAnsiTheme="majorHAnsi" w:cstheme="majorHAnsi"/>
+          <w:sz w:val="24"/>
+          <w:szCs w:val="24"/>
+        </w:rPr>
+        <w:t xml:space="preserve">Figure </w:t>
+      </w:r>
+      <w:r>
+        <w:rPr>
+          <w:rFonts w:asciiTheme="majorHAnsi" w:hAnsiTheme="majorHAnsi" w:cstheme="majorHAnsi"/>
+          <w:sz w:val="24"/>
+          <w:szCs w:val="24"/>
+        </w:rPr>
+        <w:t>3</w:t>
+      </w:r>
+      <w:r>
+        <w:rPr>
+          <w:rFonts w:asciiTheme="majorHAnsi" w:hAnsiTheme="majorHAnsi" w:cstheme="majorHAnsi"/>
+          <w:sz w:val="24"/>
+          <w:szCs w:val="24"/>
+        </w:rPr>
+        <w:t xml:space="preserve"> – illustration of AM/</w:t>
+      </w:r>
+      <w:r>
+        <w:rPr>
+          <w:rFonts w:asciiTheme="majorHAnsi" w:hAnsiTheme="majorHAnsi" w:cstheme="majorHAnsi"/>
+          <w:sz w:val="24"/>
+          <w:szCs w:val="24"/>
+        </w:rPr>
+        <w:t>P</w:t>
+      </w:r>
+      <w:r>
+        <w:rPr>
+          <w:rFonts w:asciiTheme="majorHAnsi" w:hAnsiTheme="majorHAnsi" w:cstheme="majorHAnsi"/>
+          <w:sz w:val="24"/>
+          <w:szCs w:val="24"/>
+        </w:rPr>
+        <w:t xml:space="preserve">M distortion caused by </w:t>
+      </w:r>
+      <w:r>
+        <w:rPr>
+          <w:rFonts w:asciiTheme="majorHAnsi" w:hAnsiTheme="majorHAnsi" w:cstheme="majorHAnsi"/>
+          <w:sz w:val="24"/>
+          <w:szCs w:val="24"/>
+        </w:rPr>
+        <w:t xml:space="preserve">our lab’s </w:t>
+      </w:r>
+      <w:r>
+        <w:rPr>
+          <w:rFonts w:asciiTheme="majorHAnsi" w:hAnsiTheme="majorHAnsi" w:cstheme="majorHAnsi"/>
+          <w:sz w:val="24"/>
+          <w:szCs w:val="24"/>
+        </w:rPr>
+        <w:t xml:space="preserve">nonlinear </w:t>
+      </w:r>
+      <w:r>
+        <w:rPr>
+          <w:rFonts w:asciiTheme="majorHAnsi" w:hAnsiTheme="majorHAnsi" w:cstheme="majorHAnsi"/>
+          <w:sz w:val="24"/>
+          <w:szCs w:val="24"/>
+        </w:rPr>
+        <w:t>PA</w:t>
+      </w:r>
+      <w:r>
+        <w:rPr>
+          <w:rFonts w:asciiTheme="majorHAnsi" w:hAnsiTheme="majorHAnsi" w:cstheme="majorHAnsi"/>
+          <w:sz w:val="24"/>
+          <w:szCs w:val="24"/>
+        </w:rPr>
+        <w:t xml:space="preserve"> </w:t>
+      </w:r>
+    </w:p>
+    <w:p>
+      <w:pPr>
+        <w:rPr>
+          <w:rFonts w:asciiTheme="majorHAnsi" w:hAnsiTheme="majorHAnsi" w:cstheme="majorHAnsi"/>
+          <w:sz w:val="24"/>
+          <w:szCs w:val="24"/>
+          <w:u w:val="single"/>
+        </w:rPr>
+      </w:pPr>
+    </w:p>
+    <w:p>
+      <w:pPr>
+        <w:rPr>
+          <w:rFonts w:asciiTheme="majorHAnsi" w:hAnsiTheme="majorHAnsi" w:cstheme="majorHAnsi"/>
+          <w:sz w:val="24"/>
+          <w:szCs w:val="24"/>
+          <w:u w:val="single"/>
+        </w:rPr>
+      </w:pPr>
+      <w:r>
+        <w:rPr>
+          <w:rFonts w:asciiTheme="majorHAnsi" w:hAnsiTheme="majorHAnsi" w:cstheme="majorHAnsi"/>
+          <w:sz w:val="24"/>
+          <w:szCs w:val="24"/>
+          <w:u w:val="single"/>
+        </w:rPr>
+        <w:br w:type="page"/>
+      </w:r>
+    </w:p>
+    <w:p>
+      <w:pPr>
+        <w:rPr>
+          <w:rFonts w:asciiTheme="majorHAnsi" w:hAnsiTheme="majorHAnsi" w:cstheme="majorHAnsi"/>
+          <w:sz w:val="24"/>
+          <w:szCs w:val="24"/>
+        </w:rPr>
+      </w:pPr>
+      <w:r>
+        <w:rPr>
+          <w:rFonts w:asciiTheme="majorHAnsi" w:hAnsiTheme="majorHAnsi" w:cstheme="majorHAnsi"/>
+          <w:sz w:val="24"/>
+          <w:szCs w:val="24"/>
+          <w:u w:val="single"/>
+        </w:rPr>
+        <w:lastRenderedPageBreak/>
+        <w:t xml:space="preserve">Modeling power amplifier using </w:t>
+      </w:r>
+      <w:proofErr w:type="spellStart"/>
+      <w:r>
+        <w:rPr>
+          <w:rFonts w:asciiTheme="majorHAnsi" w:hAnsiTheme="majorHAnsi" w:cstheme="majorHAnsi"/>
+          <w:sz w:val="24"/>
+          <w:szCs w:val="24"/>
+          <w:u w:val="single"/>
+        </w:rPr>
+        <w:t>Volterra</w:t>
+      </w:r>
+      <w:proofErr w:type="spellEnd"/>
+      <w:r>
+        <w:rPr>
+          <w:rFonts w:asciiTheme="majorHAnsi" w:hAnsiTheme="majorHAnsi" w:cstheme="majorHAnsi"/>
+          <w:sz w:val="24"/>
+          <w:szCs w:val="24"/>
+          <w:u w:val="single"/>
+        </w:rPr>
+        <w:t xml:space="preserve"> series</w:t>
+      </w:r>
+    </w:p>
+    <w:p>
+      <w:pPr>
+        <w:rPr>
+          <w:rFonts w:asciiTheme="majorHAnsi" w:hAnsiTheme="majorHAnsi" w:cstheme="majorHAnsi"/>
+          <w:color w:val="000000"/>
+          <w:sz w:val="24"/>
+          <w:szCs w:val="24"/>
+        </w:rPr>
+      </w:pPr>
+      <w:proofErr w:type="spellStart"/>
+      <w:r>
+        <w:rPr>
+          <w:rFonts w:asciiTheme="majorHAnsi" w:hAnsiTheme="majorHAnsi" w:cstheme="majorHAnsi"/>
+          <w:color w:val="000000"/>
+          <w:sz w:val="24"/>
+          <w:szCs w:val="24"/>
+        </w:rPr>
+        <w:t>Volterra</w:t>
+      </w:r>
+      <w:proofErr w:type="spellEnd"/>
+      <w:r>
+        <w:rPr>
+          <w:rFonts w:asciiTheme="majorHAnsi" w:hAnsiTheme="majorHAnsi" w:cstheme="majorHAnsi"/>
+          <w:color w:val="000000"/>
+          <w:sz w:val="24"/>
+          <w:szCs w:val="24"/>
+        </w:rPr>
+        <w:t xml:space="preserve"> series are used in order to model</w:t>
+      </w:r>
+      <w:proofErr w:type="gramStart"/>
+      <w:r>
+        <w:rPr>
+          <w:rFonts w:asciiTheme="majorHAnsi" w:hAnsiTheme="majorHAnsi" w:cstheme="majorHAnsi"/>
+          <w:color w:val="000000"/>
+          <w:sz w:val="24"/>
+          <w:szCs w:val="24"/>
+        </w:rPr>
+        <w:t>  systems</w:t>
+      </w:r>
+      <w:proofErr w:type="gramEnd"/>
+      <w:r>
+        <w:rPr>
+          <w:rFonts w:asciiTheme="majorHAnsi" w:hAnsiTheme="majorHAnsi" w:cstheme="majorHAnsi"/>
+          <w:color w:val="000000"/>
+          <w:sz w:val="24"/>
+          <w:szCs w:val="24"/>
+        </w:rPr>
+        <w:t xml:space="preserve"> that are both nonlinear and have memory. As such, the </w:t>
+      </w:r>
+      <w:proofErr w:type="spellStart"/>
+      <w:r>
+        <w:rPr>
+          <w:rFonts w:asciiTheme="majorHAnsi" w:hAnsiTheme="majorHAnsi" w:cstheme="majorHAnsi"/>
+          <w:color w:val="000000"/>
+          <w:sz w:val="24"/>
+          <w:szCs w:val="24"/>
+        </w:rPr>
+        <w:t>Volterra</w:t>
+      </w:r>
+      <w:proofErr w:type="spellEnd"/>
+      <w:r>
+        <w:rPr>
+          <w:rFonts w:asciiTheme="majorHAnsi" w:hAnsiTheme="majorHAnsi" w:cstheme="majorHAnsi"/>
+          <w:color w:val="000000"/>
+          <w:sz w:val="24"/>
+          <w:szCs w:val="24"/>
+        </w:rPr>
+        <w:t xml:space="preserve"> series are often chosen to represent PAs response</w:t>
+      </w:r>
+      <w:r>
+        <w:rPr>
+          <w:rFonts w:asciiTheme="majorHAnsi" w:hAnsiTheme="majorHAnsi" w:cstheme="majorHAnsi"/>
+          <w:color w:val="000000"/>
+          <w:sz w:val="24"/>
+          <w:szCs w:val="24"/>
+          <w:shd w:val="clear" w:color="auto" w:fill="FFFF00"/>
+        </w:rPr>
+        <w:t xml:space="preserve"> </w:t>
+      </w:r>
+      <w:r>
+        <w:rPr>
+          <w:rFonts w:asciiTheme="majorHAnsi" w:hAnsiTheme="majorHAnsi" w:cstheme="majorHAnsi"/>
+          <w:color w:val="000000"/>
+          <w:sz w:val="24"/>
+          <w:szCs w:val="24"/>
+          <w:shd w:val="clear" w:color="auto" w:fill="FFFF00"/>
+          <w:rtl/>
+        </w:rPr>
+        <w:t xml:space="preserve">צריך </w:t>
+      </w:r>
+      <w:proofErr w:type="spellStart"/>
+      <w:r>
+        <w:rPr>
+          <w:rFonts w:asciiTheme="majorHAnsi" w:hAnsiTheme="majorHAnsi" w:cstheme="majorHAnsi"/>
+          <w:color w:val="000000"/>
+          <w:sz w:val="24"/>
+          <w:szCs w:val="24"/>
+          <w:shd w:val="clear" w:color="auto" w:fill="FFFF00"/>
+          <w:rtl/>
+        </w:rPr>
+        <w:t>רפרנסים</w:t>
+      </w:r>
+      <w:proofErr w:type="spellEnd"/>
+      <w:r>
+        <w:rPr>
+          <w:rFonts w:asciiTheme="majorHAnsi" w:hAnsiTheme="majorHAnsi" w:cstheme="majorHAnsi"/>
+          <w:color w:val="000000"/>
+          <w:sz w:val="24"/>
+          <w:szCs w:val="24"/>
+        </w:rPr>
+        <w:t xml:space="preserve">. The general form of the discrete </w:t>
+      </w:r>
+      <w:proofErr w:type="spellStart"/>
+      <w:r>
+        <w:rPr>
+          <w:rFonts w:asciiTheme="majorHAnsi" w:hAnsiTheme="majorHAnsi" w:cstheme="majorHAnsi"/>
+          <w:color w:val="000000"/>
+          <w:sz w:val="24"/>
+          <w:szCs w:val="24"/>
+        </w:rPr>
+        <w:t>Volterra</w:t>
+      </w:r>
+      <w:proofErr w:type="spellEnd"/>
+      <w:r>
+        <w:rPr>
+          <w:rFonts w:asciiTheme="majorHAnsi" w:hAnsiTheme="majorHAnsi" w:cstheme="majorHAnsi"/>
+          <w:color w:val="000000"/>
+          <w:sz w:val="24"/>
+          <w:szCs w:val="24"/>
+        </w:rPr>
+        <w:t xml:space="preserve"> series is given by:</w:t>
+      </w:r>
+    </w:p>
+    <w:p>
+      <w:pPr>
+        <w:rPr>
+          <w:rFonts w:asciiTheme="majorHAnsi" w:hAnsiTheme="majorHAnsi" w:cstheme="majorHAnsi"/>
+          <w:sz w:val="24"/>
+          <w:szCs w:val="24"/>
           <w:rtl/>
         </w:rPr>
       </w:pPr>
@@ -943,7 +1812,9 @@
         <m:oMath>
           <m:r>
             <w:rPr>
-              <w:rFonts w:ascii="Cambria Math" w:hAnsi="Cambria Math"/>
+              <w:rFonts w:ascii="Cambria Math" w:hAnsi="Cambria Math" w:cstheme="majorHAnsi"/>
+              <w:sz w:val="24"/>
+              <w:szCs w:val="24"/>
             </w:rPr>
             <m:t>y</m:t>
           </m:r>
@@ -951,15 +1822,19 @@
             <m:dPr>
               <m:ctrlPr>
                 <w:rPr>
-                  <w:rFonts w:ascii="Cambria Math" w:hAnsi="Cambria Math"/>
+                  <w:rFonts w:ascii="Cambria Math" w:hAnsi="Cambria Math" w:cstheme="majorHAnsi"/>
                   <w:i/>
+                  <w:sz w:val="24"/>
+                  <w:szCs w:val="24"/>
                 </w:rPr>
               </m:ctrlPr>
             </m:dPr>
             <m:e>
               <m:r>
                 <w:rPr>
-                  <w:rFonts w:ascii="Cambria Math" w:hAnsi="Cambria Math"/>
+                  <w:rFonts w:ascii="Cambria Math" w:hAnsi="Cambria Math" w:cstheme="majorHAnsi"/>
+                  <w:sz w:val="24"/>
+                  <w:szCs w:val="24"/>
                 </w:rPr>
                 <m:t>n</m:t>
               </m:r>
@@ -967,7 +1842,9 @@
           </m:d>
           <m:r>
             <w:rPr>
-              <w:rFonts w:ascii="Cambria Math" w:hAnsi="Cambria Math"/>
+              <w:rFonts w:ascii="Cambria Math" w:hAnsi="Cambria Math" w:cstheme="majorHAnsi"/>
+              <w:sz w:val="24"/>
+              <w:szCs w:val="24"/>
             </w:rPr>
             <m:t xml:space="preserve">= </m:t>
           </m:r>
@@ -977,15 +1854,19 @@
               <m:limLoc m:val="undOvr"/>
               <m:ctrlPr>
                 <w:rPr>
-                  <w:rFonts w:ascii="Cambria Math" w:hAnsi="Cambria Math"/>
+                  <w:rFonts w:ascii="Cambria Math" w:hAnsi="Cambria Math" w:cstheme="majorHAnsi"/>
                   <w:i/>
+                  <w:sz w:val="24"/>
+                  <w:szCs w:val="24"/>
                 </w:rPr>
               </m:ctrlPr>
             </m:naryPr>
             <m:sub>
               <m:r>
                 <w:rPr>
-                  <w:rFonts w:ascii="Cambria Math" w:hAnsi="Cambria Math"/>
+                  <w:rFonts w:ascii="Cambria Math" w:hAnsi="Cambria Math" w:cstheme="majorHAnsi"/>
+                  <w:sz w:val="24"/>
+                  <w:szCs w:val="24"/>
                 </w:rPr>
                 <m:t>k=1</m:t>
               </m:r>
@@ -993,7 +1874,9 @@
             <m:sup>
               <m:r>
                 <w:rPr>
-                  <w:rFonts w:ascii="Cambria Math" w:hAnsi="Cambria Math"/>
+                  <w:rFonts w:ascii="Cambria Math" w:hAnsi="Cambria Math" w:cstheme="majorHAnsi"/>
+                  <w:sz w:val="24"/>
+                  <w:szCs w:val="24"/>
                 </w:rPr>
                 <m:t>K</m:t>
               </m:r>
@@ -1005,8 +1888,10 @@
                   <m:limLoc m:val="undOvr"/>
                   <m:ctrlPr>
                     <w:rPr>
-                      <w:rFonts w:ascii="Cambria Math" w:hAnsi="Cambria Math"/>
+                      <w:rFonts w:ascii="Cambria Math" w:hAnsi="Cambria Math" w:cstheme="majorHAnsi"/>
                       <w:i/>
+                      <w:sz w:val="24"/>
+                      <w:szCs w:val="24"/>
                     </w:rPr>
                   </m:ctrlPr>
                 </m:naryPr>
@@ -1015,15 +1900,19 @@
                     <m:sSubPr>
                       <m:ctrlPr>
                         <w:rPr>
-                          <w:rFonts w:ascii="Cambria Math" w:hAnsi="Cambria Math"/>
+                          <w:rFonts w:ascii="Cambria Math" w:hAnsi="Cambria Math" w:cstheme="majorHAnsi"/>
                           <w:i/>
+                          <w:sz w:val="24"/>
+                          <w:szCs w:val="24"/>
                         </w:rPr>
                       </m:ctrlPr>
                     </m:sSubPr>
                     <m:e>
                       <m:r>
                         <w:rPr>
-                          <w:rFonts w:ascii="Cambria Math" w:hAnsi="Cambria Math"/>
+                          <w:rFonts w:ascii="Cambria Math" w:hAnsi="Cambria Math" w:cstheme="majorHAnsi"/>
+                          <w:sz w:val="24"/>
+                          <w:szCs w:val="24"/>
                         </w:rPr>
                         <m:t>m</m:t>
                       </m:r>
@@ -1031,7 +1920,9 @@
                     <m:sub>
                       <m:r>
                         <w:rPr>
-                          <w:rFonts w:ascii="Cambria Math" w:hAnsi="Cambria Math"/>
+                          <w:rFonts w:ascii="Cambria Math" w:hAnsi="Cambria Math" w:cstheme="majorHAnsi"/>
+                          <w:sz w:val="24"/>
+                          <w:szCs w:val="24"/>
                         </w:rPr>
                         <m:t>1</m:t>
                       </m:r>
@@ -1041,7 +1932,9 @@
                 <m:sup>
                   <m:r>
                     <w:rPr>
-                      <w:rFonts w:ascii="Cambria Math" w:hAnsi="Cambria Math"/>
+                      <w:rFonts w:ascii="Cambria Math" w:hAnsi="Cambria Math" w:cstheme="majorHAnsi"/>
+                      <w:sz w:val="24"/>
+                      <w:szCs w:val="24"/>
                     </w:rPr>
                     <m:t>M-1</m:t>
                   </m:r>
@@ -1049,7 +1942,9 @@
                 <m:e>
                   <m:r>
                     <w:rPr>
-                      <w:rFonts w:ascii="Cambria Math" w:hAnsi="Cambria Math"/>
+                      <w:rFonts w:ascii="Cambria Math" w:hAnsi="Cambria Math" w:cstheme="majorHAnsi"/>
+                      <w:sz w:val="24"/>
+                      <w:szCs w:val="24"/>
                     </w:rPr>
                     <m:t>…</m:t>
                   </m:r>
@@ -1061,8 +1956,10 @@
                   <m:limLoc m:val="undOvr"/>
                   <m:ctrlPr>
                     <w:rPr>
-                      <w:rFonts w:ascii="Cambria Math" w:hAnsi="Cambria Math"/>
+                      <w:rFonts w:ascii="Cambria Math" w:hAnsi="Cambria Math" w:cstheme="majorHAnsi"/>
                       <w:i/>
+                      <w:sz w:val="24"/>
+                      <w:szCs w:val="24"/>
                     </w:rPr>
                   </m:ctrlPr>
                 </m:naryPr>
@@ -1071,15 +1968,19 @@
                     <m:sSubPr>
                       <m:ctrlPr>
                         <w:rPr>
-                          <w:rFonts w:ascii="Cambria Math" w:hAnsi="Cambria Math"/>
+                          <w:rFonts w:ascii="Cambria Math" w:hAnsi="Cambria Math" w:cstheme="majorHAnsi"/>
                           <w:i/>
+                          <w:sz w:val="24"/>
+                          <w:szCs w:val="24"/>
                         </w:rPr>
                       </m:ctrlPr>
                     </m:sSubPr>
                     <m:e>
                       <m:r>
                         <w:rPr>
-                          <w:rFonts w:ascii="Cambria Math" w:hAnsi="Cambria Math"/>
+                          <w:rFonts w:ascii="Cambria Math" w:hAnsi="Cambria Math" w:cstheme="majorHAnsi"/>
+                          <w:sz w:val="24"/>
+                          <w:szCs w:val="24"/>
                         </w:rPr>
                         <m:t>m</m:t>
                       </m:r>
@@ -1087,7 +1988,9 @@
                     <m:sub>
                       <m:r>
                         <w:rPr>
-                          <w:rFonts w:ascii="Cambria Math" w:hAnsi="Cambria Math"/>
+                          <w:rFonts w:ascii="Cambria Math" w:hAnsi="Cambria Math" w:cstheme="majorHAnsi"/>
+                          <w:sz w:val="24"/>
+                          <w:szCs w:val="24"/>
                         </w:rPr>
                         <m:t>k</m:t>
                       </m:r>
@@ -1097,7 +2000,9 @@
                 <m:sup>
                   <m:r>
                     <w:rPr>
-                      <w:rFonts w:ascii="Cambria Math" w:hAnsi="Cambria Math"/>
+                      <w:rFonts w:ascii="Cambria Math" w:hAnsi="Cambria Math" w:cstheme="majorHAnsi"/>
+                      <w:sz w:val="24"/>
+                      <w:szCs w:val="24"/>
                     </w:rPr>
                     <m:t>M-1</m:t>
                   </m:r>
@@ -1107,15 +2012,19 @@
                     <m:sSubPr>
                       <m:ctrlPr>
                         <w:rPr>
-                          <w:rFonts w:ascii="Cambria Math" w:hAnsi="Cambria Math"/>
+                          <w:rFonts w:ascii="Cambria Math" w:hAnsi="Cambria Math" w:cstheme="majorHAnsi"/>
                           <w:i/>
+                          <w:sz w:val="24"/>
+                          <w:szCs w:val="24"/>
                         </w:rPr>
                       </m:ctrlPr>
                     </m:sSubPr>
                     <m:e>
                       <m:r>
                         <w:rPr>
-                          <w:rFonts w:ascii="Cambria Math" w:hAnsi="Cambria Math"/>
+                          <w:rFonts w:ascii="Cambria Math" w:hAnsi="Cambria Math" w:cstheme="majorHAnsi"/>
+                          <w:sz w:val="24"/>
+                          <w:szCs w:val="24"/>
                         </w:rPr>
                         <m:t>h</m:t>
                       </m:r>
@@ -1123,7 +2032,9 @@
                     <m:sub>
                       <m:r>
                         <w:rPr>
-                          <w:rFonts w:ascii="Cambria Math" w:hAnsi="Cambria Math"/>
+                          <w:rFonts w:ascii="Cambria Math" w:hAnsi="Cambria Math" w:cstheme="majorHAnsi"/>
+                          <w:sz w:val="24"/>
+                          <w:szCs w:val="24"/>
                         </w:rPr>
                         <m:t>k</m:t>
                       </m:r>
@@ -1131,7 +2042,9 @@
                   </m:sSub>
                   <m:r>
                     <w:rPr>
-                      <w:rFonts w:ascii="Cambria Math" w:hAnsi="Cambria Math"/>
+                      <w:rFonts w:ascii="Cambria Math" w:hAnsi="Cambria Math" w:cstheme="majorHAnsi"/>
+                      <w:sz w:val="24"/>
+                      <w:szCs w:val="24"/>
                     </w:rPr>
                     <m:t>(</m:t>
                   </m:r>
@@ -1139,15 +2052,19 @@
                     <m:sSubPr>
                       <m:ctrlPr>
                         <w:rPr>
-                          <w:rFonts w:ascii="Cambria Math" w:hAnsi="Cambria Math"/>
+                          <w:rFonts w:ascii="Cambria Math" w:hAnsi="Cambria Math" w:cstheme="majorHAnsi"/>
                           <w:i/>
+                          <w:sz w:val="24"/>
+                          <w:szCs w:val="24"/>
                         </w:rPr>
                       </m:ctrlPr>
                     </m:sSubPr>
                     <m:e>
                       <m:r>
                         <w:rPr>
-                          <w:rFonts w:ascii="Cambria Math" w:hAnsi="Cambria Math"/>
+                          <w:rFonts w:ascii="Cambria Math" w:hAnsi="Cambria Math" w:cstheme="majorHAnsi"/>
+                          <w:sz w:val="24"/>
+                          <w:szCs w:val="24"/>
                         </w:rPr>
                         <m:t>m</m:t>
                       </m:r>
@@ -1155,7 +2072,9 @@
                     <m:sub>
                       <m:r>
                         <w:rPr>
-                          <w:rFonts w:ascii="Cambria Math" w:hAnsi="Cambria Math"/>
+                          <w:rFonts w:ascii="Cambria Math" w:hAnsi="Cambria Math" w:cstheme="majorHAnsi"/>
+                          <w:sz w:val="24"/>
+                          <w:szCs w:val="24"/>
                         </w:rPr>
                         <m:t>1</m:t>
                       </m:r>
@@ -1163,7 +2082,9 @@
                   </m:sSub>
                   <m:r>
                     <w:rPr>
-                      <w:rFonts w:ascii="Cambria Math" w:hAnsi="Cambria Math"/>
+                      <w:rFonts w:ascii="Cambria Math" w:hAnsi="Cambria Math" w:cstheme="majorHAnsi"/>
+                      <w:sz w:val="24"/>
+                      <w:szCs w:val="24"/>
                     </w:rPr>
                     <m:t>,…,</m:t>
                   </m:r>
@@ -1171,15 +2092,19 @@
                     <m:sSubPr>
                       <m:ctrlPr>
                         <w:rPr>
-                          <w:rFonts w:ascii="Cambria Math" w:hAnsi="Cambria Math"/>
+                          <w:rFonts w:ascii="Cambria Math" w:hAnsi="Cambria Math" w:cstheme="majorHAnsi"/>
                           <w:i/>
+                          <w:sz w:val="24"/>
+                          <w:szCs w:val="24"/>
                         </w:rPr>
                       </m:ctrlPr>
                     </m:sSubPr>
                     <m:e>
                       <m:r>
                         <w:rPr>
-                          <w:rFonts w:ascii="Cambria Math" w:hAnsi="Cambria Math"/>
+                          <w:rFonts w:ascii="Cambria Math" w:hAnsi="Cambria Math" w:cstheme="majorHAnsi"/>
+                          <w:sz w:val="24"/>
+                          <w:szCs w:val="24"/>
                         </w:rPr>
                         <m:t>m</m:t>
                       </m:r>
@@ -1187,7 +2112,9 @@
                     <m:sub>
                       <m:r>
                         <w:rPr>
-                          <w:rFonts w:ascii="Cambria Math" w:hAnsi="Cambria Math"/>
+                          <w:rFonts w:ascii="Cambria Math" w:hAnsi="Cambria Math" w:cstheme="majorHAnsi"/>
+                          <w:sz w:val="24"/>
+                          <w:szCs w:val="24"/>
                         </w:rPr>
                         <m:t>k</m:t>
                       </m:r>
@@ -1195,7 +2122,9 @@
                   </m:sSub>
                   <m:r>
                     <w:rPr>
-                      <w:rFonts w:ascii="Cambria Math" w:hAnsi="Cambria Math"/>
+                      <w:rFonts w:ascii="Cambria Math" w:hAnsi="Cambria Math" w:cstheme="majorHAnsi"/>
+                      <w:sz w:val="24"/>
+                      <w:szCs w:val="24"/>
                     </w:rPr>
                     <m:t>)</m:t>
                   </m:r>
@@ -1205,15 +2134,19 @@
                       <m:limLoc m:val="undOvr"/>
                       <m:ctrlPr>
                         <w:rPr>
-                          <w:rFonts w:ascii="Cambria Math" w:hAnsi="Cambria Math"/>
+                          <w:rFonts w:ascii="Cambria Math" w:hAnsi="Cambria Math" w:cstheme="majorHAnsi"/>
                           <w:i/>
+                          <w:sz w:val="24"/>
+                          <w:szCs w:val="24"/>
                         </w:rPr>
                       </m:ctrlPr>
                     </m:naryPr>
                     <m:sub>
                       <m:r>
                         <w:rPr>
-                          <w:rFonts w:ascii="Cambria Math" w:hAnsi="Cambria Math"/>
+                          <w:rFonts w:ascii="Cambria Math" w:hAnsi="Cambria Math" w:cstheme="majorHAnsi"/>
+                          <w:sz w:val="24"/>
+                          <w:szCs w:val="24"/>
                         </w:rPr>
                         <m:t>l=1</m:t>
                       </m:r>
@@ -1221,7 +2154,9 @@
                     <m:sup>
                       <m:r>
                         <w:rPr>
-                          <w:rFonts w:ascii="Cambria Math" w:hAnsi="Cambria Math"/>
+                          <w:rFonts w:ascii="Cambria Math" w:hAnsi="Cambria Math" w:cstheme="majorHAnsi"/>
+                          <w:sz w:val="24"/>
+                          <w:szCs w:val="24"/>
                         </w:rPr>
                         <m:t>k</m:t>
                       </m:r>
@@ -1229,7 +2164,9 @@
                     <m:e>
                       <m:r>
                         <w:rPr>
-                          <w:rFonts w:ascii="Cambria Math" w:hAnsi="Cambria Math"/>
+                          <w:rFonts w:ascii="Cambria Math" w:hAnsi="Cambria Math" w:cstheme="majorHAnsi"/>
+                          <w:sz w:val="24"/>
+                          <w:szCs w:val="24"/>
                         </w:rPr>
                         <m:t>x(n-</m:t>
                       </m:r>
@@ -1237,15 +2174,19 @@
                         <m:sSubPr>
                           <m:ctrlPr>
                             <w:rPr>
-                              <w:rFonts w:ascii="Cambria Math" w:hAnsi="Cambria Math"/>
+                              <w:rFonts w:ascii="Cambria Math" w:hAnsi="Cambria Math" w:cstheme="majorHAnsi"/>
                               <w:i/>
+                              <w:sz w:val="24"/>
+                              <w:szCs w:val="24"/>
                             </w:rPr>
                           </m:ctrlPr>
                         </m:sSubPr>
                         <m:e>
                           <m:r>
                             <w:rPr>
-                              <w:rFonts w:ascii="Cambria Math" w:hAnsi="Cambria Math"/>
+                              <w:rFonts w:ascii="Cambria Math" w:hAnsi="Cambria Math" w:cstheme="majorHAnsi"/>
+                              <w:sz w:val="24"/>
+                              <w:szCs w:val="24"/>
                             </w:rPr>
                             <m:t>m</m:t>
                           </m:r>
@@ -1253,7 +2194,9 @@
                         <m:sub>
                           <m:r>
                             <w:rPr>
-                              <w:rFonts w:ascii="Cambria Math" w:hAnsi="Cambria Math"/>
+                              <w:rFonts w:ascii="Cambria Math" w:hAnsi="Cambria Math" w:cstheme="majorHAnsi"/>
+                              <w:sz w:val="24"/>
+                              <w:szCs w:val="24"/>
                             </w:rPr>
                             <m:t>l</m:t>
                           </m:r>
@@ -1261,7 +2204,9 @@
                       </m:sSub>
                       <m:r>
                         <w:rPr>
-                          <w:rFonts w:ascii="Cambria Math" w:hAnsi="Cambria Math"/>
+                          <w:rFonts w:ascii="Cambria Math" w:hAnsi="Cambria Math" w:cstheme="majorHAnsi"/>
+                          <w:sz w:val="24"/>
+                          <w:szCs w:val="24"/>
                         </w:rPr>
                         <m:t>)</m:t>
                       </m:r>
@@ -1273,7 +2218,9 @@
           </m:nary>
           <m:r>
             <w:rPr>
-              <w:rFonts w:ascii="Cambria Math" w:hAnsi="Cambria Math"/>
+              <w:rFonts w:ascii="Cambria Math" w:hAnsi="Cambria Math" w:cstheme="majorHAnsi"/>
+              <w:sz w:val="24"/>
+              <w:szCs w:val="24"/>
             </w:rPr>
             <m:t xml:space="preserve"> </m:t>
           </m:r>
@@ -1283,80 +2230,91 @@
     <w:p>
       <w:pPr>
         <w:rPr>
-          <w:rFonts w:eastAsiaTheme="minorEastAsia"/>
+          <w:rFonts w:asciiTheme="majorHAnsi" w:eastAsiaTheme="minorEastAsia" w:hAnsiTheme="majorHAnsi" w:cstheme="majorHAnsi"/>
+          <w:sz w:val="24"/>
+          <w:szCs w:val="24"/>
         </w:rPr>
       </w:pPr>
       <w:proofErr w:type="gramStart"/>
       <w:r>
+        <w:rPr>
+          <w:rFonts w:asciiTheme="majorHAnsi" w:hAnsiTheme="majorHAnsi" w:cstheme="majorHAnsi"/>
+          <w:sz w:val="24"/>
+          <w:szCs w:val="24"/>
+        </w:rPr>
         <w:t>where</w:t>
       </w:r>
       <w:proofErr w:type="gramEnd"/>
       <w:r>
+        <w:rPr>
+          <w:rFonts w:asciiTheme="majorHAnsi" w:hAnsiTheme="majorHAnsi" w:cstheme="majorHAnsi"/>
+          <w:sz w:val="24"/>
+          <w:szCs w:val="24"/>
+        </w:rPr>
         <w:t xml:space="preserve"> </w:t>
       </w:r>
       <m:oMath>
         <m:r>
           <w:rPr>
-            <w:rFonts w:ascii="Cambria Math" w:hAnsi="Cambria Math"/>
+            <w:rFonts w:ascii="Cambria Math" w:hAnsi="Cambria Math" w:cstheme="majorHAnsi"/>
+            <w:sz w:val="24"/>
+            <w:szCs w:val="24"/>
           </w:rPr>
           <m:t>y(n)</m:t>
         </m:r>
       </m:oMath>
       <w:r>
+        <w:rPr>
+          <w:rFonts w:asciiTheme="majorHAnsi" w:hAnsiTheme="majorHAnsi" w:cstheme="majorHAnsi"/>
+          <w:sz w:val="24"/>
+          <w:szCs w:val="24"/>
+        </w:rPr>
         <w:t xml:space="preserve"> is the output sample, </w:t>
       </w:r>
       <m:oMath>
         <m:r>
           <w:rPr>
-            <w:rFonts w:ascii="Cambria Math" w:hAnsi="Cambria Math"/>
+            <w:rFonts w:ascii="Cambria Math" w:hAnsi="Cambria Math" w:cstheme="majorHAnsi"/>
+            <w:sz w:val="24"/>
+            <w:szCs w:val="24"/>
           </w:rPr>
           <m:t>x(n)</m:t>
         </m:r>
       </m:oMath>
       <w:r>
         <w:rPr>
-          <w:rFonts w:eastAsiaTheme="minorEastAsia"/>
+          <w:rFonts w:asciiTheme="majorHAnsi" w:eastAsiaTheme="minorEastAsia" w:hAnsiTheme="majorHAnsi" w:cstheme="majorHAnsi"/>
+          <w:sz w:val="24"/>
+          <w:szCs w:val="24"/>
         </w:rPr>
         <w:t xml:space="preserve"> </w:t>
       </w:r>
       <w:r>
-        <w:t xml:space="preserve">is the input sample, </w:t>
-      </w:r>
-      <w:r>
-        <w:rPr>
-          <w:rFonts w:ascii="Cambria Math" w:hAnsi="Cambria Math" w:cs="Cambria Math"/>
-        </w:rPr>
-        <w:t>K</w:t>
-      </w:r>
-      <w:r>
-        <w:t xml:space="preserve"> is the order of non-linearity of the system, </w:t>
-      </w:r>
-      <w:r>
-        <w:rPr>
-          <w:rFonts w:ascii="Cambria Math" w:hAnsi="Cambria Math" w:cs="Cambria Math"/>
-        </w:rPr>
-        <w:t>M</w:t>
-      </w:r>
-      <w:r>
-        <w:t xml:space="preserve"> is the ord</w:t>
-      </w:r>
-      <w:r>
-        <w:t xml:space="preserve">er of memory of the system, and </w:t>
+        <w:rPr>
+          <w:rFonts w:asciiTheme="majorHAnsi" w:hAnsiTheme="majorHAnsi" w:cstheme="majorHAnsi"/>
+          <w:sz w:val="24"/>
+          <w:szCs w:val="24"/>
+        </w:rPr>
+        <w:t xml:space="preserve">is the input sample, K is the order of non-linearity of the system, M is the order of memory of the system, and </w:t>
       </w:r>
       <m:oMath>
         <m:sSub>
           <m:sSubPr>
             <m:ctrlPr>
               <w:rPr>
-                <w:rFonts w:ascii="Cambria Math" w:hAnsi="Cambria Math"/>
+                <w:rFonts w:ascii="Cambria Math" w:hAnsi="Cambria Math" w:cstheme="majorHAnsi"/>
                 <w:i/>
+                <w:sz w:val="24"/>
+                <w:szCs w:val="24"/>
               </w:rPr>
             </m:ctrlPr>
           </m:sSubPr>
           <m:e>
             <m:r>
               <w:rPr>
-                <w:rFonts w:ascii="Cambria Math" w:hAnsi="Cambria Math"/>
+                <w:rFonts w:ascii="Cambria Math" w:hAnsi="Cambria Math" w:cstheme="majorHAnsi"/>
+                <w:sz w:val="24"/>
+                <w:szCs w:val="24"/>
               </w:rPr>
               <m:t>h</m:t>
             </m:r>
@@ -1364,7 +2322,9 @@
           <m:sub>
             <m:r>
               <w:rPr>
-                <w:rFonts w:ascii="Cambria Math" w:hAnsi="Cambria Math"/>
+                <w:rFonts w:ascii="Cambria Math" w:hAnsi="Cambria Math" w:cstheme="majorHAnsi"/>
+                <w:sz w:val="24"/>
+                <w:szCs w:val="24"/>
               </w:rPr>
               <m:t>k</m:t>
             </m:r>
@@ -1372,7 +2332,9 @@
         </m:sSub>
         <m:r>
           <w:rPr>
-            <w:rFonts w:ascii="Cambria Math" w:hAnsi="Cambria Math"/>
+            <w:rFonts w:ascii="Cambria Math" w:hAnsi="Cambria Math" w:cstheme="majorHAnsi"/>
+            <w:sz w:val="24"/>
+            <w:szCs w:val="24"/>
           </w:rPr>
           <m:t>(</m:t>
         </m:r>
@@ -1380,15 +2342,19 @@
           <m:sSubPr>
             <m:ctrlPr>
               <w:rPr>
-                <w:rFonts w:ascii="Cambria Math" w:hAnsi="Cambria Math"/>
+                <w:rFonts w:ascii="Cambria Math" w:hAnsi="Cambria Math" w:cstheme="majorHAnsi"/>
                 <w:i/>
+                <w:sz w:val="24"/>
+                <w:szCs w:val="24"/>
               </w:rPr>
             </m:ctrlPr>
           </m:sSubPr>
           <m:e>
             <m:r>
               <w:rPr>
-                <w:rFonts w:ascii="Cambria Math" w:hAnsi="Cambria Math"/>
+                <w:rFonts w:ascii="Cambria Math" w:hAnsi="Cambria Math" w:cstheme="majorHAnsi"/>
+                <w:sz w:val="24"/>
+                <w:szCs w:val="24"/>
               </w:rPr>
               <m:t>m</m:t>
             </m:r>
@@ -1396,7 +2362,9 @@
           <m:sub>
             <m:r>
               <w:rPr>
-                <w:rFonts w:ascii="Cambria Math" w:hAnsi="Cambria Math"/>
+                <w:rFonts w:ascii="Cambria Math" w:hAnsi="Cambria Math" w:cstheme="majorHAnsi"/>
+                <w:sz w:val="24"/>
+                <w:szCs w:val="24"/>
               </w:rPr>
               <m:t>1</m:t>
             </m:r>
@@ -1404,7 +2372,9 @@
         </m:sSub>
         <m:r>
           <w:rPr>
-            <w:rFonts w:ascii="Cambria Math" w:hAnsi="Cambria Math"/>
+            <w:rFonts w:ascii="Cambria Math" w:hAnsi="Cambria Math" w:cstheme="majorHAnsi"/>
+            <w:sz w:val="24"/>
+            <w:szCs w:val="24"/>
           </w:rPr>
           <m:t>,…,</m:t>
         </m:r>
@@ -1412,15 +2382,19 @@
           <m:sSubPr>
             <m:ctrlPr>
               <w:rPr>
-                <w:rFonts w:ascii="Cambria Math" w:hAnsi="Cambria Math"/>
+                <w:rFonts w:ascii="Cambria Math" w:hAnsi="Cambria Math" w:cstheme="majorHAnsi"/>
                 <w:i/>
+                <w:sz w:val="24"/>
+                <w:szCs w:val="24"/>
               </w:rPr>
             </m:ctrlPr>
           </m:sSubPr>
           <m:e>
             <m:r>
               <w:rPr>
-                <w:rFonts w:ascii="Cambria Math" w:hAnsi="Cambria Math"/>
+                <w:rFonts w:ascii="Cambria Math" w:hAnsi="Cambria Math" w:cstheme="majorHAnsi"/>
+                <w:sz w:val="24"/>
+                <w:szCs w:val="24"/>
               </w:rPr>
               <m:t>m</m:t>
             </m:r>
@@ -1428,7 +2402,9 @@
           <m:sub>
             <m:r>
               <w:rPr>
-                <w:rFonts w:ascii="Cambria Math" w:hAnsi="Cambria Math"/>
+                <w:rFonts w:ascii="Cambria Math" w:hAnsi="Cambria Math" w:cstheme="majorHAnsi"/>
+                <w:sz w:val="24"/>
+                <w:szCs w:val="24"/>
               </w:rPr>
               <m:t>k</m:t>
             </m:r>
@@ -1436,37 +2412,39 @@
         </m:sSub>
         <m:r>
           <w:rPr>
-            <w:rFonts w:ascii="Cambria Math" w:hAnsi="Cambria Math"/>
+            <w:rFonts w:ascii="Cambria Math" w:hAnsi="Cambria Math" w:cstheme="majorHAnsi"/>
+            <w:sz w:val="24"/>
+            <w:szCs w:val="24"/>
           </w:rPr>
           <m:t>)</m:t>
         </m:r>
       </m:oMath>
       <w:r>
-        <w:t xml:space="preserve"> is a coefficient with set values as a function of </w:t>
-      </w:r>
-      <w:r>
-        <w:rPr>
-          <w:rFonts w:ascii="Cambria Math" w:hAnsi="Cambria Math" w:cs="Cambria Math"/>
-        </w:rPr>
-        <w:t>k</w:t>
-      </w:r>
-      <w:r>
-        <w:t xml:space="preserve"> and </w:t>
+        <w:rPr>
+          <w:rFonts w:asciiTheme="majorHAnsi" w:hAnsiTheme="majorHAnsi" w:cstheme="majorHAnsi"/>
+          <w:sz w:val="24"/>
+          <w:szCs w:val="24"/>
+        </w:rPr>
+        <w:t xml:space="preserve"> is a coefficient with set values as a function of k and </w:t>
       </w:r>
       <m:oMath>
         <m:sSub>
           <m:sSubPr>
             <m:ctrlPr>
               <w:rPr>
-                <w:rFonts w:ascii="Cambria Math" w:hAnsi="Cambria Math"/>
+                <w:rFonts w:ascii="Cambria Math" w:hAnsi="Cambria Math" w:cstheme="majorHAnsi"/>
                 <w:i/>
+                <w:sz w:val="24"/>
+                <w:szCs w:val="24"/>
               </w:rPr>
             </m:ctrlPr>
           </m:sSubPr>
           <m:e>
             <m:r>
               <w:rPr>
-                <w:rFonts w:ascii="Cambria Math" w:hAnsi="Cambria Math"/>
+                <w:rFonts w:ascii="Cambria Math" w:hAnsi="Cambria Math" w:cstheme="majorHAnsi"/>
+                <w:sz w:val="24"/>
+                <w:szCs w:val="24"/>
               </w:rPr>
               <m:t>m</m:t>
             </m:r>
@@ -1474,7 +2452,9 @@
           <m:sub>
             <m:r>
               <w:rPr>
-                <w:rFonts w:ascii="Cambria Math" w:hAnsi="Cambria Math"/>
+                <w:rFonts w:ascii="Cambria Math" w:hAnsi="Cambria Math" w:cstheme="majorHAnsi"/>
+                <w:sz w:val="24"/>
+                <w:szCs w:val="24"/>
               </w:rPr>
               <m:t>1</m:t>
             </m:r>
@@ -1482,7 +2462,9 @@
         </m:sSub>
         <m:r>
           <w:rPr>
-            <w:rFonts w:ascii="Cambria Math" w:hAnsi="Cambria Math"/>
+            <w:rFonts w:ascii="Cambria Math" w:hAnsi="Cambria Math" w:cstheme="majorHAnsi"/>
+            <w:sz w:val="24"/>
+            <w:szCs w:val="24"/>
           </w:rPr>
           <m:t>…</m:t>
         </m:r>
@@ -1490,15 +2472,19 @@
           <m:sSubPr>
             <m:ctrlPr>
               <w:rPr>
-                <w:rFonts w:ascii="Cambria Math" w:hAnsi="Cambria Math"/>
+                <w:rFonts w:ascii="Cambria Math" w:hAnsi="Cambria Math" w:cstheme="majorHAnsi"/>
                 <w:i/>
+                <w:sz w:val="24"/>
+                <w:szCs w:val="24"/>
               </w:rPr>
             </m:ctrlPr>
           </m:sSubPr>
           <m:e>
             <m:r>
               <w:rPr>
-                <w:rFonts w:ascii="Cambria Math" w:hAnsi="Cambria Math"/>
+                <w:rFonts w:ascii="Cambria Math" w:hAnsi="Cambria Math" w:cstheme="majorHAnsi"/>
+                <w:sz w:val="24"/>
+                <w:szCs w:val="24"/>
               </w:rPr>
               <m:t>m</m:t>
             </m:r>
@@ -1506,7 +2492,9 @@
           <m:sub>
             <m:r>
               <w:rPr>
-                <w:rFonts w:ascii="Cambria Math" w:hAnsi="Cambria Math"/>
+                <w:rFonts w:ascii="Cambria Math" w:hAnsi="Cambria Math" w:cstheme="majorHAnsi"/>
+                <w:sz w:val="24"/>
+                <w:szCs w:val="24"/>
               </w:rPr>
               <m:t>k</m:t>
             </m:r>
@@ -1515,78 +2503,173 @@
       </m:oMath>
     </w:p>
     <w:p>
-      <w:r>
+      <w:pPr>
+        <w:rPr>
+          <w:rFonts w:asciiTheme="majorHAnsi" w:hAnsiTheme="majorHAnsi" w:cstheme="majorHAnsi"/>
+          <w:sz w:val="24"/>
+          <w:szCs w:val="24"/>
+        </w:rPr>
+      </w:pPr>
+      <w:r>
+        <w:rPr>
+          <w:rFonts w:asciiTheme="majorHAnsi" w:hAnsiTheme="majorHAnsi" w:cstheme="majorHAnsi"/>
+          <w:sz w:val="24"/>
+          <w:szCs w:val="24"/>
+        </w:rPr>
         <w:t>T</w:t>
       </w:r>
       <w:r>
+        <w:rPr>
+          <w:rFonts w:asciiTheme="majorHAnsi" w:hAnsiTheme="majorHAnsi" w:cstheme="majorHAnsi"/>
+          <w:sz w:val="24"/>
+          <w:szCs w:val="24"/>
+        </w:rPr>
         <w:t xml:space="preserve">he extensive number of coefficients </w:t>
       </w:r>
       <w:r>
+        <w:rPr>
+          <w:rFonts w:asciiTheme="majorHAnsi" w:hAnsiTheme="majorHAnsi" w:cstheme="majorHAnsi"/>
+          <w:sz w:val="24"/>
+          <w:szCs w:val="24"/>
+        </w:rPr>
         <w:t>related</w:t>
       </w:r>
       <w:r>
+        <w:rPr>
+          <w:rFonts w:asciiTheme="majorHAnsi" w:hAnsiTheme="majorHAnsi" w:cstheme="majorHAnsi"/>
+          <w:sz w:val="24"/>
+          <w:szCs w:val="24"/>
+        </w:rPr>
         <w:t xml:space="preserve"> with every combination of input sample and delayed input sample combinations within the bounds </w:t>
       </w:r>
       <w:r>
+        <w:rPr>
+          <w:rFonts w:asciiTheme="majorHAnsi" w:hAnsiTheme="majorHAnsi" w:cstheme="majorHAnsi"/>
+          <w:sz w:val="24"/>
+          <w:szCs w:val="24"/>
+        </w:rPr>
         <w:t>specified makes it possible to model large scale of nonlinear systems with memory effects</w:t>
       </w:r>
       <w:r>
+        <w:rPr>
+          <w:rFonts w:asciiTheme="majorHAnsi" w:hAnsiTheme="majorHAnsi" w:cstheme="majorHAnsi"/>
+          <w:sz w:val="24"/>
+          <w:szCs w:val="24"/>
+        </w:rPr>
         <w:t xml:space="preserve">. </w:t>
       </w:r>
       <w:r>
+        <w:rPr>
+          <w:rFonts w:asciiTheme="majorHAnsi" w:hAnsiTheme="majorHAnsi" w:cstheme="majorHAnsi"/>
+          <w:sz w:val="24"/>
+          <w:szCs w:val="24"/>
+        </w:rPr>
         <w:t xml:space="preserve">It is </w:t>
       </w:r>
       <w:r>
+        <w:rPr>
+          <w:rFonts w:asciiTheme="majorHAnsi" w:hAnsiTheme="majorHAnsi" w:cstheme="majorHAnsi"/>
+          <w:sz w:val="24"/>
+          <w:szCs w:val="24"/>
+        </w:rPr>
         <w:t>able to model systems with both large non-</w:t>
       </w:r>
       <w:proofErr w:type="spellStart"/>
       <w:r>
+        <w:rPr>
+          <w:rFonts w:asciiTheme="majorHAnsi" w:hAnsiTheme="majorHAnsi" w:cstheme="majorHAnsi"/>
+          <w:sz w:val="24"/>
+          <w:szCs w:val="24"/>
+        </w:rPr>
         <w:t>linearities</w:t>
       </w:r>
       <w:proofErr w:type="spellEnd"/>
       <w:r>
+        <w:rPr>
+          <w:rFonts w:asciiTheme="majorHAnsi" w:hAnsiTheme="majorHAnsi" w:cstheme="majorHAnsi"/>
+          <w:sz w:val="24"/>
+          <w:szCs w:val="24"/>
+        </w:rPr>
         <w:t xml:space="preserve"> and drastic memory effects, and</w:t>
       </w:r>
       <w:r>
+        <w:rPr>
+          <w:rFonts w:asciiTheme="majorHAnsi" w:hAnsiTheme="majorHAnsi" w:cstheme="majorHAnsi"/>
+          <w:sz w:val="24"/>
+          <w:szCs w:val="24"/>
+        </w:rPr>
         <w:t xml:space="preserve"> by raising the nonlinear and memory orders, K and M, the model can become more accurate</w:t>
       </w:r>
       <w:r>
+        <w:rPr>
+          <w:rFonts w:asciiTheme="majorHAnsi" w:hAnsiTheme="majorHAnsi" w:cstheme="majorHAnsi"/>
+          <w:sz w:val="24"/>
+          <w:szCs w:val="24"/>
+        </w:rPr>
         <w:t>. However, the</w:t>
       </w:r>
       <w:r>
-        <w:t xml:space="preserve"> complexity in calculating the coefficients increases dramatically as either K or M is increased. As a result, many </w:t>
-      </w:r>
-      <w:r>
-        <w:t xml:space="preserve">simplifications of the full </w:t>
+        <w:rPr>
+          <w:rFonts w:asciiTheme="majorHAnsi" w:hAnsiTheme="majorHAnsi" w:cstheme="majorHAnsi"/>
+          <w:sz w:val="24"/>
+          <w:szCs w:val="24"/>
+        </w:rPr>
+        <w:t xml:space="preserve"> complexity in calculating the coefficients increases dramatically as either K or M is increased. As a result, many simplifications of the full </w:t>
       </w:r>
       <w:proofErr w:type="spellStart"/>
       <w:r>
+        <w:rPr>
+          <w:rFonts w:asciiTheme="majorHAnsi" w:hAnsiTheme="majorHAnsi" w:cstheme="majorHAnsi"/>
+          <w:sz w:val="24"/>
+          <w:szCs w:val="24"/>
+        </w:rPr>
         <w:t>Volterra</w:t>
       </w:r>
       <w:proofErr w:type="spellEnd"/>
       <w:r>
+        <w:rPr>
+          <w:rFonts w:asciiTheme="majorHAnsi" w:hAnsiTheme="majorHAnsi" w:cstheme="majorHAnsi"/>
+          <w:sz w:val="24"/>
+          <w:szCs w:val="24"/>
+        </w:rPr>
         <w:t xml:space="preserve"> model, with less coefficients, have been devised</w:t>
       </w:r>
       <w:r>
+        <w:rPr>
+          <w:rFonts w:asciiTheme="majorHAnsi" w:hAnsiTheme="majorHAnsi" w:cstheme="majorHAnsi"/>
+          <w:sz w:val="24"/>
+          <w:szCs w:val="24"/>
+        </w:rPr>
         <w:t>. One of these is the Memory Polynomial model, which is given by:</w:t>
       </w:r>
     </w:p>
     <w:p>
+      <w:pPr>
+        <w:rPr>
+          <w:rFonts w:asciiTheme="majorHAnsi" w:hAnsiTheme="majorHAnsi" w:cstheme="majorHAnsi"/>
+          <w:sz w:val="24"/>
+          <w:szCs w:val="24"/>
+        </w:rPr>
+      </w:pPr>
       <m:oMathPara>
         <m:oMath>
           <m:sSub>
             <m:sSubPr>
               <m:ctrlPr>
                 <w:rPr>
-                  <w:rFonts w:ascii="Cambria Math" w:hAnsi="Cambria Math"/>
+                  <w:rFonts w:ascii="Cambria Math" w:hAnsi="Cambria Math" w:cstheme="majorHAnsi"/>
                   <w:i/>
+                  <w:sz w:val="24"/>
+                  <w:szCs w:val="24"/>
                 </w:rPr>
               </m:ctrlPr>
             </m:sSubPr>
             <m:e>
               <m:r>
                 <w:rPr>
-                  <w:rFonts w:ascii="Cambria Math" w:hAnsi="Cambria Math"/>
+                  <w:rFonts w:ascii="Cambria Math" w:hAnsi="Cambria Math" w:cstheme="majorHAnsi"/>
+                  <w:sz w:val="24"/>
+                  <w:szCs w:val="24"/>
                 </w:rPr>
                 <m:t>y</m:t>
               </m:r>
@@ -1594,7 +2677,9 @@
             <m:sub>
               <m:r>
                 <w:rPr>
-                  <w:rFonts w:ascii="Cambria Math" w:hAnsi="Cambria Math"/>
+                  <w:rFonts w:ascii="Cambria Math" w:hAnsi="Cambria Math" w:cstheme="majorHAnsi"/>
+                  <w:sz w:val="24"/>
+                  <w:szCs w:val="24"/>
                 </w:rPr>
                 <m:t>MP</m:t>
               </m:r>
@@ -1604,15 +2689,19 @@
             <m:dPr>
               <m:ctrlPr>
                 <w:rPr>
-                  <w:rFonts w:ascii="Cambria Math" w:hAnsi="Cambria Math"/>
+                  <w:rFonts w:ascii="Cambria Math" w:hAnsi="Cambria Math" w:cstheme="majorHAnsi"/>
                   <w:i/>
+                  <w:sz w:val="24"/>
+                  <w:szCs w:val="24"/>
                 </w:rPr>
               </m:ctrlPr>
             </m:dPr>
             <m:e>
               <m:r>
                 <w:rPr>
-                  <w:rFonts w:ascii="Cambria Math" w:hAnsi="Cambria Math"/>
+                  <w:rFonts w:ascii="Cambria Math" w:hAnsi="Cambria Math" w:cstheme="majorHAnsi"/>
+                  <w:sz w:val="24"/>
+                  <w:szCs w:val="24"/>
                 </w:rPr>
                 <m:t>n</m:t>
               </m:r>
@@ -1620,7 +2709,9 @@
           </m:d>
           <m:r>
             <w:rPr>
-              <w:rFonts w:ascii="Cambria Math" w:hAnsi="Cambria Math"/>
+              <w:rFonts w:ascii="Cambria Math" w:hAnsi="Cambria Math" w:cstheme="majorHAnsi"/>
+              <w:sz w:val="24"/>
+              <w:szCs w:val="24"/>
             </w:rPr>
             <m:t xml:space="preserve">= </m:t>
           </m:r>
@@ -1630,15 +2721,19 @@
               <m:limLoc m:val="undOvr"/>
               <m:ctrlPr>
                 <w:rPr>
-                  <w:rFonts w:ascii="Cambria Math" w:hAnsi="Cambria Math"/>
+                  <w:rFonts w:ascii="Cambria Math" w:hAnsi="Cambria Math" w:cstheme="majorHAnsi"/>
                   <w:i/>
+                  <w:sz w:val="24"/>
+                  <w:szCs w:val="24"/>
                 </w:rPr>
               </m:ctrlPr>
             </m:naryPr>
             <m:sub>
               <m:r>
                 <w:rPr>
-                  <w:rFonts w:ascii="Cambria Math" w:hAnsi="Cambria Math"/>
+                  <w:rFonts w:ascii="Cambria Math" w:hAnsi="Cambria Math" w:cstheme="majorHAnsi"/>
+                  <w:sz w:val="24"/>
+                  <w:szCs w:val="24"/>
                 </w:rPr>
                 <m:t>k=0</m:t>
               </m:r>
@@ -1646,7 +2741,9 @@
             <m:sup>
               <m:r>
                 <w:rPr>
-                  <w:rFonts w:ascii="Cambria Math" w:hAnsi="Cambria Math"/>
+                  <w:rFonts w:ascii="Cambria Math" w:hAnsi="Cambria Math" w:cstheme="majorHAnsi"/>
+                  <w:sz w:val="24"/>
+                  <w:szCs w:val="24"/>
                 </w:rPr>
                 <m:t>K-1</m:t>
               </m:r>
@@ -1658,15 +2755,19 @@
                   <m:limLoc m:val="undOvr"/>
                   <m:ctrlPr>
                     <w:rPr>
-                      <w:rFonts w:ascii="Cambria Math" w:hAnsi="Cambria Math"/>
+                      <w:rFonts w:ascii="Cambria Math" w:hAnsi="Cambria Math" w:cstheme="majorHAnsi"/>
                       <w:i/>
+                      <w:sz w:val="24"/>
+                      <w:szCs w:val="24"/>
                     </w:rPr>
                   </m:ctrlPr>
                 </m:naryPr>
                 <m:sub>
                   <m:r>
                     <w:rPr>
-                      <w:rFonts w:ascii="Cambria Math" w:hAnsi="Cambria Math"/>
+                      <w:rFonts w:ascii="Cambria Math" w:hAnsi="Cambria Math" w:cstheme="majorHAnsi"/>
+                      <w:sz w:val="24"/>
+                      <w:szCs w:val="24"/>
                     </w:rPr>
                     <m:t>m=0</m:t>
                   </m:r>
@@ -1674,7 +2775,9 @@
                 <m:sup>
                   <m:r>
                     <w:rPr>
-                      <w:rFonts w:ascii="Cambria Math" w:hAnsi="Cambria Math"/>
+                      <w:rFonts w:ascii="Cambria Math" w:hAnsi="Cambria Math" w:cstheme="majorHAnsi"/>
+                      <w:sz w:val="24"/>
+                      <w:szCs w:val="24"/>
                     </w:rPr>
                     <m:t>M-1</m:t>
                   </m:r>
@@ -1684,15 +2787,19 @@
                     <m:sSubPr>
                       <m:ctrlPr>
                         <w:rPr>
-                          <w:rFonts w:ascii="Cambria Math" w:hAnsi="Cambria Math"/>
+                          <w:rFonts w:ascii="Cambria Math" w:hAnsi="Cambria Math" w:cstheme="majorHAnsi"/>
                           <w:i/>
+                          <w:sz w:val="24"/>
+                          <w:szCs w:val="24"/>
                         </w:rPr>
                       </m:ctrlPr>
                     </m:sSubPr>
                     <m:e>
                       <m:r>
                         <w:rPr>
-                          <w:rFonts w:ascii="Cambria Math" w:hAnsi="Cambria Math"/>
+                          <w:rFonts w:ascii="Cambria Math" w:hAnsi="Cambria Math" w:cstheme="majorHAnsi"/>
+                          <w:sz w:val="24"/>
+                          <w:szCs w:val="24"/>
                         </w:rPr>
                         <m:t>h</m:t>
                       </m:r>
@@ -1700,7 +2807,9 @@
                     <m:sub>
                       <m:r>
                         <w:rPr>
-                          <w:rFonts w:ascii="Cambria Math" w:hAnsi="Cambria Math"/>
+                          <w:rFonts w:ascii="Cambria Math" w:hAnsi="Cambria Math" w:cstheme="majorHAnsi"/>
+                          <w:sz w:val="24"/>
+                          <w:szCs w:val="24"/>
                         </w:rPr>
                         <m:t>km</m:t>
                       </m:r>
@@ -1708,7 +2817,9 @@
                   </m:sSub>
                   <m:r>
                     <w:rPr>
-                      <w:rFonts w:ascii="Cambria Math" w:hAnsi="Cambria Math"/>
+                      <w:rFonts w:ascii="Cambria Math" w:hAnsi="Cambria Math" w:cstheme="majorHAnsi"/>
+                      <w:sz w:val="24"/>
+                      <w:szCs w:val="24"/>
                     </w:rPr>
                     <m:t>x</m:t>
                   </m:r>
@@ -1716,15 +2827,19 @@
                     <m:dPr>
                       <m:ctrlPr>
                         <w:rPr>
-                          <w:rFonts w:ascii="Cambria Math" w:hAnsi="Cambria Math"/>
+                          <w:rFonts w:ascii="Cambria Math" w:hAnsi="Cambria Math" w:cstheme="majorHAnsi"/>
                           <w:i/>
+                          <w:sz w:val="24"/>
+                          <w:szCs w:val="24"/>
                         </w:rPr>
                       </m:ctrlPr>
                     </m:dPr>
                     <m:e>
                       <m:r>
                         <w:rPr>
-                          <w:rFonts w:ascii="Cambria Math" w:hAnsi="Cambria Math"/>
+                          <w:rFonts w:ascii="Cambria Math" w:hAnsi="Cambria Math" w:cstheme="majorHAnsi"/>
+                          <w:sz w:val="24"/>
+                          <w:szCs w:val="24"/>
                         </w:rPr>
                         <m:t>n-m</m:t>
                       </m:r>
@@ -1734,8 +2849,10 @@
                     <m:sSupPr>
                       <m:ctrlPr>
                         <w:rPr>
-                          <w:rFonts w:ascii="Cambria Math" w:hAnsi="Cambria Math"/>
+                          <w:rFonts w:ascii="Cambria Math" w:hAnsi="Cambria Math" w:cstheme="majorHAnsi"/>
                           <w:i/>
+                          <w:sz w:val="24"/>
+                          <w:szCs w:val="24"/>
                         </w:rPr>
                       </m:ctrlPr>
                     </m:sSupPr>
@@ -1746,15 +2863,19 @@
                           <m:endChr m:val="|"/>
                           <m:ctrlPr>
                             <w:rPr>
-                              <w:rFonts w:ascii="Cambria Math" w:hAnsi="Cambria Math"/>
+                              <w:rFonts w:ascii="Cambria Math" w:hAnsi="Cambria Math" w:cstheme="majorHAnsi"/>
                               <w:i/>
+                              <w:sz w:val="24"/>
+                              <w:szCs w:val="24"/>
                             </w:rPr>
                           </m:ctrlPr>
                         </m:dPr>
                         <m:e>
                           <m:r>
                             <w:rPr>
-                              <w:rFonts w:ascii="Cambria Math" w:hAnsi="Cambria Math"/>
+                              <w:rFonts w:ascii="Cambria Math" w:hAnsi="Cambria Math" w:cstheme="majorHAnsi"/>
+                              <w:sz w:val="24"/>
+                              <w:szCs w:val="24"/>
                             </w:rPr>
                             <m:t>x</m:t>
                           </m:r>
@@ -1762,15 +2883,19 @@
                             <m:dPr>
                               <m:ctrlPr>
                                 <w:rPr>
-                                  <w:rFonts w:ascii="Cambria Math" w:hAnsi="Cambria Math"/>
+                                  <w:rFonts w:ascii="Cambria Math" w:hAnsi="Cambria Math" w:cstheme="majorHAnsi"/>
                                   <w:i/>
+                                  <w:sz w:val="24"/>
+                                  <w:szCs w:val="24"/>
                                 </w:rPr>
                               </m:ctrlPr>
                             </m:dPr>
                             <m:e>
                               <m:r>
                                 <w:rPr>
-                                  <w:rFonts w:ascii="Cambria Math" w:hAnsi="Cambria Math"/>
+                                  <w:rFonts w:ascii="Cambria Math" w:hAnsi="Cambria Math" w:cstheme="majorHAnsi"/>
+                                  <w:sz w:val="24"/>
+                                  <w:szCs w:val="24"/>
                                 </w:rPr>
                                 <m:t>n-m</m:t>
                               </m:r>
@@ -1782,7 +2907,9 @@
                     <m:sup>
                       <m:r>
                         <w:rPr>
-                          <w:rFonts w:ascii="Cambria Math" w:hAnsi="Cambria Math"/>
+                          <w:rFonts w:ascii="Cambria Math" w:hAnsi="Cambria Math" w:cstheme="majorHAnsi"/>
+                          <w:sz w:val="24"/>
+                          <w:szCs w:val="24"/>
                         </w:rPr>
                         <m:t>k</m:t>
                       </m:r>
@@ -1796,12 +2923,29 @@
       </m:oMathPara>
     </w:p>
     <w:p>
+      <w:pPr>
+        <w:rPr>
+          <w:rFonts w:asciiTheme="majorHAnsi" w:hAnsiTheme="majorHAnsi" w:cstheme="majorHAnsi"/>
+          <w:sz w:val="24"/>
+          <w:szCs w:val="24"/>
+        </w:rPr>
+      </w:pPr>
       <w:proofErr w:type="gramStart"/>
       <w:r>
+        <w:rPr>
+          <w:rFonts w:asciiTheme="majorHAnsi" w:hAnsiTheme="majorHAnsi" w:cstheme="majorHAnsi"/>
+          <w:sz w:val="24"/>
+          <w:szCs w:val="24"/>
+        </w:rPr>
         <w:t>where</w:t>
       </w:r>
       <w:proofErr w:type="gramEnd"/>
       <w:r>
+        <w:rPr>
+          <w:rFonts w:asciiTheme="majorHAnsi" w:hAnsiTheme="majorHAnsi" w:cstheme="majorHAnsi"/>
+          <w:sz w:val="24"/>
+          <w:szCs w:val="24"/>
+        </w:rPr>
         <w:t xml:space="preserve"> </w:t>
       </w:r>
       <m:oMath>
@@ -1809,15 +2953,19 @@
           <m:sSubPr>
             <m:ctrlPr>
               <w:rPr>
-                <w:rFonts w:ascii="Cambria Math" w:hAnsi="Cambria Math" w:cs="Cambria Math"/>
+                <w:rFonts w:ascii="Cambria Math" w:hAnsi="Cambria Math" w:cstheme="majorHAnsi"/>
                 <w:i/>
+                <w:sz w:val="24"/>
+                <w:szCs w:val="24"/>
               </w:rPr>
             </m:ctrlPr>
           </m:sSubPr>
           <m:e>
             <m:r>
               <w:rPr>
-                <w:rFonts w:ascii="Cambria Math" w:hAnsi="Cambria Math" w:cs="Cambria Math"/>
+                <w:rFonts w:ascii="Cambria Math" w:hAnsi="Cambria Math" w:cstheme="majorHAnsi"/>
+                <w:sz w:val="24"/>
+                <w:szCs w:val="24"/>
               </w:rPr>
               <m:t>y</m:t>
             </m:r>
@@ -1825,7 +2973,9 @@
           <m:sub>
             <m:r>
               <w:rPr>
-                <w:rFonts w:ascii="Cambria Math" w:hAnsi="Cambria Math" w:cs="Cambria Math"/>
+                <w:rFonts w:ascii="Cambria Math" w:hAnsi="Cambria Math" w:cstheme="majorHAnsi"/>
+                <w:sz w:val="24"/>
+                <w:szCs w:val="24"/>
               </w:rPr>
               <m:t>MP</m:t>
             </m:r>
@@ -1833,63 +2983,57 @@
         </m:sSub>
         <m:r>
           <w:rPr>
-            <w:rFonts w:ascii="Cambria Math" w:hAnsi="Cambria Math" w:cs="Cambria Math"/>
+            <w:rFonts w:ascii="Cambria Math" w:hAnsi="Cambria Math" w:cstheme="majorHAnsi"/>
+            <w:sz w:val="24"/>
+            <w:szCs w:val="24"/>
           </w:rPr>
           <m:t>(n)</m:t>
         </m:r>
       </m:oMath>
       <w:r>
+        <w:rPr>
+          <w:rFonts w:asciiTheme="majorHAnsi" w:hAnsiTheme="majorHAnsi" w:cstheme="majorHAnsi"/>
+          <w:sz w:val="24"/>
+          <w:szCs w:val="24"/>
+        </w:rPr>
         <w:t xml:space="preserve"> is the output sample, </w:t>
       </w:r>
       <m:oMath>
         <m:r>
           <w:rPr>
-            <w:rFonts w:ascii="Cambria Math" w:hAnsi="Cambria Math"/>
+            <w:rFonts w:ascii="Cambria Math" w:hAnsi="Cambria Math" w:cstheme="majorHAnsi"/>
+            <w:sz w:val="24"/>
+            <w:szCs w:val="24"/>
           </w:rPr>
           <m:t>x(n)</m:t>
         </m:r>
       </m:oMath>
       <w:r>
-        <w:t xml:space="preserve"> is the input sample, </w:t>
-      </w:r>
-      <w:r>
-        <w:rPr>
-          <w:rFonts w:ascii="Cambria Math" w:hAnsi="Cambria Math" w:cs="Cambria Math"/>
-        </w:rPr>
-        <w:t>K</w:t>
-      </w:r>
-      <w:r>
-        <w:t xml:space="preserve"> is the order of non-linearity of the system, </w:t>
-      </w:r>
-      <w:r>
-        <w:rPr>
-          <w:rFonts w:ascii="Cambria Math" w:hAnsi="Cambria Math" w:cs="Cambria Math"/>
-        </w:rPr>
-        <w:t>M</w:t>
-      </w:r>
-      <w:r>
-        <w:t xml:space="preserve"> is the order of</w:t>
-      </w:r>
-      <w:r>
-        <w:t xml:space="preserve"> </w:t>
-      </w:r>
-      <w:r>
-        <w:t xml:space="preserve">memory of the system, and </w:t>
+        <w:rPr>
+          <w:rFonts w:asciiTheme="majorHAnsi" w:hAnsiTheme="majorHAnsi" w:cstheme="majorHAnsi"/>
+          <w:sz w:val="24"/>
+          <w:szCs w:val="24"/>
+        </w:rPr>
+        <w:t xml:space="preserve"> is the input sample, K is the order of non-linearity of the system, M is the order of memory of the system, and </w:t>
       </w:r>
       <m:oMath>
         <m:sSub>
           <m:sSubPr>
             <m:ctrlPr>
               <w:rPr>
-                <w:rFonts w:ascii="Cambria Math" w:hAnsi="Cambria Math"/>
+                <w:rFonts w:ascii="Cambria Math" w:hAnsi="Cambria Math" w:cstheme="majorHAnsi"/>
                 <w:i/>
+                <w:sz w:val="24"/>
+                <w:szCs w:val="24"/>
               </w:rPr>
             </m:ctrlPr>
           </m:sSubPr>
           <m:e>
             <m:r>
               <w:rPr>
-                <w:rFonts w:ascii="Cambria Math" w:hAnsi="Cambria Math"/>
+                <w:rFonts w:ascii="Cambria Math" w:hAnsi="Cambria Math" w:cstheme="majorHAnsi"/>
+                <w:sz w:val="24"/>
+                <w:szCs w:val="24"/>
               </w:rPr>
               <m:t>h</m:t>
             </m:r>
@@ -1897,7 +3041,9 @@
           <m:sub>
             <m:r>
               <w:rPr>
-                <w:rFonts w:ascii="Cambria Math" w:hAnsi="Cambria Math"/>
+                <w:rFonts w:ascii="Cambria Math" w:hAnsi="Cambria Math" w:cstheme="majorHAnsi"/>
+                <w:sz w:val="24"/>
+                <w:szCs w:val="24"/>
               </w:rPr>
               <m:t>KM</m:t>
             </m:r>
@@ -1905,37 +3051,54 @@
         </m:sSub>
       </m:oMath>
       <w:r>
+        <w:rPr>
+          <w:rFonts w:asciiTheme="majorHAnsi" w:hAnsiTheme="majorHAnsi" w:cstheme="majorHAnsi"/>
+          <w:sz w:val="24"/>
+          <w:szCs w:val="24"/>
+        </w:rPr>
         <w:t xml:space="preserve"> is a coefficient with set values as a function of </w:t>
       </w:r>
       <w:r>
         <w:rPr>
           <w:rFonts w:ascii="Cambria Math" w:hAnsi="Cambria Math" w:cs="Cambria Math"/>
+          <w:sz w:val="24"/>
+          <w:szCs w:val="24"/>
         </w:rPr>
         <w:t>𝑘</w:t>
       </w:r>
       <w:r>
+        <w:rPr>
+          <w:rFonts w:asciiTheme="majorHAnsi" w:hAnsiTheme="majorHAnsi" w:cstheme="majorHAnsi"/>
+          <w:sz w:val="24"/>
+          <w:szCs w:val="24"/>
+        </w:rPr>
         <w:t xml:space="preserve"> and </w:t>
       </w:r>
       <w:r>
         <w:rPr>
           <w:rFonts w:ascii="Cambria Math" w:hAnsi="Cambria Math" w:cs="Cambria Math"/>
+          <w:sz w:val="24"/>
+          <w:szCs w:val="24"/>
         </w:rPr>
         <w:t>𝑚</w:t>
       </w:r>
       <w:r>
-        <w:t>.</w:t>
-      </w:r>
-      <w:r>
-        <w:t xml:space="preserve"> This model</w:t>
-      </w:r>
-      <w:r>
-        <w:t xml:space="preserve"> can be represented efficiently in matrix form as</w:t>
-      </w:r>
-      <w:r>
-        <w:t>:</w:t>
+        <w:rPr>
+          <w:rFonts w:asciiTheme="majorHAnsi" w:hAnsiTheme="majorHAnsi" w:cstheme="majorHAnsi"/>
+          <w:sz w:val="24"/>
+          <w:szCs w:val="24"/>
+        </w:rPr>
+        <w:t>. This model can be represented efficiently in matrix form as:</w:t>
       </w:r>
     </w:p>
     <w:p>
+      <w:pPr>
+        <w:rPr>
+          <w:rFonts w:asciiTheme="majorHAnsi" w:hAnsiTheme="majorHAnsi" w:cstheme="majorHAnsi"/>
+          <w:sz w:val="24"/>
+          <w:szCs w:val="24"/>
+        </w:rPr>
+      </w:pPr>
       <m:oMathPara>
         <m:oMath>
           <m:r>
@@ -1943,7 +3106,9 @@
               <m:sty m:val="bi"/>
             </m:rPr>
             <w:rPr>
-              <w:rFonts w:ascii="Cambria Math" w:hAnsi="Cambria Math"/>
+              <w:rFonts w:ascii="Cambria Math" w:hAnsi="Cambria Math" w:cstheme="majorHAnsi"/>
+              <w:sz w:val="24"/>
+              <w:szCs w:val="24"/>
             </w:rPr>
             <m:t>y=X</m:t>
           </m:r>
@@ -1951,9 +3116,11 @@
             <m:sSubPr>
               <m:ctrlPr>
                 <w:rPr>
-                  <w:rFonts w:ascii="Cambria Math" w:hAnsi="Cambria Math"/>
+                  <w:rFonts w:ascii="Cambria Math" w:hAnsi="Cambria Math" w:cstheme="majorHAnsi"/>
                   <w:b/>
                   <w:bCs/>
+                  <w:sz w:val="24"/>
+                  <w:szCs w:val="24"/>
                 </w:rPr>
               </m:ctrlPr>
             </m:sSubPr>
@@ -1963,7 +3130,9 @@
                   <m:sty m:val="b"/>
                 </m:rPr>
                 <w:rPr>
-                  <w:rFonts w:ascii="Cambria Math" w:hAnsi="Cambria Math"/>
+                  <w:rFonts w:ascii="Cambria Math" w:hAnsi="Cambria Math" w:cstheme="majorHAnsi"/>
+                  <w:sz w:val="24"/>
+                  <w:szCs w:val="24"/>
                 </w:rPr>
                 <m:t>θ</m:t>
               </m:r>
@@ -1974,7 +3143,9 @@
                   <m:sty m:val="b"/>
                 </m:rPr>
                 <w:rPr>
-                  <w:rFonts w:ascii="Cambria Math" w:hAnsi="Cambria Math"/>
+                  <w:rFonts w:ascii="Cambria Math" w:hAnsi="Cambria Math" w:cstheme="majorHAnsi"/>
+                  <w:sz w:val="24"/>
+                  <w:szCs w:val="24"/>
                 </w:rPr>
                 <m:t>MP</m:t>
               </m:r>
@@ -1987,7 +3158,9 @@
       <w:pPr>
         <w:jc w:val="center"/>
         <w:rPr>
-          <w:rFonts w:eastAsiaTheme="minorEastAsia"/>
+          <w:rFonts w:asciiTheme="majorHAnsi" w:eastAsiaTheme="minorEastAsia" w:hAnsiTheme="majorHAnsi" w:cstheme="majorHAnsi"/>
+          <w:sz w:val="24"/>
+          <w:szCs w:val="24"/>
         </w:rPr>
       </w:pPr>
       <m:oMathPara>
@@ -1998,8 +3171,10 @@
               <m:endChr m:val="]"/>
               <m:ctrlPr>
                 <w:rPr>
-                  <w:rFonts w:ascii="Cambria Math" w:hAnsi="Cambria Math"/>
+                  <w:rFonts w:ascii="Cambria Math" w:hAnsi="Cambria Math" w:cstheme="majorHAnsi"/>
                   <w:i/>
+                  <w:sz w:val="24"/>
+                  <w:szCs w:val="24"/>
                 </w:rPr>
               </m:ctrlPr>
             </m:dPr>
@@ -2016,8 +3191,10 @@
                   </m:mcs>
                   <m:ctrlPr>
                     <w:rPr>
-                      <w:rFonts w:ascii="Cambria Math" w:hAnsi="Cambria Math"/>
+                      <w:rFonts w:ascii="Cambria Math" w:hAnsi="Cambria Math" w:cstheme="majorHAnsi"/>
                       <w:i/>
+                      <w:sz w:val="24"/>
+                      <w:szCs w:val="24"/>
                     </w:rPr>
                   </m:ctrlPr>
                 </m:mPr>
@@ -2025,7 +3202,9 @@
                   <m:e>
                     <m:r>
                       <w:rPr>
-                        <w:rFonts w:ascii="Cambria Math" w:hAnsi="Cambria Math"/>
+                        <w:rFonts w:ascii="Cambria Math" w:hAnsi="Cambria Math" w:cstheme="majorHAnsi"/>
+                        <w:sz w:val="24"/>
+                        <w:szCs w:val="24"/>
                       </w:rPr>
                       <m:t>y(n)</m:t>
                     </m:r>
@@ -2035,7 +3214,9 @@
                   <m:e>
                     <m:r>
                       <w:rPr>
-                        <w:rFonts w:ascii="Cambria Math" w:hAnsi="Cambria Math"/>
+                        <w:rFonts w:ascii="Cambria Math" w:hAnsi="Cambria Math" w:cstheme="majorHAnsi"/>
+                        <w:sz w:val="24"/>
+                        <w:szCs w:val="24"/>
                       </w:rPr>
                       <m:t>⋮</m:t>
                     </m:r>
@@ -2045,7 +3226,9 @@
                   <m:e>
                     <m:r>
                       <w:rPr>
-                        <w:rFonts w:ascii="Cambria Math" w:hAnsi="Cambria Math"/>
+                        <w:rFonts w:ascii="Cambria Math" w:hAnsi="Cambria Math" w:cstheme="majorHAnsi"/>
+                        <w:sz w:val="24"/>
+                        <w:szCs w:val="24"/>
                       </w:rPr>
                       <m:t>y(n+N)</m:t>
                     </m:r>
@@ -2056,7 +3239,9 @@
           </m:d>
           <m:r>
             <w:rPr>
-              <w:rFonts w:ascii="Cambria Math" w:hAnsi="Cambria Math"/>
+              <w:rFonts w:ascii="Cambria Math" w:hAnsi="Cambria Math" w:cstheme="majorHAnsi"/>
+              <w:sz w:val="24"/>
+              <w:szCs w:val="24"/>
             </w:rPr>
             <m:t>=</m:t>
           </m:r>
@@ -2066,8 +3251,10 @@
               <m:endChr m:val="]"/>
               <m:ctrlPr>
                 <w:rPr>
-                  <w:rFonts w:ascii="Cambria Math" w:hAnsi="Cambria Math"/>
+                  <w:rFonts w:ascii="Cambria Math" w:hAnsi="Cambria Math" w:cstheme="majorHAnsi"/>
                   <w:i/>
+                  <w:sz w:val="24"/>
+                  <w:szCs w:val="24"/>
                 </w:rPr>
               </m:ctrlPr>
             </m:dPr>
@@ -2084,8 +3271,10 @@
                   </m:mcs>
                   <m:ctrlPr>
                     <w:rPr>
-                      <w:rFonts w:ascii="Cambria Math" w:hAnsi="Cambria Math"/>
+                      <w:rFonts w:ascii="Cambria Math" w:hAnsi="Cambria Math" w:cstheme="majorHAnsi"/>
                       <w:i/>
+                      <w:sz w:val="24"/>
+                      <w:szCs w:val="24"/>
                     </w:rPr>
                   </m:ctrlPr>
                 </m:mPr>
@@ -2093,7 +3282,9 @@
                   <m:e>
                     <m:r>
                       <w:rPr>
-                        <w:rFonts w:ascii="Cambria Math" w:hAnsi="Cambria Math"/>
+                        <w:rFonts w:ascii="Cambria Math" w:hAnsi="Cambria Math" w:cstheme="majorHAnsi"/>
+                        <w:sz w:val="24"/>
+                        <w:szCs w:val="24"/>
                       </w:rPr>
                       <m:t>x(n)</m:t>
                     </m:r>
@@ -2101,7 +3292,9 @@
                   <m:e>
                     <m:r>
                       <w:rPr>
-                        <w:rFonts w:ascii="Cambria Math" w:hAnsi="Cambria Math"/>
+                        <w:rFonts w:ascii="Cambria Math" w:hAnsi="Cambria Math" w:cstheme="majorHAnsi"/>
+                        <w:sz w:val="24"/>
+                        <w:szCs w:val="24"/>
                       </w:rPr>
                       <m:t>⋯</m:t>
                     </m:r>
@@ -2109,7 +3302,9 @@
                   <m:e>
                     <m:r>
                       <w:rPr>
-                        <w:rFonts w:ascii="Cambria Math" w:hAnsi="Cambria Math"/>
+                        <w:rFonts w:ascii="Cambria Math" w:hAnsi="Cambria Math" w:cstheme="majorHAnsi"/>
+                        <w:sz w:val="24"/>
+                        <w:szCs w:val="24"/>
                       </w:rPr>
                       <m:t>x</m:t>
                     </m:r>
@@ -2117,15 +3312,19 @@
                       <m:dPr>
                         <m:ctrlPr>
                           <w:rPr>
-                            <w:rFonts w:ascii="Cambria Math" w:hAnsi="Cambria Math"/>
+                            <w:rFonts w:ascii="Cambria Math" w:hAnsi="Cambria Math" w:cstheme="majorHAnsi"/>
                             <w:i/>
+                            <w:sz w:val="24"/>
+                            <w:szCs w:val="24"/>
                           </w:rPr>
                         </m:ctrlPr>
                       </m:dPr>
                       <m:e>
                         <m:r>
                           <w:rPr>
-                            <w:rFonts w:ascii="Cambria Math" w:hAnsi="Cambria Math"/>
+                            <w:rFonts w:ascii="Cambria Math" w:hAnsi="Cambria Math" w:cstheme="majorHAnsi"/>
+                            <w:sz w:val="24"/>
+                            <w:szCs w:val="24"/>
                           </w:rPr>
                           <m:t>n-m</m:t>
                         </m:r>
@@ -2135,8 +3334,10 @@
                       <m:sSupPr>
                         <m:ctrlPr>
                           <w:rPr>
-                            <w:rFonts w:ascii="Cambria Math" w:hAnsi="Cambria Math"/>
+                            <w:rFonts w:ascii="Cambria Math" w:hAnsi="Cambria Math" w:cstheme="majorHAnsi"/>
                             <w:i/>
+                            <w:sz w:val="24"/>
+                            <w:szCs w:val="24"/>
                           </w:rPr>
                         </m:ctrlPr>
                       </m:sSupPr>
@@ -2147,15 +3348,19 @@
                             <m:endChr m:val="|"/>
                             <m:ctrlPr>
                               <w:rPr>
-                                <w:rFonts w:ascii="Cambria Math" w:hAnsi="Cambria Math"/>
+                                <w:rFonts w:ascii="Cambria Math" w:hAnsi="Cambria Math" w:cstheme="majorHAnsi"/>
                                 <w:i/>
+                                <w:sz w:val="24"/>
+                                <w:szCs w:val="24"/>
                               </w:rPr>
                             </m:ctrlPr>
                           </m:dPr>
                           <m:e>
                             <m:r>
                               <w:rPr>
-                                <w:rFonts w:ascii="Cambria Math" w:hAnsi="Cambria Math"/>
+                                <w:rFonts w:ascii="Cambria Math" w:hAnsi="Cambria Math" w:cstheme="majorHAnsi"/>
+                                <w:sz w:val="24"/>
+                                <w:szCs w:val="24"/>
                               </w:rPr>
                               <m:t>x</m:t>
                             </m:r>
@@ -2163,15 +3368,19 @@
                               <m:dPr>
                                 <m:ctrlPr>
                                   <w:rPr>
-                                    <w:rFonts w:ascii="Cambria Math" w:hAnsi="Cambria Math"/>
+                                    <w:rFonts w:ascii="Cambria Math" w:hAnsi="Cambria Math" w:cstheme="majorHAnsi"/>
                                     <w:i/>
+                                    <w:sz w:val="24"/>
+                                    <w:szCs w:val="24"/>
                                   </w:rPr>
                                 </m:ctrlPr>
                               </m:dPr>
                               <m:e>
                                 <m:r>
                                   <w:rPr>
-                                    <w:rFonts w:ascii="Cambria Math" w:hAnsi="Cambria Math"/>
+                                    <w:rFonts w:ascii="Cambria Math" w:hAnsi="Cambria Math" w:cstheme="majorHAnsi"/>
+                                    <w:sz w:val="24"/>
+                                    <w:szCs w:val="24"/>
                                   </w:rPr>
                                   <m:t>n-m</m:t>
                                 </m:r>
@@ -2183,7 +3392,9 @@
                       <m:sup>
                         <m:r>
                           <w:rPr>
-                            <w:rFonts w:ascii="Cambria Math" w:hAnsi="Cambria Math"/>
+                            <w:rFonts w:ascii="Cambria Math" w:hAnsi="Cambria Math" w:cstheme="majorHAnsi"/>
+                            <w:sz w:val="24"/>
+                            <w:szCs w:val="24"/>
                           </w:rPr>
                           <m:t>k</m:t>
                         </m:r>
@@ -2195,7 +3406,9 @@
                   <m:e>
                     <m:r>
                       <w:rPr>
-                        <w:rFonts w:ascii="Cambria Math" w:hAnsi="Cambria Math"/>
+                        <w:rFonts w:ascii="Cambria Math" w:hAnsi="Cambria Math" w:cstheme="majorHAnsi"/>
+                        <w:sz w:val="24"/>
+                        <w:szCs w:val="24"/>
                       </w:rPr>
                       <m:t>⋮</m:t>
                     </m:r>
@@ -2203,7 +3416,9 @@
                   <m:e>
                     <m:r>
                       <w:rPr>
-                        <w:rFonts w:ascii="Cambria Math" w:hAnsi="Cambria Math"/>
+                        <w:rFonts w:ascii="Cambria Math" w:hAnsi="Cambria Math" w:cstheme="majorHAnsi"/>
+                        <w:sz w:val="24"/>
+                        <w:szCs w:val="24"/>
                       </w:rPr>
                       <m:t>⋱</m:t>
                     </m:r>
@@ -2211,7 +3426,9 @@
                   <m:e>
                     <m:r>
                       <w:rPr>
-                        <w:rFonts w:ascii="Cambria Math" w:hAnsi="Cambria Math"/>
+                        <w:rFonts w:ascii="Cambria Math" w:hAnsi="Cambria Math" w:cstheme="majorHAnsi"/>
+                        <w:sz w:val="24"/>
+                        <w:szCs w:val="24"/>
                       </w:rPr>
                       <m:t>⋮</m:t>
                     </m:r>
@@ -2221,7 +3438,9 @@
                   <m:e>
                     <m:r>
                       <w:rPr>
-                        <w:rFonts w:ascii="Cambria Math" w:hAnsi="Cambria Math"/>
+                        <w:rFonts w:ascii="Cambria Math" w:hAnsi="Cambria Math" w:cstheme="majorHAnsi"/>
+                        <w:sz w:val="24"/>
+                        <w:szCs w:val="24"/>
                       </w:rPr>
                       <m:t>x(n+N)</m:t>
                     </m:r>
@@ -2229,7 +3448,9 @@
                   <m:e>
                     <m:r>
                       <w:rPr>
-                        <w:rFonts w:ascii="Cambria Math" w:hAnsi="Cambria Math"/>
+                        <w:rFonts w:ascii="Cambria Math" w:hAnsi="Cambria Math" w:cstheme="majorHAnsi"/>
+                        <w:sz w:val="24"/>
+                        <w:szCs w:val="24"/>
                       </w:rPr>
                       <m:t>⋯</m:t>
                     </m:r>
@@ -2237,7 +3458,9 @@
                   <m:e>
                     <m:r>
                       <w:rPr>
-                        <w:rFonts w:ascii="Cambria Math" w:hAnsi="Cambria Math"/>
+                        <w:rFonts w:ascii="Cambria Math" w:hAnsi="Cambria Math" w:cstheme="majorHAnsi"/>
+                        <w:sz w:val="24"/>
+                        <w:szCs w:val="24"/>
                       </w:rPr>
                       <m:t>x</m:t>
                     </m:r>
@@ -2245,29 +3468,21 @@
                       <m:dPr>
                         <m:ctrlPr>
                           <w:rPr>
-                            <w:rFonts w:ascii="Cambria Math" w:hAnsi="Cambria Math"/>
+                            <w:rFonts w:ascii="Cambria Math" w:hAnsi="Cambria Math" w:cstheme="majorHAnsi"/>
                             <w:i/>
+                            <w:sz w:val="24"/>
+                            <w:szCs w:val="24"/>
                           </w:rPr>
                         </m:ctrlPr>
                       </m:dPr>
                       <m:e>
                         <m:r>
                           <w:rPr>
-                            <w:rFonts w:ascii="Cambria Math" w:hAnsi="Cambria Math"/>
+                            <w:rFonts w:ascii="Cambria Math" w:hAnsi="Cambria Math" w:cstheme="majorHAnsi"/>
+                            <w:sz w:val="24"/>
+                            <w:szCs w:val="24"/>
                           </w:rPr>
-                          <m:t>n</m:t>
-                        </m:r>
-                        <m:r>
-                          <w:rPr>
-                            <w:rFonts w:ascii="Cambria Math" w:hAnsi="Cambria Math"/>
-                          </w:rPr>
-                          <m:t>+N</m:t>
-                        </m:r>
-                        <m:r>
-                          <w:rPr>
-                            <w:rFonts w:ascii="Cambria Math" w:hAnsi="Cambria Math"/>
-                          </w:rPr>
-                          <m:t>-m</m:t>
+                          <m:t>n+N-m</m:t>
                         </m:r>
                       </m:e>
                     </m:d>
@@ -2275,8 +3490,10 @@
                       <m:sSupPr>
                         <m:ctrlPr>
                           <w:rPr>
-                            <w:rFonts w:ascii="Cambria Math" w:hAnsi="Cambria Math"/>
+                            <w:rFonts w:ascii="Cambria Math" w:hAnsi="Cambria Math" w:cstheme="majorHAnsi"/>
                             <w:i/>
+                            <w:sz w:val="24"/>
+                            <w:szCs w:val="24"/>
                           </w:rPr>
                         </m:ctrlPr>
                       </m:sSupPr>
@@ -2287,15 +3504,19 @@
                             <m:endChr m:val="|"/>
                             <m:ctrlPr>
                               <w:rPr>
-                                <w:rFonts w:ascii="Cambria Math" w:hAnsi="Cambria Math"/>
+                                <w:rFonts w:ascii="Cambria Math" w:hAnsi="Cambria Math" w:cstheme="majorHAnsi"/>
                                 <w:i/>
+                                <w:sz w:val="24"/>
+                                <w:szCs w:val="24"/>
                               </w:rPr>
                             </m:ctrlPr>
                           </m:dPr>
                           <m:e>
                             <m:r>
                               <w:rPr>
-                                <w:rFonts w:ascii="Cambria Math" w:hAnsi="Cambria Math"/>
+                                <w:rFonts w:ascii="Cambria Math" w:hAnsi="Cambria Math" w:cstheme="majorHAnsi"/>
+                                <w:sz w:val="24"/>
+                                <w:szCs w:val="24"/>
                               </w:rPr>
                               <m:t>x</m:t>
                             </m:r>
@@ -2303,29 +3524,21 @@
                               <m:dPr>
                                 <m:ctrlPr>
                                   <w:rPr>
-                                    <w:rFonts w:ascii="Cambria Math" w:hAnsi="Cambria Math"/>
+                                    <w:rFonts w:ascii="Cambria Math" w:hAnsi="Cambria Math" w:cstheme="majorHAnsi"/>
                                     <w:i/>
+                                    <w:sz w:val="24"/>
+                                    <w:szCs w:val="24"/>
                                   </w:rPr>
                                 </m:ctrlPr>
                               </m:dPr>
                               <m:e>
                                 <m:r>
                                   <w:rPr>
-                                    <w:rFonts w:ascii="Cambria Math" w:hAnsi="Cambria Math"/>
+                                    <w:rFonts w:ascii="Cambria Math" w:hAnsi="Cambria Math" w:cstheme="majorHAnsi"/>
+                                    <w:sz w:val="24"/>
+                                    <w:szCs w:val="24"/>
                                   </w:rPr>
-                                  <m:t>n</m:t>
-                                </m:r>
-                                <m:r>
-                                  <w:rPr>
-                                    <w:rFonts w:ascii="Cambria Math" w:hAnsi="Cambria Math"/>
-                                  </w:rPr>
-                                  <m:t>+N</m:t>
-                                </m:r>
-                                <m:r>
-                                  <w:rPr>
-                                    <w:rFonts w:ascii="Cambria Math" w:hAnsi="Cambria Math"/>
-                                  </w:rPr>
-                                  <m:t>-m</m:t>
+                                  <m:t>n+N-m</m:t>
                                 </m:r>
                               </m:e>
                             </m:d>
@@ -2335,7 +3548,9 @@
                       <m:sup>
                         <m:r>
                           <w:rPr>
-                            <w:rFonts w:ascii="Cambria Math" w:hAnsi="Cambria Math"/>
+                            <w:rFonts w:ascii="Cambria Math" w:hAnsi="Cambria Math" w:cstheme="majorHAnsi"/>
+                            <w:sz w:val="24"/>
+                            <w:szCs w:val="24"/>
                           </w:rPr>
                           <m:t>k</m:t>
                         </m:r>
@@ -2352,8 +3567,10 @@
               <m:endChr m:val="]"/>
               <m:ctrlPr>
                 <w:rPr>
-                  <w:rFonts w:ascii="Cambria Math" w:hAnsi="Cambria Math"/>
+                  <w:rFonts w:ascii="Cambria Math" w:hAnsi="Cambria Math" w:cstheme="majorHAnsi"/>
                   <w:i/>
+                  <w:sz w:val="24"/>
+                  <w:szCs w:val="24"/>
                 </w:rPr>
               </m:ctrlPr>
             </m:dPr>
@@ -2370,8 +3587,10 @@
                   </m:mcs>
                   <m:ctrlPr>
                     <w:rPr>
-                      <w:rFonts w:ascii="Cambria Math" w:hAnsi="Cambria Math"/>
+                      <w:rFonts w:ascii="Cambria Math" w:hAnsi="Cambria Math" w:cstheme="majorHAnsi"/>
                       <w:i/>
+                      <w:sz w:val="24"/>
+                      <w:szCs w:val="24"/>
                     </w:rPr>
                   </m:ctrlPr>
                 </m:mPr>
@@ -2381,15 +3600,19 @@
                       <m:sSubPr>
                         <m:ctrlPr>
                           <w:rPr>
-                            <w:rFonts w:ascii="Cambria Math" w:hAnsi="Cambria Math"/>
+                            <w:rFonts w:ascii="Cambria Math" w:hAnsi="Cambria Math" w:cstheme="majorHAnsi"/>
                             <w:i/>
+                            <w:sz w:val="24"/>
+                            <w:szCs w:val="24"/>
                           </w:rPr>
                         </m:ctrlPr>
                       </m:sSubPr>
                       <m:e>
                         <m:r>
                           <w:rPr>
-                            <w:rFonts w:ascii="Cambria Math" w:hAnsi="Cambria Math"/>
+                            <w:rFonts w:ascii="Cambria Math" w:hAnsi="Cambria Math" w:cstheme="majorHAnsi"/>
+                            <w:sz w:val="24"/>
+                            <w:szCs w:val="24"/>
                           </w:rPr>
                           <m:t>h</m:t>
                         </m:r>
@@ -2397,7 +3620,9 @@
                       <m:sub>
                         <m:r>
                           <w:rPr>
-                            <w:rFonts w:ascii="Cambria Math" w:hAnsi="Cambria Math"/>
+                            <w:rFonts w:ascii="Cambria Math" w:hAnsi="Cambria Math" w:cstheme="majorHAnsi"/>
+                            <w:sz w:val="24"/>
+                            <w:szCs w:val="24"/>
                           </w:rPr>
                           <m:t>00</m:t>
                         </m:r>
@@ -2409,7 +3634,9 @@
                   <m:e>
                     <m:r>
                       <w:rPr>
-                        <w:rFonts w:ascii="Cambria Math" w:hAnsi="Cambria Math"/>
+                        <w:rFonts w:ascii="Cambria Math" w:hAnsi="Cambria Math" w:cstheme="majorHAnsi"/>
+                        <w:sz w:val="24"/>
+                        <w:szCs w:val="24"/>
                       </w:rPr>
                       <m:t>⋮</m:t>
                     </m:r>
@@ -2421,15 +3648,19 @@
                       <m:sSubPr>
                         <m:ctrlPr>
                           <w:rPr>
-                            <w:rFonts w:ascii="Cambria Math" w:hAnsi="Cambria Math"/>
+                            <w:rFonts w:ascii="Cambria Math" w:hAnsi="Cambria Math" w:cstheme="majorHAnsi"/>
                             <w:i/>
+                            <w:sz w:val="24"/>
+                            <w:szCs w:val="24"/>
                           </w:rPr>
                         </m:ctrlPr>
                       </m:sSubPr>
                       <m:e>
                         <m:r>
                           <w:rPr>
-                            <w:rFonts w:ascii="Cambria Math" w:hAnsi="Cambria Math"/>
+                            <w:rFonts w:ascii="Cambria Math" w:hAnsi="Cambria Math" w:cstheme="majorHAnsi"/>
+                            <w:sz w:val="24"/>
+                            <w:szCs w:val="24"/>
                           </w:rPr>
                           <m:t>h</m:t>
                         </m:r>
@@ -2437,7 +3668,9 @@
                       <m:sub>
                         <m:r>
                           <w:rPr>
-                            <w:rFonts w:ascii="Cambria Math" w:hAnsi="Cambria Math"/>
+                            <w:rFonts w:ascii="Cambria Math" w:hAnsi="Cambria Math" w:cstheme="majorHAnsi"/>
+                            <w:sz w:val="24"/>
+                            <w:szCs w:val="24"/>
                           </w:rPr>
                           <m:t>km</m:t>
                         </m:r>
@@ -2452,27 +3685,52 @@
       </m:oMathPara>
     </w:p>
     <w:p>
-      <w:proofErr w:type="gramStart"/>
-      <w:r>
-        <w:t>where</w:t>
-      </w:r>
-      <w:proofErr w:type="gramEnd"/>
-      <w:r>
-        <w:t xml:space="preserve"> </w:t>
+      <w:pPr>
+        <w:rPr>
+          <w:rFonts w:asciiTheme="majorHAnsi" w:hAnsiTheme="majorHAnsi" w:cstheme="majorHAnsi" w:hint="cs"/>
+          <w:sz w:val="24"/>
+          <w:szCs w:val="24"/>
+          <w:rtl/>
+        </w:rPr>
+      </w:pPr>
+      <w:r>
+        <w:rPr>
+          <w:rFonts w:asciiTheme="majorHAnsi" w:hAnsiTheme="majorHAnsi" w:cstheme="majorHAnsi"/>
+          <w:sz w:val="24"/>
+          <w:szCs w:val="24"/>
+        </w:rPr>
+        <w:t xml:space="preserve">where </w:t>
       </w:r>
       <w:r>
         <w:rPr>
           <w:rFonts w:ascii="Cambria Math" w:hAnsi="Cambria Math" w:cs="Cambria Math"/>
+          <w:sz w:val="24"/>
+          <w:szCs w:val="24"/>
         </w:rPr>
         <w:t>𝒚</w:t>
       </w:r>
       <w:r>
+        <w:rPr>
+          <w:rFonts w:asciiTheme="majorHAnsi" w:hAnsiTheme="majorHAnsi" w:cstheme="majorHAnsi"/>
+          <w:sz w:val="24"/>
+          <w:szCs w:val="24"/>
+        </w:rPr>
         <w:t xml:space="preserve"> is the outputs </w:t>
       </w:r>
       <w:r>
+        <w:rPr>
+          <w:rFonts w:asciiTheme="majorHAnsi" w:hAnsiTheme="majorHAnsi" w:cstheme="majorHAnsi"/>
+          <w:sz w:val="24"/>
+          <w:szCs w:val="24"/>
+        </w:rPr>
         <w:t xml:space="preserve">array </w:t>
       </w:r>
       <w:r>
+        <w:rPr>
+          <w:rFonts w:asciiTheme="majorHAnsi" w:hAnsiTheme="majorHAnsi" w:cstheme="majorHAnsi"/>
+          <w:sz w:val="24"/>
+          <w:szCs w:val="24"/>
+        </w:rPr>
         <w:t xml:space="preserve">of the MP model, </w:t>
       </w:r>
       <m:oMath>
@@ -2480,15 +3738,19 @@
           <m:sSubPr>
             <m:ctrlPr>
               <w:rPr>
-                <w:rFonts w:ascii="Cambria Math" w:hAnsi="Cambria Math"/>
+                <w:rFonts w:ascii="Cambria Math" w:hAnsi="Cambria Math" w:cstheme="majorHAnsi"/>
                 <w:i/>
+                <w:sz w:val="24"/>
+                <w:szCs w:val="24"/>
               </w:rPr>
             </m:ctrlPr>
           </m:sSubPr>
           <m:e>
             <m:r>
               <w:rPr>
-                <w:rFonts w:ascii="Cambria Math" w:hAnsi="Cambria Math"/>
+                <w:rFonts w:ascii="Cambria Math" w:hAnsi="Cambria Math" w:cstheme="majorHAnsi"/>
+                <w:sz w:val="24"/>
+                <w:szCs w:val="24"/>
               </w:rPr>
               <m:t>θ</m:t>
             </m:r>
@@ -2496,7 +3758,9 @@
           <m:sub>
             <m:r>
               <w:rPr>
-                <w:rFonts w:ascii="Cambria Math" w:hAnsi="Cambria Math"/>
+                <w:rFonts w:ascii="Cambria Math" w:hAnsi="Cambria Math" w:cstheme="majorHAnsi"/>
+                <w:sz w:val="24"/>
+                <w:szCs w:val="24"/>
               </w:rPr>
               <m:t>MP</m:t>
             </m:r>
@@ -2505,52 +3769,66 @@
       </m:oMath>
       <w:r>
         <w:rPr>
-          <w:rFonts w:eastAsiaTheme="minorEastAsia"/>
+          <w:rFonts w:asciiTheme="majorHAnsi" w:eastAsiaTheme="minorEastAsia" w:hAnsiTheme="majorHAnsi" w:cstheme="majorHAnsi"/>
+          <w:sz w:val="24"/>
+          <w:szCs w:val="24"/>
         </w:rPr>
         <w:t xml:space="preserve"> is the coefficients array </w:t>
       </w:r>
       <w:r>
+        <w:rPr>
+          <w:rFonts w:asciiTheme="majorHAnsi" w:hAnsiTheme="majorHAnsi" w:cstheme="majorHAnsi"/>
+          <w:sz w:val="24"/>
+          <w:szCs w:val="24"/>
+        </w:rPr>
         <w:t xml:space="preserve">, and </w:t>
       </w:r>
       <w:r>
         <w:rPr>
           <w:rFonts w:ascii="Cambria Math" w:hAnsi="Cambria Math" w:cs="Cambria Math"/>
+          <w:sz w:val="24"/>
+          <w:szCs w:val="24"/>
         </w:rPr>
         <w:t>𝑿</w:t>
       </w:r>
       <w:r>
+        <w:rPr>
+          <w:rFonts w:asciiTheme="majorHAnsi" w:hAnsiTheme="majorHAnsi" w:cstheme="majorHAnsi"/>
+          <w:sz w:val="24"/>
+          <w:szCs w:val="24"/>
+        </w:rPr>
         <w:t xml:space="preserve"> is an matrix</w:t>
       </w:r>
       <w:r>
+        <w:rPr>
+          <w:rFonts w:asciiTheme="majorHAnsi" w:hAnsiTheme="majorHAnsi" w:cstheme="majorHAnsi"/>
+          <w:sz w:val="24"/>
+          <w:szCs w:val="24"/>
+        </w:rPr>
         <w:t xml:space="preserve"> containing the signal, delayed values of the signal, and their powers, which required for calculating the output</w:t>
       </w:r>
       <w:r>
-        <w:t xml:space="preserve">. This means that the </w:t>
-      </w:r>
-      <w:proofErr w:type="gramStart"/>
-      <w:r>
-        <w:t xml:space="preserve">matrix </w:t>
-      </w:r>
-      <w:r>
-        <w:t xml:space="preserve"> </w:t>
-      </w:r>
-      <w:r>
-        <w:rPr>
-          <w:rFonts w:ascii="Cambria Math" w:hAnsi="Cambria Math" w:cs="Cambria Math"/>
-        </w:rPr>
-        <w:t/>
-      </w:r>
-      <w:proofErr w:type="gramEnd"/>
-      <w:r>
-        <w:rPr>
-          <w:rFonts w:ascii="Cambria Math" w:hAnsi="Cambria Math" w:cs="Cambria Math"/>
-        </w:rPr>
-        <w:t/>
-      </w:r>
-      <w:r>
-        <w:t xml:space="preserve">  </w:t>
-      </w:r>
-      <w:r>
+        <w:rPr>
+          <w:rFonts w:asciiTheme="majorHAnsi" w:hAnsiTheme="majorHAnsi" w:cstheme="majorHAnsi"/>
+          <w:sz w:val="24"/>
+          <w:szCs w:val="24"/>
+        </w:rPr>
+        <w:t xml:space="preserve">. This means that the matrix </w:t>
+      </w:r>
+      <w:r>
+        <w:rPr>
+          <w:rFonts w:asciiTheme="majorHAnsi" w:hAnsiTheme="majorHAnsi" w:cstheme="majorHAnsi"/>
+          <w:sz w:val="24"/>
+          <w:szCs w:val="24"/>
+        </w:rPr>
+        <w:t xml:space="preserve">   </w:t>
+      </w:r>
+      <w:r>
+        <w:rPr>
+          <w:rFonts w:asciiTheme="majorHAnsi" w:hAnsiTheme="majorHAnsi" w:cstheme="majorHAnsi"/>
+          <w:sz w:val="24"/>
+          <w:szCs w:val="24"/>
+        </w:rPr>
         <w:t xml:space="preserve">can be created given only the input sample array and the order of non-linearity and memory order of the MP model to be used. The coefficient array </w:t>
       </w:r>
       <m:oMath>
@@ -2558,15 +3836,19 @@
           <m:sSubPr>
             <m:ctrlPr>
               <w:rPr>
-                <w:rFonts w:ascii="Cambria Math" w:hAnsi="Cambria Math"/>
+                <w:rFonts w:ascii="Cambria Math" w:hAnsi="Cambria Math" w:cstheme="majorHAnsi"/>
                 <w:i/>
+                <w:sz w:val="24"/>
+                <w:szCs w:val="24"/>
               </w:rPr>
             </m:ctrlPr>
           </m:sSubPr>
           <m:e>
             <m:r>
               <w:rPr>
-                <w:rFonts w:ascii="Cambria Math" w:hAnsi="Cambria Math"/>
+                <w:rFonts w:ascii="Cambria Math" w:hAnsi="Cambria Math" w:cstheme="majorHAnsi"/>
+                <w:sz w:val="24"/>
+                <w:szCs w:val="24"/>
               </w:rPr>
               <m:t>θ</m:t>
             </m:r>
@@ -2574,7 +3856,9 @@
           <m:sub>
             <m:r>
               <w:rPr>
-                <w:rFonts w:ascii="Cambria Math" w:hAnsi="Cambria Math"/>
+                <w:rFonts w:ascii="Cambria Math" w:hAnsi="Cambria Math" w:cstheme="majorHAnsi"/>
+                <w:sz w:val="24"/>
+                <w:szCs w:val="24"/>
               </w:rPr>
               <m:t>MP</m:t>
             </m:r>
@@ -2583,11 +3867,18 @@
       </m:oMath>
       <w:r>
         <w:rPr>
-          <w:rFonts w:eastAsiaTheme="minorEastAsia"/>
+          <w:rFonts w:asciiTheme="majorHAnsi" w:eastAsiaTheme="minorEastAsia" w:hAnsiTheme="majorHAnsi" w:cstheme="majorHAnsi"/>
+          <w:sz w:val="24"/>
+          <w:szCs w:val="24"/>
         </w:rPr>
         <w:t xml:space="preserve"> </w:t>
       </w:r>
       <w:r>
+        <w:rPr>
+          <w:rFonts w:asciiTheme="majorHAnsi" w:hAnsiTheme="majorHAnsi" w:cstheme="majorHAnsi"/>
+          <w:sz w:val="24"/>
+          <w:szCs w:val="24"/>
+        </w:rPr>
         <w:t xml:space="preserve">contains the unknown coefficients </w:t>
       </w:r>
       <m:oMath>
@@ -2595,15 +3886,19 @@
           <m:sSubPr>
             <m:ctrlPr>
               <w:rPr>
-                <w:rFonts w:ascii="Cambria Math" w:hAnsi="Cambria Math" w:cs="Cambria Math"/>
+                <w:rFonts w:ascii="Cambria Math" w:hAnsi="Cambria Math" w:cstheme="majorHAnsi"/>
                 <w:i/>
+                <w:sz w:val="24"/>
+                <w:szCs w:val="24"/>
               </w:rPr>
             </m:ctrlPr>
           </m:sSubPr>
           <m:e>
             <m:r>
               <w:rPr>
-                <w:rFonts w:ascii="Cambria Math" w:hAnsi="Cambria Math" w:cs="Cambria Math"/>
+                <w:rFonts w:ascii="Cambria Math" w:hAnsi="Cambria Math" w:cstheme="majorHAnsi"/>
+                <w:sz w:val="24"/>
+                <w:szCs w:val="24"/>
               </w:rPr>
               <m:t>h</m:t>
             </m:r>
@@ -2611,7 +3906,9 @@
           <m:sub>
             <m:r>
               <w:rPr>
-                <w:rFonts w:ascii="Cambria Math" w:hAnsi="Cambria Math" w:cs="Cambria Math"/>
+                <w:rFonts w:ascii="Cambria Math" w:hAnsi="Cambria Math" w:cstheme="majorHAnsi"/>
+                <w:sz w:val="24"/>
+                <w:szCs w:val="24"/>
               </w:rPr>
               <m:t>km</m:t>
             </m:r>
@@ -2619,60 +3916,764 @@
         </m:sSub>
       </m:oMath>
       <w:r>
+        <w:rPr>
+          <w:rFonts w:asciiTheme="majorHAnsi" w:hAnsiTheme="majorHAnsi" w:cstheme="majorHAnsi"/>
+          <w:sz w:val="24"/>
+          <w:szCs w:val="24"/>
+        </w:rPr>
         <w:t xml:space="preserve"> that </w:t>
       </w:r>
       <w:r>
+        <w:rPr>
+          <w:rFonts w:asciiTheme="majorHAnsi" w:hAnsiTheme="majorHAnsi" w:cstheme="majorHAnsi"/>
+          <w:sz w:val="24"/>
+          <w:szCs w:val="24"/>
+        </w:rPr>
         <w:t>represents the power amplifier</w:t>
       </w:r>
       <w:r>
-        <w:t xml:space="preserve"> </w:t>
+        <w:rPr>
+          <w:rFonts w:asciiTheme="majorHAnsi" w:hAnsiTheme="majorHAnsi" w:cstheme="majorHAnsi"/>
+          <w:sz w:val="24"/>
+          <w:szCs w:val="24"/>
+        </w:rPr>
+        <w:t xml:space="preserve">. In order to estimate this </w:t>
+      </w:r>
+      <w:r>
+        <w:rPr>
+          <w:rFonts w:asciiTheme="majorHAnsi" w:hAnsiTheme="majorHAnsi" w:cstheme="majorHAnsi"/>
+          <w:sz w:val="24"/>
+          <w:szCs w:val="24"/>
+        </w:rPr>
+        <w:t>coefficients</w:t>
+      </w:r>
+      <w:r>
+        <w:rPr>
+          <w:rFonts w:asciiTheme="majorHAnsi" w:hAnsiTheme="majorHAnsi" w:cstheme="majorHAnsi"/>
+          <w:sz w:val="24"/>
+          <w:szCs w:val="24"/>
+        </w:rPr>
+        <w:t xml:space="preserve">, one requires to have measurements of the output of the PA excited by a </w:t>
+      </w:r>
+      <w:proofErr w:type="spellStart"/>
+      <w:r>
+        <w:rPr>
+          <w:rFonts w:asciiTheme="majorHAnsi" w:hAnsiTheme="majorHAnsi" w:cstheme="majorHAnsi"/>
+          <w:sz w:val="24"/>
+          <w:szCs w:val="24"/>
+        </w:rPr>
+        <w:t>well known</w:t>
+      </w:r>
+      <w:proofErr w:type="spellEnd"/>
+      <w:r>
+        <w:rPr>
+          <w:rFonts w:asciiTheme="majorHAnsi" w:hAnsiTheme="majorHAnsi" w:cstheme="majorHAnsi"/>
+          <w:sz w:val="24"/>
+          <w:szCs w:val="24"/>
+        </w:rPr>
+        <w:t xml:space="preserve"> input signal. The input signal should be chosen, such that it ranges over the whole bandwidth and input amplitudes that the modeled amplifier should handle. </w:t>
+      </w:r>
+      <w:r>
+        <w:rPr>
+          <w:rFonts w:asciiTheme="majorHAnsi" w:hAnsiTheme="majorHAnsi" w:cstheme="majorHAnsi" w:hint="cs"/>
+          <w:sz w:val="24"/>
+          <w:szCs w:val="24"/>
+          <w:rtl/>
+        </w:rPr>
+        <w:t>חסר הסבר על האופן שבו נבחר האות על ידי דרור</w:t>
       </w:r>
     </w:p>
     <w:p>
       <w:pPr>
         <w:rPr>
-          <w:rFonts w:hint="cs"/>
-          <w:rtl/>
+          <w:rFonts w:asciiTheme="majorHAnsi" w:eastAsiaTheme="minorEastAsia" w:hAnsiTheme="majorHAnsi" w:cstheme="majorHAnsi"/>
+          <w:sz w:val="24"/>
+          <w:szCs w:val="24"/>
         </w:rPr>
       </w:pPr>
       <w:r>
         <w:rPr>
-          <w:rFonts w:hint="cs"/>
-          <w:rtl/>
-        </w:rPr>
-        <w:t>כעת צריך לבוא הסבר על שערוך הפרמטרים, שמופיע במאמר המצורף.</w:t>
+          <w:rFonts w:asciiTheme="majorHAnsi" w:hAnsiTheme="majorHAnsi" w:cstheme="majorHAnsi"/>
+          <w:sz w:val="24"/>
+          <w:szCs w:val="24"/>
+        </w:rPr>
+        <w:lastRenderedPageBreak/>
+        <w:t xml:space="preserve">In addition to this pair of data, one has to choose the order of non-linearity of the PA (k) and the order of memory for the MP model (m). </w:t>
+      </w:r>
+      <w:r>
+        <w:rPr>
+          <w:rFonts w:asciiTheme="majorHAnsi" w:hAnsiTheme="majorHAnsi" w:cstheme="majorHAnsi"/>
+          <w:sz w:val="24"/>
+          <w:szCs w:val="24"/>
+        </w:rPr>
+        <w:t xml:space="preserve">After choosing them, the coefficients vector </w:t>
+      </w:r>
+      <m:oMath>
+        <m:sSub>
+          <m:sSubPr>
+            <m:ctrlPr>
+              <w:rPr>
+                <w:rFonts w:ascii="Cambria Math" w:hAnsi="Cambria Math" w:cstheme="majorHAnsi"/>
+                <w:i/>
+                <w:sz w:val="24"/>
+                <w:szCs w:val="24"/>
+              </w:rPr>
+            </m:ctrlPr>
+          </m:sSubPr>
+          <m:e>
+            <m:r>
+              <m:rPr>
+                <m:sty m:val="p"/>
+              </m:rPr>
+              <w:rPr>
+                <w:rFonts w:ascii="Cambria Math" w:hAnsi="Cambria Math" w:cstheme="majorHAnsi"/>
+                <w:sz w:val="24"/>
+                <w:szCs w:val="24"/>
+              </w:rPr>
+              <m:t>θ</m:t>
+            </m:r>
+            <m:ctrlPr>
+              <w:rPr>
+                <w:rFonts w:ascii="Cambria Math" w:hAnsi="Cambria Math" w:cstheme="majorHAnsi"/>
+                <w:sz w:val="24"/>
+                <w:szCs w:val="24"/>
+              </w:rPr>
+            </m:ctrlPr>
+          </m:e>
+          <m:sub>
+            <m:r>
+              <w:rPr>
+                <w:rFonts w:ascii="Cambria Math" w:hAnsi="Cambria Math" w:cstheme="majorHAnsi"/>
+                <w:sz w:val="24"/>
+                <w:szCs w:val="24"/>
+              </w:rPr>
+              <m:t>MP</m:t>
+            </m:r>
+          </m:sub>
+        </m:sSub>
+      </m:oMath>
+      <w:r>
+        <w:rPr>
+          <w:rFonts w:asciiTheme="majorHAnsi" w:eastAsiaTheme="minorEastAsia" w:hAnsiTheme="majorHAnsi" w:cstheme="majorHAnsi"/>
+          <w:sz w:val="24"/>
+          <w:szCs w:val="24"/>
+        </w:rPr>
+        <w:t xml:space="preserve"> can be found using the </w:t>
+      </w:r>
+      <w:proofErr w:type="spellStart"/>
+      <w:r>
+        <w:rPr>
+          <w:rFonts w:asciiTheme="majorHAnsi" w:eastAsiaTheme="minorEastAsia" w:hAnsiTheme="majorHAnsi" w:cstheme="majorHAnsi"/>
+          <w:sz w:val="24"/>
+          <w:szCs w:val="24"/>
+        </w:rPr>
+        <w:t>well known</w:t>
+      </w:r>
+      <w:proofErr w:type="spellEnd"/>
+      <w:r>
+        <w:rPr>
+          <w:rFonts w:asciiTheme="majorHAnsi" w:eastAsiaTheme="minorEastAsia" w:hAnsiTheme="majorHAnsi" w:cstheme="majorHAnsi"/>
+          <w:sz w:val="24"/>
+          <w:szCs w:val="24"/>
+        </w:rPr>
+        <w:t xml:space="preserve"> method of minimizing the least squares error between the calculated output and measured output. The coefficients vector is given by:</w:t>
       </w:r>
     </w:p>
     <w:p>
       <w:pPr>
         <w:rPr>
-          <w:rFonts w:hint="cs"/>
+          <w:rFonts w:asciiTheme="majorHAnsi" w:eastAsiaTheme="minorEastAsia" w:hAnsiTheme="majorHAnsi" w:cstheme="majorHAnsi"/>
+          <w:i/>
+          <w:sz w:val="24"/>
+          <w:szCs w:val="24"/>
+        </w:rPr>
+      </w:pPr>
+      <m:oMathPara>
+        <m:oMath>
+          <m:sSub>
+            <m:sSubPr>
+              <m:ctrlPr>
+                <w:rPr>
+                  <w:rFonts w:ascii="Cambria Math" w:hAnsi="Cambria Math" w:cstheme="majorHAnsi"/>
+                  <w:i/>
+                  <w:sz w:val="24"/>
+                  <w:szCs w:val="24"/>
+                </w:rPr>
+              </m:ctrlPr>
+            </m:sSubPr>
+            <m:e>
+              <m:r>
+                <w:rPr>
+                  <w:rFonts w:ascii="Cambria Math" w:hAnsi="Cambria Math" w:cstheme="majorHAnsi"/>
+                  <w:sz w:val="24"/>
+                  <w:szCs w:val="24"/>
+                </w:rPr>
+                <m:t>θ</m:t>
+              </m:r>
+            </m:e>
+            <m:sub>
+              <m:r>
+                <w:rPr>
+                  <w:rFonts w:ascii="Cambria Math" w:hAnsi="Cambria Math" w:cstheme="majorHAnsi"/>
+                  <w:sz w:val="24"/>
+                  <w:szCs w:val="24"/>
+                </w:rPr>
+                <m:t>MP</m:t>
+              </m:r>
+            </m:sub>
+          </m:sSub>
+          <m:r>
+            <w:rPr>
+              <w:rFonts w:ascii="Cambria Math" w:hAnsi="Cambria Math" w:cstheme="majorHAnsi"/>
+              <w:sz w:val="24"/>
+              <w:szCs w:val="24"/>
+            </w:rPr>
+            <m:t>=</m:t>
+          </m:r>
+          <m:sSup>
+            <m:sSupPr>
+              <m:ctrlPr>
+                <w:rPr>
+                  <w:rFonts w:ascii="Cambria Math" w:hAnsi="Cambria Math" w:cstheme="majorHAnsi"/>
+                  <w:i/>
+                  <w:sz w:val="24"/>
+                  <w:szCs w:val="24"/>
+                </w:rPr>
+              </m:ctrlPr>
+            </m:sSupPr>
+            <m:e>
+              <m:d>
+                <m:dPr>
+                  <m:ctrlPr>
+                    <w:rPr>
+                      <w:rFonts w:ascii="Cambria Math" w:hAnsi="Cambria Math" w:cstheme="majorHAnsi"/>
+                      <w:i/>
+                      <w:sz w:val="24"/>
+                      <w:szCs w:val="24"/>
+                    </w:rPr>
+                  </m:ctrlPr>
+                </m:dPr>
+                <m:e>
+                  <m:sSup>
+                    <m:sSupPr>
+                      <m:ctrlPr>
+                        <w:rPr>
+                          <w:rFonts w:ascii="Cambria Math" w:hAnsi="Cambria Math" w:cstheme="majorHAnsi"/>
+                          <w:i/>
+                          <w:sz w:val="24"/>
+                          <w:szCs w:val="24"/>
+                        </w:rPr>
+                      </m:ctrlPr>
+                    </m:sSupPr>
+                    <m:e>
+                      <m:r>
+                        <w:rPr>
+                          <w:rFonts w:ascii="Cambria Math" w:hAnsi="Cambria Math" w:cstheme="majorHAnsi"/>
+                          <w:sz w:val="24"/>
+                          <w:szCs w:val="24"/>
+                        </w:rPr>
+                        <m:t>X</m:t>
+                      </m:r>
+                    </m:e>
+                    <m:sup>
+                      <m:r>
+                        <w:rPr>
+                          <w:rFonts w:ascii="Cambria Math" w:hAnsi="Cambria Math" w:cstheme="majorHAnsi"/>
+                          <w:sz w:val="24"/>
+                          <w:szCs w:val="24"/>
+                        </w:rPr>
+                        <m:t>H</m:t>
+                      </m:r>
+                    </m:sup>
+                  </m:sSup>
+                  <m:r>
+                    <w:rPr>
+                      <w:rFonts w:ascii="Cambria Math" w:hAnsi="Cambria Math" w:cstheme="majorHAnsi"/>
+                      <w:sz w:val="24"/>
+                      <w:szCs w:val="24"/>
+                    </w:rPr>
+                    <m:t>X</m:t>
+                  </m:r>
+                </m:e>
+              </m:d>
+            </m:e>
+            <m:sup>
+              <m:r>
+                <w:rPr>
+                  <w:rFonts w:ascii="Cambria Math" w:hAnsi="Cambria Math" w:cstheme="majorHAnsi"/>
+                  <w:sz w:val="24"/>
+                  <w:szCs w:val="24"/>
+                </w:rPr>
+                <m:t>-1</m:t>
+              </m:r>
+            </m:sup>
+          </m:sSup>
+          <m:r>
+            <w:rPr>
+              <w:rFonts w:ascii="Cambria Math" w:hAnsi="Cambria Math" w:cstheme="majorHAnsi"/>
+              <w:sz w:val="24"/>
+              <w:szCs w:val="24"/>
+            </w:rPr>
+            <m:t>Xy</m:t>
+          </m:r>
+        </m:oMath>
+      </m:oMathPara>
+    </w:p>
+    <w:p>
+      <w:pPr>
+        <w:rPr>
+          <w:rFonts w:asciiTheme="majorHAnsi" w:eastAsiaTheme="minorEastAsia" w:hAnsiTheme="majorHAnsi" w:cstheme="majorHAnsi"/>
+          <w:iCs/>
+          <w:sz w:val="24"/>
+          <w:szCs w:val="24"/>
+        </w:rPr>
+      </w:pPr>
+      <w:proofErr w:type="gramStart"/>
+      <w:r>
+        <w:rPr>
+          <w:rFonts w:asciiTheme="majorHAnsi" w:eastAsiaTheme="minorEastAsia" w:hAnsiTheme="majorHAnsi" w:cstheme="majorHAnsi"/>
+          <w:iCs/>
+          <w:sz w:val="24"/>
+          <w:szCs w:val="24"/>
+        </w:rPr>
+        <w:t>where</w:t>
+      </w:r>
+      <w:proofErr w:type="gramEnd"/>
+      <w:r>
+        <w:rPr>
+          <w:rFonts w:asciiTheme="majorHAnsi" w:eastAsiaTheme="minorEastAsia" w:hAnsiTheme="majorHAnsi" w:cstheme="majorHAnsi"/>
+          <w:iCs/>
+          <w:sz w:val="24"/>
+          <w:szCs w:val="24"/>
+        </w:rPr>
+        <w:t xml:space="preserve"> </w:t>
+      </w:r>
+      <w:r>
+        <w:rPr>
+          <w:rFonts w:ascii="Cambria Math" w:eastAsiaTheme="minorEastAsia" w:hAnsi="Cambria Math" w:cs="Cambria Math"/>
+          <w:iCs/>
+          <w:sz w:val="24"/>
+          <w:szCs w:val="24"/>
+        </w:rPr>
+        <w:t>𝒚</w:t>
+      </w:r>
+      <w:r>
+        <w:rPr>
+          <w:rFonts w:asciiTheme="majorHAnsi" w:eastAsiaTheme="minorEastAsia" w:hAnsiTheme="majorHAnsi" w:cstheme="majorHAnsi"/>
+          <w:iCs/>
+          <w:sz w:val="24"/>
+          <w:szCs w:val="24"/>
+        </w:rPr>
+        <w:t xml:space="preserve"> is the measured output signal</w:t>
+      </w:r>
+      <w:r>
+        <w:rPr>
+          <w:rFonts w:asciiTheme="majorHAnsi" w:eastAsiaTheme="minorEastAsia" w:hAnsiTheme="majorHAnsi" w:cstheme="majorHAnsi"/>
+          <w:iCs/>
+          <w:sz w:val="24"/>
+          <w:szCs w:val="24"/>
+        </w:rPr>
+        <w:t xml:space="preserve">, </w:t>
+      </w:r>
+      <w:r>
+        <w:rPr>
+          <w:rFonts w:ascii="Cambria Math" w:eastAsiaTheme="minorEastAsia" w:hAnsi="Cambria Math" w:cs="Cambria Math"/>
+          <w:iCs/>
+          <w:sz w:val="24"/>
+          <w:szCs w:val="24"/>
+        </w:rPr>
+        <w:t>𝑿</w:t>
+      </w:r>
+      <w:r>
+        <w:rPr>
+          <w:rFonts w:asciiTheme="majorHAnsi" w:eastAsiaTheme="minorEastAsia" w:hAnsiTheme="majorHAnsi" w:cstheme="majorHAnsi"/>
+          <w:iCs/>
+          <w:sz w:val="24"/>
+          <w:szCs w:val="24"/>
+        </w:rPr>
+        <w:t xml:space="preserve"> is the</w:t>
+      </w:r>
+      <w:r>
+        <w:rPr>
+          <w:rFonts w:asciiTheme="majorHAnsi" w:eastAsiaTheme="minorEastAsia" w:hAnsiTheme="majorHAnsi" w:cstheme="majorHAnsi"/>
+          <w:iCs/>
+          <w:sz w:val="24"/>
+          <w:szCs w:val="24"/>
+        </w:rPr>
+        <w:t xml:space="preserve"> matrix </w:t>
+      </w:r>
+      <w:r>
+        <w:rPr>
+          <w:rFonts w:asciiTheme="majorHAnsi" w:eastAsiaTheme="minorEastAsia" w:hAnsiTheme="majorHAnsi" w:cstheme="majorHAnsi"/>
+          <w:iCs/>
+          <w:sz w:val="24"/>
+          <w:szCs w:val="24"/>
+        </w:rPr>
+        <w:t xml:space="preserve">detailed above, which formed by the input signal and the superscript </w:t>
+      </w:r>
+      <m:oMath>
+        <m:sSup>
+          <m:sSupPr>
+            <m:ctrlPr>
+              <w:rPr>
+                <w:rFonts w:ascii="Cambria Math" w:eastAsiaTheme="minorEastAsia" w:hAnsi="Cambria Math" w:cstheme="majorHAnsi"/>
+                <w:i/>
+                <w:iCs/>
+                <w:sz w:val="24"/>
+                <w:szCs w:val="24"/>
+              </w:rPr>
+            </m:ctrlPr>
+          </m:sSupPr>
+          <m:e>
+            <m:r>
+              <w:rPr>
+                <w:rFonts w:ascii="Cambria Math" w:eastAsiaTheme="minorEastAsia" w:hAnsi="Cambria Math" w:cstheme="majorHAnsi"/>
+                <w:sz w:val="24"/>
+                <w:szCs w:val="24"/>
+              </w:rPr>
+              <m:t>()</m:t>
+            </m:r>
+          </m:e>
+          <m:sup>
+            <m:r>
+              <w:rPr>
+                <w:rFonts w:ascii="Cambria Math" w:eastAsiaTheme="minorEastAsia" w:hAnsi="Cambria Math" w:cstheme="majorHAnsi"/>
+                <w:sz w:val="24"/>
+                <w:szCs w:val="24"/>
+              </w:rPr>
+              <m:t>H</m:t>
+            </m:r>
+          </m:sup>
+        </m:sSup>
+      </m:oMath>
+      <w:r>
+        <w:rPr>
+          <w:rFonts w:asciiTheme="majorHAnsi" w:eastAsiaTheme="minorEastAsia" w:hAnsiTheme="majorHAnsi" w:cstheme="majorHAnsi"/>
+          <w:iCs/>
+          <w:sz w:val="24"/>
+          <w:szCs w:val="24"/>
+        </w:rPr>
+        <w:t xml:space="preserve"> is the conjugate transpose</w:t>
+      </w:r>
+      <w:r>
+        <w:rPr>
+          <w:rFonts w:asciiTheme="majorHAnsi" w:eastAsiaTheme="minorEastAsia" w:hAnsiTheme="majorHAnsi" w:cstheme="majorHAnsi"/>
+          <w:iCs/>
+          <w:sz w:val="24"/>
+          <w:szCs w:val="24"/>
+        </w:rPr>
+        <w:t xml:space="preserve"> operator. In order to find the best coefficients for</w:t>
+      </w:r>
+      <w:r>
+        <w:rPr>
+          <w:rFonts w:asciiTheme="majorHAnsi" w:eastAsiaTheme="minorEastAsia" w:hAnsiTheme="majorHAnsi" w:cstheme="majorHAnsi"/>
+          <w:iCs/>
+          <w:sz w:val="24"/>
+          <w:szCs w:val="24"/>
+        </w:rPr>
+        <w:t xml:space="preserve"> the MP model,</w:t>
+      </w:r>
+      <w:r>
+        <w:rPr>
+          <w:rFonts w:asciiTheme="majorHAnsi" w:eastAsiaTheme="minorEastAsia" w:hAnsiTheme="majorHAnsi" w:cstheme="majorHAnsi"/>
+          <w:iCs/>
+          <w:sz w:val="24"/>
+          <w:szCs w:val="24"/>
+        </w:rPr>
+        <w:t xml:space="preserve"> it is essential to choose values of m and k which model PA the best. In order to do that, one should find values of m and k that minimize the error between calculated output and measured output. This optimization for our lab’s PA is shown on figure 4.</w:t>
+      </w:r>
+      <w:r>
+        <w:rPr>
+          <w:rFonts w:asciiTheme="majorHAnsi" w:eastAsiaTheme="minorEastAsia" w:hAnsiTheme="majorHAnsi" w:cstheme="majorHAnsi"/>
+          <w:iCs/>
+          <w:sz w:val="24"/>
+          <w:szCs w:val="24"/>
+        </w:rPr>
+        <w:t xml:space="preserve"> The error is minimized at k=9, m=2. </w:t>
+      </w:r>
+    </w:p>
+    <w:p>
+      <w:pPr>
+        <w:rPr>
+          <w:rFonts w:asciiTheme="majorHAnsi" w:eastAsiaTheme="minorEastAsia" w:hAnsiTheme="majorHAnsi" w:cstheme="majorHAnsi"/>
+          <w:iCs/>
+          <w:sz w:val="24"/>
+          <w:szCs w:val="24"/>
+        </w:rPr>
+      </w:pPr>
+      <w:r>
+        <w:rPr>
+          <w:rFonts w:asciiTheme="majorHAnsi" w:eastAsiaTheme="minorEastAsia" w:hAnsiTheme="majorHAnsi" w:cstheme="majorHAnsi"/>
+          <w:iCs/>
+          <w:sz w:val="24"/>
+          <w:szCs w:val="24"/>
+        </w:rPr>
+        <w:drawing>
+          <wp:inline distT="0" distB="0" distL="0" distR="0" wp14:anchorId="635F6131" wp14:editId="6C718CF3">
+            <wp:extent cx="5943600" cy="3028315"/>
+            <wp:effectExtent l="0" t="0" r="0" b="635"/>
+            <wp:docPr id="1" name="תמונה 1"/>
+            <wp:cNvGraphicFramePr>
+              <a:graphicFrameLocks xmlns:a="http://schemas.openxmlformats.org/drawingml/2006/main" noChangeAspect="1"/>
+            </wp:cNvGraphicFramePr>
+            <a:graphic xmlns:a="http://schemas.openxmlformats.org/drawingml/2006/main">
+              <a:graphicData uri="http://schemas.openxmlformats.org/drawingml/2006/picture">
+                <pic:pic xmlns:pic="http://schemas.openxmlformats.org/drawingml/2006/picture">
+                  <pic:nvPicPr>
+                    <pic:cNvPr id="1" name=""/>
+                    <pic:cNvPicPr/>
+                  </pic:nvPicPr>
+                  <pic:blipFill>
+                    <a:blip r:embed="rId7"/>
+                    <a:stretch>
+                      <a:fillRect/>
+                    </a:stretch>
+                  </pic:blipFill>
+                  <pic:spPr>
+                    <a:xfrm>
+                      <a:off x="0" y="0"/>
+                      <a:ext cx="5943600" cy="3028315"/>
+                    </a:xfrm>
+                    <a:prstGeom prst="rect">
+                      <a:avLst/>
+                    </a:prstGeom>
+                  </pic:spPr>
+                </pic:pic>
+              </a:graphicData>
+            </a:graphic>
+          </wp:inline>
+        </w:drawing>
+      </w:r>
+      <w:r>
+        <w:rPr>
+          <w:rFonts w:asciiTheme="majorHAnsi" w:eastAsiaTheme="minorEastAsia" w:hAnsiTheme="majorHAnsi" w:cstheme="majorHAnsi"/>
+          <w:iCs/>
+          <w:sz w:val="24"/>
+          <w:szCs w:val="24"/>
+        </w:rPr>
+        <w:t xml:space="preserve"> </w:t>
+      </w:r>
+    </w:p>
+    <w:p>
+      <w:pPr>
+        <w:jc w:val="center"/>
+        <w:rPr>
+          <w:rFonts w:asciiTheme="majorHAnsi" w:eastAsiaTheme="minorEastAsia" w:hAnsiTheme="majorHAnsi" w:cstheme="majorHAnsi"/>
+          <w:iCs/>
+          <w:sz w:val="20"/>
+          <w:szCs w:val="20"/>
+        </w:rPr>
+      </w:pPr>
+      <w:r>
+        <w:rPr>
+          <w:rFonts w:asciiTheme="majorHAnsi" w:eastAsiaTheme="minorEastAsia" w:hAnsiTheme="majorHAnsi" w:cstheme="majorHAnsi"/>
+          <w:iCs/>
+          <w:sz w:val="20"/>
+          <w:szCs w:val="20"/>
+        </w:rPr>
+        <w:t xml:space="preserve">Figure 4 – error between calculated and measured output in </w:t>
+      </w:r>
+      <w:proofErr w:type="spellStart"/>
+      <w:r>
+        <w:rPr>
+          <w:rFonts w:asciiTheme="majorHAnsi" w:eastAsiaTheme="minorEastAsia" w:hAnsiTheme="majorHAnsi" w:cstheme="majorHAnsi"/>
+          <w:iCs/>
+          <w:sz w:val="20"/>
+          <w:szCs w:val="20"/>
+        </w:rPr>
+        <w:t>db</w:t>
+      </w:r>
+      <w:proofErr w:type="spellEnd"/>
+      <w:r>
+        <w:rPr>
+          <w:rFonts w:asciiTheme="majorHAnsi" w:eastAsiaTheme="minorEastAsia" w:hAnsiTheme="majorHAnsi" w:cstheme="majorHAnsi"/>
+          <w:iCs/>
+          <w:sz w:val="20"/>
+          <w:szCs w:val="20"/>
+        </w:rPr>
+        <w:t xml:space="preserve"> as function of parameters </w:t>
+      </w:r>
+      <w:proofErr w:type="spellStart"/>
+      <w:r>
+        <w:rPr>
+          <w:rFonts w:asciiTheme="majorHAnsi" w:eastAsiaTheme="minorEastAsia" w:hAnsiTheme="majorHAnsi" w:cstheme="majorHAnsi"/>
+          <w:iCs/>
+          <w:sz w:val="20"/>
+          <w:szCs w:val="20"/>
+        </w:rPr>
+        <w:t>m</w:t>
+      </w:r>
+      <w:proofErr w:type="gramStart"/>
+      <w:r>
+        <w:rPr>
+          <w:rFonts w:asciiTheme="majorHAnsi" w:eastAsiaTheme="minorEastAsia" w:hAnsiTheme="majorHAnsi" w:cstheme="majorHAnsi"/>
+          <w:iCs/>
+          <w:sz w:val="20"/>
+          <w:szCs w:val="20"/>
+        </w:rPr>
+        <w:t>,k</w:t>
+      </w:r>
+      <w:proofErr w:type="spellEnd"/>
+      <w:proofErr w:type="gramEnd"/>
+    </w:p>
+    <w:p>
+      <w:pPr>
+        <w:jc w:val="center"/>
+        <w:rPr>
+          <w:rFonts w:asciiTheme="majorHAnsi" w:eastAsiaTheme="minorEastAsia" w:hAnsiTheme="majorHAnsi" w:cstheme="majorHAnsi"/>
+          <w:iCs/>
+          <w:sz w:val="20"/>
+          <w:szCs w:val="20"/>
+        </w:rPr>
+      </w:pPr>
+      <w:r>
+        <w:rPr>
+          <w:rFonts w:asciiTheme="majorHAnsi" w:eastAsiaTheme="minorEastAsia" w:hAnsiTheme="majorHAnsi" w:cstheme="majorHAnsi"/>
+          <w:iCs/>
+          <w:sz w:val="20"/>
+          <w:szCs w:val="20"/>
+        </w:rPr>
+        <w:t xml:space="preserve"> </w:t>
+      </w:r>
+    </w:p>
+    <w:p>
+      <w:pPr>
+        <w:rPr>
+          <w:rFonts w:asciiTheme="majorHAnsi" w:eastAsiaTheme="minorEastAsia" w:hAnsiTheme="majorHAnsi" w:cstheme="majorHAnsi"/>
+          <w:iCs/>
+          <w:sz w:val="24"/>
+          <w:szCs w:val="24"/>
+        </w:rPr>
+      </w:pPr>
+      <w:r>
+        <w:rPr>
+          <w:rFonts w:asciiTheme="majorHAnsi" w:eastAsiaTheme="minorEastAsia" w:hAnsiTheme="majorHAnsi" w:cstheme="majorHAnsi"/>
+          <w:iCs/>
+          <w:sz w:val="24"/>
+          <w:szCs w:val="24"/>
+        </w:rPr>
+        <w:t>After</w:t>
+      </w:r>
+      <w:r>
+        <w:rPr>
+          <w:rFonts w:asciiTheme="majorHAnsi" w:eastAsiaTheme="minorEastAsia" w:hAnsiTheme="majorHAnsi" w:cstheme="majorHAnsi"/>
+          <w:iCs/>
+          <w:sz w:val="24"/>
+          <w:szCs w:val="24"/>
+        </w:rPr>
+        <w:t xml:space="preserve"> an adequate order of non-linearity and order of memory</w:t>
+      </w:r>
+      <w:r>
+        <w:rPr>
+          <w:rFonts w:asciiTheme="majorHAnsi" w:eastAsiaTheme="minorEastAsia" w:hAnsiTheme="majorHAnsi" w:cstheme="majorHAnsi"/>
+          <w:iCs/>
+          <w:sz w:val="24"/>
+          <w:szCs w:val="24"/>
+        </w:rPr>
+        <w:t xml:space="preserve"> </w:t>
+      </w:r>
+      <w:r>
+        <w:rPr>
+          <w:rFonts w:asciiTheme="majorHAnsi" w:eastAsiaTheme="minorEastAsia" w:hAnsiTheme="majorHAnsi" w:cstheme="majorHAnsi"/>
+          <w:iCs/>
+          <w:sz w:val="24"/>
+          <w:szCs w:val="24"/>
+        </w:rPr>
+        <w:t xml:space="preserve">were selected, and </w:t>
+      </w:r>
+      <w:r>
+        <w:rPr>
+          <w:rFonts w:asciiTheme="majorHAnsi" w:eastAsiaTheme="minorEastAsia" w:hAnsiTheme="majorHAnsi" w:cstheme="majorHAnsi"/>
+          <w:iCs/>
+          <w:sz w:val="24"/>
+          <w:szCs w:val="24"/>
+        </w:rPr>
+        <w:t xml:space="preserve">if </w:t>
+      </w:r>
+      <w:r>
+        <w:rPr>
+          <w:rFonts w:asciiTheme="majorHAnsi" w:eastAsiaTheme="minorEastAsia" w:hAnsiTheme="majorHAnsi" w:cstheme="majorHAnsi"/>
+          <w:iCs/>
+          <w:sz w:val="24"/>
+          <w:szCs w:val="24"/>
+        </w:rPr>
+        <w:t xml:space="preserve">the range of input </w:t>
+      </w:r>
+      <w:r>
+        <w:rPr>
+          <w:rFonts w:asciiTheme="majorHAnsi" w:eastAsiaTheme="minorEastAsia" w:hAnsiTheme="majorHAnsi" w:cstheme="majorHAnsi"/>
+          <w:iCs/>
+          <w:sz w:val="24"/>
+          <w:szCs w:val="24"/>
+        </w:rPr>
+        <w:t>amplitudes and frequencies present in a general input signal</w:t>
+      </w:r>
+      <w:r>
+        <w:rPr>
+          <w:rFonts w:asciiTheme="majorHAnsi" w:eastAsiaTheme="minorEastAsia" w:hAnsiTheme="majorHAnsi" w:cstheme="majorHAnsi"/>
+          <w:iCs/>
+          <w:sz w:val="24"/>
+          <w:szCs w:val="24"/>
+        </w:rPr>
+        <w:t xml:space="preserve"> fall within those</w:t>
+      </w:r>
+      <w:r>
+        <w:rPr>
+          <w:rFonts w:asciiTheme="majorHAnsi" w:eastAsiaTheme="minorEastAsia" w:hAnsiTheme="majorHAnsi" w:cstheme="majorHAnsi"/>
+          <w:iCs/>
+          <w:sz w:val="24"/>
+          <w:szCs w:val="24"/>
+        </w:rPr>
+        <w:t xml:space="preserve"> </w:t>
+      </w:r>
+      <w:r>
+        <w:rPr>
+          <w:rFonts w:asciiTheme="majorHAnsi" w:eastAsiaTheme="minorEastAsia" w:hAnsiTheme="majorHAnsi" w:cstheme="majorHAnsi"/>
+          <w:iCs/>
+          <w:sz w:val="24"/>
+          <w:szCs w:val="24"/>
+        </w:rPr>
+        <w:t>represented by the calibration data input signal, then the realistic</w:t>
+      </w:r>
+      <w:r>
+        <w:rPr>
+          <w:rFonts w:asciiTheme="majorHAnsi" w:eastAsiaTheme="minorEastAsia" w:hAnsiTheme="majorHAnsi" w:cstheme="majorHAnsi"/>
+          <w:iCs/>
+          <w:sz w:val="24"/>
+          <w:szCs w:val="24"/>
+        </w:rPr>
+        <w:t xml:space="preserve"> </w:t>
+      </w:r>
+      <w:r>
+        <w:rPr>
+          <w:rFonts w:asciiTheme="majorHAnsi" w:eastAsiaTheme="minorEastAsia" w:hAnsiTheme="majorHAnsi" w:cstheme="majorHAnsi"/>
+          <w:iCs/>
+          <w:sz w:val="24"/>
+          <w:szCs w:val="24"/>
+        </w:rPr>
+        <w:t>output of the HPA can be simulated</w:t>
+      </w:r>
+      <w:r>
+        <w:rPr>
+          <w:rFonts w:asciiTheme="majorHAnsi" w:eastAsiaTheme="minorEastAsia" w:hAnsiTheme="majorHAnsi" w:cstheme="majorHAnsi"/>
+          <w:iCs/>
+          <w:sz w:val="24"/>
+          <w:szCs w:val="24"/>
+        </w:rPr>
+        <w:t>.</w:t>
+      </w:r>
+      <w:bookmarkStart w:id="0" w:name="_GoBack"/>
+      <w:bookmarkEnd w:id="0"/>
+    </w:p>
+    <w:p>
+      <w:pPr>
+        <w:rPr>
+          <w:rFonts w:asciiTheme="majorHAnsi" w:hAnsiTheme="majorHAnsi" w:cstheme="majorHAnsi"/>
+          <w:sz w:val="24"/>
+          <w:szCs w:val="24"/>
           <w:rtl/>
         </w:rPr>
       </w:pPr>
-      <w:r>
-        <w:rPr>
-          <w:rFonts w:hint="cs"/>
-          <w:rtl/>
-        </w:rPr>
-        <w:t xml:space="preserve">זה השלב הבא </w:t>
-      </w:r>
-      <w:proofErr w:type="spellStart"/>
-      <w:r>
-        <w:rPr>
-          <w:rFonts w:hint="cs"/>
-          <w:rtl/>
-        </w:rPr>
-        <w:t>בפרוייקט</w:t>
-      </w:r>
-      <w:proofErr w:type="spellEnd"/>
-      <w:r>
-        <w:rPr>
-          <w:rFonts w:hint="cs"/>
-          <w:rtl/>
-        </w:rPr>
-        <w:t xml:space="preserve"> לכן לא סיכמתי על זה עדיין.</w:t>
-      </w:r>
     </w:p>
     <w:sectPr>
       <w:pgSz w:w="12240" w:h="15840"/>
@@ -3115,6 +5116,22 @@
       <w:color w:val="808080"/>
     </w:rPr>
   </w:style>
+  <w:style w:type="paragraph" w:styleId="NormalWeb">
+    <w:name w:val="Normal (Web)"/>
+    <w:basedOn w:val="a"/>
+    <w:uiPriority w:val="99"/>
+    <w:semiHidden/>
+    <w:unhideWhenUsed/>
+    <w:rsid w:val="000428CB"/>
+    <w:pPr>
+      <w:spacing w:before="100" w:beforeAutospacing="1" w:after="100" w:afterAutospacing="1" w:line="240" w:lineRule="auto"/>
+    </w:pPr>
+    <w:rPr>
+      <w:rFonts w:ascii="Times New Roman" w:eastAsia="Times New Roman" w:hAnsi="Times New Roman" w:cs="Times New Roman"/>
+      <w:sz w:val="24"/>
+      <w:szCs w:val="24"/>
+    </w:rPr>
+  </w:style>
 </w:styles>
 </file>
 

--- a/documents/Digital Pre Distortion.docx
+++ b/documents/Digital Pre Distortion.docx
@@ -4006,7 +4006,15 @@
           <w:sz w:val="24"/>
           <w:szCs w:val="24"/>
         </w:rPr>
-        <w:t xml:space="preserve">After choosing them, the coefficients vector </w:t>
+        <w:t xml:space="preserve">The </w:t>
+      </w:r>
+      <w:r>
+        <w:rPr>
+          <w:rFonts w:asciiTheme="majorHAnsi" w:hAnsiTheme="majorHAnsi" w:cstheme="majorHAnsi"/>
+          <w:sz w:val="24"/>
+          <w:szCs w:val="24"/>
+        </w:rPr>
+        <w:t xml:space="preserve">coefficients vector </w:t>
       </w:r>
       <m:oMath>
         <m:sSub>
@@ -4362,7 +4370,7 @@
           <w:sz w:val="24"/>
           <w:szCs w:val="24"/>
         </w:rPr>
-        <w:t xml:space="preserve"> operator. In order to find the best coefficients for</w:t>
+        <w:t xml:space="preserve"> operator. In order to find the </w:t>
       </w:r>
       <w:r>
         <w:rPr>
@@ -4371,6 +4379,24 @@
           <w:sz w:val="24"/>
           <w:szCs w:val="24"/>
         </w:rPr>
+        <w:t>optimal</w:t>
+      </w:r>
+      <w:r>
+        <w:rPr>
+          <w:rFonts w:asciiTheme="majorHAnsi" w:eastAsiaTheme="minorEastAsia" w:hAnsiTheme="majorHAnsi" w:cstheme="majorHAnsi"/>
+          <w:iCs/>
+          <w:sz w:val="24"/>
+          <w:szCs w:val="24"/>
+        </w:rPr>
+        <w:t xml:space="preserve"> coefficients for</w:t>
+      </w:r>
+      <w:r>
+        <w:rPr>
+          <w:rFonts w:asciiTheme="majorHAnsi" w:eastAsiaTheme="minorEastAsia" w:hAnsiTheme="majorHAnsi" w:cstheme="majorHAnsi"/>
+          <w:iCs/>
+          <w:sz w:val="24"/>
+          <w:szCs w:val="24"/>
+        </w:rPr>
         <w:t xml:space="preserve"> the MP model,</w:t>
       </w:r>
       <w:r>
@@ -4380,7 +4406,128 @@
           <w:sz w:val="24"/>
           <w:szCs w:val="24"/>
         </w:rPr>
-        <w:t xml:space="preserve"> it is essential to choose values of m and k which model PA the best. In order to do that, one should find values of m and k that minimize the error between calculated output and measured output. This optimization for our lab’s PA is shown on figure 4.</w:t>
+        <w:t xml:space="preserve"> it is essential to choose values of m and k which model</w:t>
+      </w:r>
+      <w:r>
+        <w:rPr>
+          <w:rFonts w:asciiTheme="majorHAnsi" w:eastAsiaTheme="minorEastAsia" w:hAnsiTheme="majorHAnsi" w:cstheme="majorHAnsi"/>
+          <w:iCs/>
+          <w:sz w:val="24"/>
+          <w:szCs w:val="24"/>
+        </w:rPr>
+        <w:t xml:space="preserve"> PA optimally</w:t>
+      </w:r>
+      <w:r>
+        <w:rPr>
+          <w:rFonts w:asciiTheme="majorHAnsi" w:eastAsiaTheme="minorEastAsia" w:hAnsiTheme="majorHAnsi" w:cstheme="majorHAnsi"/>
+          <w:iCs/>
+          <w:sz w:val="24"/>
+          <w:szCs w:val="24"/>
+        </w:rPr>
+        <w:t>. In order to do that, one should find values of m and k that minimize the error between calculated output</w:t>
+      </w:r>
+      <w:r>
+        <w:rPr>
+          <w:rFonts w:asciiTheme="majorHAnsi" w:eastAsiaTheme="minorEastAsia" w:hAnsiTheme="majorHAnsi" w:cstheme="majorHAnsi"/>
+          <w:iCs/>
+          <w:sz w:val="24"/>
+          <w:szCs w:val="24"/>
+        </w:rPr>
+        <w:t xml:space="preserve"> generated by coefficients calculated with those specific m and k,</w:t>
+      </w:r>
+      <w:r>
+        <w:rPr>
+          <w:rFonts w:asciiTheme="majorHAnsi" w:eastAsiaTheme="minorEastAsia" w:hAnsiTheme="majorHAnsi" w:cstheme="majorHAnsi"/>
+          <w:iCs/>
+          <w:sz w:val="24"/>
+          <w:szCs w:val="24"/>
+        </w:rPr>
+        <w:t xml:space="preserve"> </w:t>
+      </w:r>
+      <w:proofErr w:type="spellStart"/>
+      <w:r>
+        <w:rPr>
+          <w:rFonts w:asciiTheme="majorHAnsi" w:eastAsiaTheme="minorEastAsia" w:hAnsiTheme="majorHAnsi" w:cstheme="majorHAnsi"/>
+          <w:iCs/>
+          <w:sz w:val="24"/>
+          <w:szCs w:val="24"/>
+        </w:rPr>
+        <w:t>and</w:t>
+      </w:r>
+      <w:proofErr w:type="spellEnd"/>
+      <w:r>
+        <w:rPr>
+          <w:rFonts w:asciiTheme="majorHAnsi" w:eastAsiaTheme="minorEastAsia" w:hAnsiTheme="majorHAnsi" w:cstheme="majorHAnsi"/>
+          <w:iCs/>
+          <w:sz w:val="24"/>
+          <w:szCs w:val="24"/>
+        </w:rPr>
+        <w:t xml:space="preserve"> measured output. This optimization </w:t>
+      </w:r>
+      <w:r>
+        <w:rPr>
+          <w:rFonts w:asciiTheme="majorHAnsi" w:eastAsiaTheme="minorEastAsia" w:hAnsiTheme="majorHAnsi" w:cstheme="majorHAnsi"/>
+          <w:iCs/>
+          <w:sz w:val="24"/>
+          <w:szCs w:val="24"/>
+        </w:rPr>
+        <w:t xml:space="preserve">was </w:t>
+      </w:r>
+      <w:proofErr w:type="spellStart"/>
+      <w:r>
+        <w:rPr>
+          <w:rFonts w:asciiTheme="majorHAnsi" w:eastAsiaTheme="minorEastAsia" w:hAnsiTheme="majorHAnsi" w:cstheme="majorHAnsi"/>
+          <w:iCs/>
+          <w:sz w:val="24"/>
+          <w:szCs w:val="24"/>
+        </w:rPr>
+        <w:t>doen</w:t>
+      </w:r>
+      <w:proofErr w:type="spellEnd"/>
+      <w:r>
+        <w:rPr>
+          <w:rFonts w:asciiTheme="majorHAnsi" w:eastAsiaTheme="minorEastAsia" w:hAnsiTheme="majorHAnsi" w:cstheme="majorHAnsi"/>
+          <w:iCs/>
+          <w:sz w:val="24"/>
+          <w:szCs w:val="24"/>
+        </w:rPr>
+        <w:t xml:space="preserve"> </w:t>
+      </w:r>
+      <w:r>
+        <w:rPr>
+          <w:rFonts w:asciiTheme="majorHAnsi" w:eastAsiaTheme="minorEastAsia" w:hAnsiTheme="majorHAnsi" w:cstheme="majorHAnsi"/>
+          <w:iCs/>
+          <w:sz w:val="24"/>
+          <w:szCs w:val="24"/>
+        </w:rPr>
+        <w:t xml:space="preserve">for </w:t>
+      </w:r>
+      <w:r>
+        <w:rPr>
+          <w:rFonts w:asciiTheme="majorHAnsi" w:eastAsiaTheme="minorEastAsia" w:hAnsiTheme="majorHAnsi" w:cstheme="majorHAnsi"/>
+          <w:iCs/>
+          <w:sz w:val="24"/>
+          <w:szCs w:val="24"/>
+        </w:rPr>
+        <w:t>our lab’s</w:t>
+      </w:r>
+      <w:r>
+        <w:rPr>
+          <w:rFonts w:asciiTheme="majorHAnsi" w:eastAsiaTheme="minorEastAsia" w:hAnsiTheme="majorHAnsi" w:cstheme="majorHAnsi"/>
+          <w:iCs/>
+          <w:sz w:val="24"/>
+          <w:szCs w:val="24"/>
+        </w:rPr>
+        <w:t xml:space="preserve"> PA, and results are</w:t>
+      </w:r>
+      <w:r>
+        <w:rPr>
+          <w:rFonts w:asciiTheme="majorHAnsi" w:eastAsiaTheme="minorEastAsia" w:hAnsiTheme="majorHAnsi" w:cstheme="majorHAnsi"/>
+          <w:iCs/>
+          <w:sz w:val="24"/>
+          <w:szCs w:val="24"/>
+        </w:rPr>
+        <w:t xml:space="preserve"> shown on figure 4.</w:t>
       </w:r>
       <w:r>
         <w:rPr>
@@ -4491,9 +4638,8 @@
           <w:sz w:val="20"/>
           <w:szCs w:val="20"/>
         </w:rPr>
-        <w:t xml:space="preserve"> as function of parameters </w:t>
-      </w:r>
-      <w:proofErr w:type="spellStart"/>
+        <w:t xml:space="preserve"> as function</w:t>
+      </w:r>
       <w:r>
         <w:rPr>
           <w:rFonts w:asciiTheme="majorHAnsi" w:eastAsiaTheme="minorEastAsia" w:hAnsiTheme="majorHAnsi" w:cstheme="majorHAnsi"/>
@@ -4501,9 +4647,9 @@
           <w:sz w:val="20"/>
           <w:szCs w:val="20"/>
         </w:rPr>
-        <w:t>m</w:t>
-      </w:r>
-      <w:proofErr w:type="gramStart"/>
+        <w:t xml:space="preserve"> of parameters </w:t>
+      </w:r>
+      <w:proofErr w:type="spellStart"/>
       <w:r>
         <w:rPr>
           <w:rFonts w:asciiTheme="majorHAnsi" w:eastAsiaTheme="minorEastAsia" w:hAnsiTheme="majorHAnsi" w:cstheme="majorHAnsi"/>
@@ -4511,40 +4657,75 @@
           <w:sz w:val="20"/>
           <w:szCs w:val="20"/>
         </w:rPr>
+        <w:t>m</w:t>
+      </w:r>
+      <w:proofErr w:type="gramStart"/>
+      <w:r>
+        <w:rPr>
+          <w:rFonts w:asciiTheme="majorHAnsi" w:eastAsiaTheme="minorEastAsia" w:hAnsiTheme="majorHAnsi" w:cstheme="majorHAnsi"/>
+          <w:iCs/>
+          <w:sz w:val="20"/>
+          <w:szCs w:val="20"/>
+        </w:rPr>
         <w:t>,k</w:t>
       </w:r>
       <w:proofErr w:type="spellEnd"/>
       <w:proofErr w:type="gramEnd"/>
+      <w:r>
+        <w:rPr>
+          <w:rFonts w:asciiTheme="majorHAnsi" w:eastAsiaTheme="minorEastAsia" w:hAnsiTheme="majorHAnsi" w:cstheme="majorHAnsi"/>
+          <w:iCs/>
+          <w:sz w:val="20"/>
+          <w:szCs w:val="20"/>
+        </w:rPr>
+        <w:t xml:space="preserve"> </w:t>
+      </w:r>
     </w:p>
     <w:p>
       <w:pPr>
-        <w:jc w:val="center"/>
         <w:rPr>
           <w:rFonts w:asciiTheme="majorHAnsi" w:eastAsiaTheme="minorEastAsia" w:hAnsiTheme="majorHAnsi" w:cstheme="majorHAnsi"/>
           <w:iCs/>
-          <w:sz w:val="20"/>
-          <w:szCs w:val="20"/>
+          <w:sz w:val="24"/>
+          <w:szCs w:val="24"/>
         </w:rPr>
       </w:pPr>
       <w:r>
         <w:rPr>
           <w:rFonts w:asciiTheme="majorHAnsi" w:eastAsiaTheme="minorEastAsia" w:hAnsiTheme="majorHAnsi" w:cstheme="majorHAnsi"/>
           <w:iCs/>
-          <w:sz w:val="20"/>
-          <w:szCs w:val="20"/>
+          <w:sz w:val="24"/>
+          <w:szCs w:val="24"/>
+        </w:rPr>
+        <w:t>After</w:t>
+      </w:r>
+      <w:r>
+        <w:rPr>
+          <w:rFonts w:asciiTheme="majorHAnsi" w:eastAsiaTheme="minorEastAsia" w:hAnsiTheme="majorHAnsi" w:cstheme="majorHAnsi"/>
+          <w:iCs/>
+          <w:sz w:val="24"/>
+          <w:szCs w:val="24"/>
+        </w:rPr>
+        <w:t xml:space="preserve"> an adequate order of non-linearity and order of memory</w:t>
+      </w:r>
+      <w:r>
+        <w:rPr>
+          <w:rFonts w:asciiTheme="majorHAnsi" w:eastAsiaTheme="minorEastAsia" w:hAnsiTheme="majorHAnsi" w:cstheme="majorHAnsi"/>
+          <w:iCs/>
+          <w:sz w:val="24"/>
+          <w:szCs w:val="24"/>
         </w:rPr>
         <w:t xml:space="preserve"> </w:t>
       </w:r>
-    </w:p>
-    <w:p>
-      <w:pPr>
+      <w:r>
         <w:rPr>
           <w:rFonts w:asciiTheme="majorHAnsi" w:eastAsiaTheme="minorEastAsia" w:hAnsiTheme="majorHAnsi" w:cstheme="majorHAnsi"/>
           <w:iCs/>
           <w:sz w:val="24"/>
           <w:szCs w:val="24"/>
         </w:rPr>
-      </w:pPr>
+        <w:t xml:space="preserve">were selected, and </w:t>
+      </w:r>
       <w:r>
         <w:rPr>
           <w:rFonts w:asciiTheme="majorHAnsi" w:eastAsiaTheme="minorEastAsia" w:hAnsiTheme="majorHAnsi" w:cstheme="majorHAnsi"/>
@@ -4552,7 +4733,7 @@
           <w:sz w:val="24"/>
           <w:szCs w:val="24"/>
         </w:rPr>
-        <w:t>After</w:t>
+        <w:t xml:space="preserve">if </w:t>
       </w:r>
       <w:r>
         <w:rPr>
@@ -4561,7 +4742,7 @@
           <w:sz w:val="24"/>
           <w:szCs w:val="24"/>
         </w:rPr>
-        <w:t xml:space="preserve"> an adequate order of non-linearity and order of memory</w:t>
+        <w:t xml:space="preserve">the range of input </w:t>
       </w:r>
       <w:r>
         <w:rPr>
@@ -4570,6 +4751,24 @@
           <w:sz w:val="24"/>
           <w:szCs w:val="24"/>
         </w:rPr>
+        <w:t>amplitudes and frequencies present in a general input signal</w:t>
+      </w:r>
+      <w:r>
+        <w:rPr>
+          <w:rFonts w:asciiTheme="majorHAnsi" w:eastAsiaTheme="minorEastAsia" w:hAnsiTheme="majorHAnsi" w:cstheme="majorHAnsi"/>
+          <w:iCs/>
+          <w:sz w:val="24"/>
+          <w:szCs w:val="24"/>
+        </w:rPr>
+        <w:t xml:space="preserve"> fall within those</w:t>
+      </w:r>
+      <w:r>
+        <w:rPr>
+          <w:rFonts w:asciiTheme="majorHAnsi" w:eastAsiaTheme="minorEastAsia" w:hAnsiTheme="majorHAnsi" w:cstheme="majorHAnsi"/>
+          <w:iCs/>
+          <w:sz w:val="24"/>
+          <w:szCs w:val="24"/>
+        </w:rPr>
         <w:t xml:space="preserve"> </w:t>
       </w:r>
       <w:r>
@@ -4579,7 +4778,7 @@
           <w:sz w:val="24"/>
           <w:szCs w:val="24"/>
         </w:rPr>
-        <w:t xml:space="preserve">were selected, and </w:t>
+        <w:t>represented by the calibration data input signal, then the realistic</w:t>
       </w:r>
       <w:r>
         <w:rPr>
@@ -4588,7 +4787,7 @@
           <w:sz w:val="24"/>
           <w:szCs w:val="24"/>
         </w:rPr>
-        <w:t xml:space="preserve">if </w:t>
+        <w:t xml:space="preserve"> </w:t>
       </w:r>
       <w:r>
         <w:rPr>
@@ -4597,7 +4796,7 @@
           <w:sz w:val="24"/>
           <w:szCs w:val="24"/>
         </w:rPr>
-        <w:t xml:space="preserve">the range of input </w:t>
+        <w:t>output of the HPA can be simulated</w:t>
       </w:r>
       <w:r>
         <w:rPr>
@@ -4606,64 +4805,19 @@
           <w:sz w:val="24"/>
           <w:szCs w:val="24"/>
         </w:rPr>
-        <w:t>amplitudes and frequencies present in a general input signal</w:t>
-      </w:r>
-      <w:r>
-        <w:rPr>
-          <w:rFonts w:asciiTheme="majorHAnsi" w:eastAsiaTheme="minorEastAsia" w:hAnsiTheme="majorHAnsi" w:cstheme="majorHAnsi"/>
-          <w:iCs/>
-          <w:sz w:val="24"/>
-          <w:szCs w:val="24"/>
-        </w:rPr>
-        <w:t xml:space="preserve"> fall within those</w:t>
-      </w:r>
-      <w:r>
-        <w:rPr>
-          <w:rFonts w:asciiTheme="majorHAnsi" w:eastAsiaTheme="minorEastAsia" w:hAnsiTheme="majorHAnsi" w:cstheme="majorHAnsi"/>
-          <w:iCs/>
-          <w:sz w:val="24"/>
-          <w:szCs w:val="24"/>
-        </w:rPr>
-        <w:t xml:space="preserve"> </w:t>
-      </w:r>
-      <w:r>
-        <w:rPr>
-          <w:rFonts w:asciiTheme="majorHAnsi" w:eastAsiaTheme="minorEastAsia" w:hAnsiTheme="majorHAnsi" w:cstheme="majorHAnsi"/>
-          <w:iCs/>
-          <w:sz w:val="24"/>
-          <w:szCs w:val="24"/>
-        </w:rPr>
-        <w:t>represented by the calibration data input signal, then the realistic</w:t>
-      </w:r>
-      <w:r>
-        <w:rPr>
-          <w:rFonts w:asciiTheme="majorHAnsi" w:eastAsiaTheme="minorEastAsia" w:hAnsiTheme="majorHAnsi" w:cstheme="majorHAnsi"/>
-          <w:iCs/>
-          <w:sz w:val="24"/>
-          <w:szCs w:val="24"/>
-        </w:rPr>
-        <w:t xml:space="preserve"> </w:t>
-      </w:r>
-      <w:r>
-        <w:rPr>
-          <w:rFonts w:asciiTheme="majorHAnsi" w:eastAsiaTheme="minorEastAsia" w:hAnsiTheme="majorHAnsi" w:cstheme="majorHAnsi"/>
-          <w:iCs/>
-          <w:sz w:val="24"/>
-          <w:szCs w:val="24"/>
-        </w:rPr>
-        <w:t>output of the HPA can be simulated</w:t>
-      </w:r>
-      <w:r>
-        <w:rPr>
-          <w:rFonts w:asciiTheme="majorHAnsi" w:eastAsiaTheme="minorEastAsia" w:hAnsiTheme="majorHAnsi" w:cstheme="majorHAnsi"/>
-          <w:iCs/>
-          <w:sz w:val="24"/>
-          <w:szCs w:val="24"/>
-        </w:rPr>
-        <w:t>.</w:t>
+        <w:t xml:space="preserve"> (according to MP model)</w:t>
       </w:r>
       <w:bookmarkStart w:id="0" w:name="_GoBack"/>
       <w:bookmarkEnd w:id="0"/>
+      <w:r>
+        <w:rPr>
+          <w:rFonts w:asciiTheme="majorHAnsi" w:eastAsiaTheme="minorEastAsia" w:hAnsiTheme="majorHAnsi" w:cstheme="majorHAnsi"/>
+          <w:iCs/>
+          <w:sz w:val="24"/>
+          <w:szCs w:val="24"/>
+        </w:rPr>
+        <w:t>.</w:t>
+      </w:r>
     </w:p>
     <w:p>
       <w:pPr>

--- a/documents/Digital Pre Distortion.docx
+++ b/documents/Digital Pre Distortion.docx
@@ -90,14 +90,7 @@
           <w:rFonts w:asciiTheme="majorHAnsi" w:hAnsiTheme="majorHAnsi" w:cstheme="majorHAnsi"/>
           <w:color w:val="000000"/>
         </w:rPr>
-        <w:t>P</w:t>
-      </w:r>
-      <w:r>
-        <w:rPr>
-          <w:rFonts w:asciiTheme="majorHAnsi" w:hAnsiTheme="majorHAnsi" w:cstheme="majorHAnsi"/>
-          <w:color w:val="000000"/>
-        </w:rPr>
-        <w:t>redistorter</w:t>
+        <w:t>Predistorter</w:t>
       </w:r>
       <w:proofErr w:type="spellEnd"/>
       <w:r>
@@ -169,14 +162,7 @@
           <w:rFonts w:asciiTheme="majorHAnsi" w:hAnsiTheme="majorHAnsi" w:cstheme="majorHAnsi"/>
           <w:color w:val="000000"/>
         </w:rPr>
-        <w:t xml:space="preserve"> (also referred to as Amplitude Modulation/ Amplitude Modulation (AM/AM) distortion), phase (also referred to as Amplitude Modulation/ Phase Modulation (AM/PM)) and bandwidth</w:t>
-      </w:r>
-      <w:r>
-        <w:rPr>
-          <w:rFonts w:asciiTheme="majorHAnsi" w:hAnsiTheme="majorHAnsi" w:cstheme="majorHAnsi"/>
-          <w:color w:val="000000"/>
-        </w:rPr>
-        <w:t>.</w:t>
+        <w:t xml:space="preserve"> (also referred to as Amplitude Modulation/ Amplitude Modulation (AM/AM) distortion), phase (also referred to as Amplitude Modulation/ Phase Modulation (AM/PM)) and bandwidth.</w:t>
       </w:r>
     </w:p>
     <w:p>
@@ -960,31 +946,7 @@
           <w:sz w:val="24"/>
           <w:szCs w:val="24"/>
         </w:rPr>
-        <w:t xml:space="preserve"> It </w:t>
-      </w:r>
-      <w:r>
-        <w:rPr>
-          <w:rFonts w:asciiTheme="majorHAnsi" w:hAnsiTheme="majorHAnsi" w:cstheme="majorHAnsi"/>
-          <w:sz w:val="24"/>
-          <w:szCs w:val="24"/>
-        </w:rPr>
-        <w:t xml:space="preserve">usually happens in the </w:t>
-      </w:r>
-      <w:r>
-        <w:rPr>
-          <w:rFonts w:asciiTheme="majorHAnsi" w:hAnsiTheme="majorHAnsi" w:cstheme="majorHAnsi"/>
-          <w:sz w:val="24"/>
-          <w:szCs w:val="24"/>
-        </w:rPr>
-        <w:t>higher</w:t>
-      </w:r>
-      <w:r>
-        <w:rPr>
-          <w:rFonts w:asciiTheme="majorHAnsi" w:hAnsiTheme="majorHAnsi" w:cstheme="majorHAnsi"/>
-          <w:sz w:val="24"/>
-          <w:szCs w:val="24"/>
-        </w:rPr>
-        <w:t xml:space="preserve"> range of input signal amplitude</w:t>
+        <w:t xml:space="preserve"> It usually happens in the higher range of input signal amplitude</w:t>
       </w:r>
       <w:r>
         <w:rPr>
@@ -1235,23 +1197,7 @@
           <w:sz w:val="24"/>
           <w:szCs w:val="24"/>
         </w:rPr>
-        <w:t xml:space="preserve"> – </w:t>
-      </w:r>
-      <w:r>
-        <w:rPr>
-          <w:rFonts w:asciiTheme="majorHAnsi" w:hAnsiTheme="majorHAnsi" w:cstheme="majorHAnsi"/>
-          <w:sz w:val="24"/>
-          <w:szCs w:val="24"/>
-        </w:rPr>
-        <w:t>illustration</w:t>
-      </w:r>
-      <w:r>
-        <w:rPr>
-          <w:rFonts w:asciiTheme="majorHAnsi" w:hAnsiTheme="majorHAnsi" w:cstheme="majorHAnsi"/>
-          <w:sz w:val="24"/>
-          <w:szCs w:val="24"/>
-        </w:rPr>
-        <w:t xml:space="preserve"> of AM/AM distortion caused by </w:t>
+        <w:t xml:space="preserve"> – illustration of AM/AM distortion caused by </w:t>
       </w:r>
       <w:r>
         <w:rPr>
@@ -1300,15 +1246,7 @@
           <w:sz w:val="24"/>
           <w:szCs w:val="24"/>
         </w:rPr>
-        <w:t>AM/PM distortion is when the phase difference between output and input signal depends on input signal amplitude</w:t>
-      </w:r>
-      <w:r>
-        <w:rPr>
-          <w:rFonts w:asciiTheme="majorHAnsi" w:hAnsiTheme="majorHAnsi" w:cstheme="majorHAnsi"/>
-          <w:sz w:val="24"/>
-          <w:szCs w:val="24"/>
-        </w:rPr>
-        <w:t xml:space="preserve">, and is not </w:t>
+        <w:t xml:space="preserve">AM/PM distortion is when the phase difference between output and input signal depends on input signal amplitude, and is not </w:t>
       </w:r>
       <w:r>
         <w:rPr>
@@ -1324,15 +1262,7 @@
           <w:sz w:val="24"/>
           <w:szCs w:val="24"/>
         </w:rPr>
-        <w:t>.</w:t>
-      </w:r>
-      <w:r>
-        <w:rPr>
-          <w:rFonts w:asciiTheme="majorHAnsi" w:hAnsiTheme="majorHAnsi" w:cstheme="majorHAnsi"/>
-          <w:sz w:val="24"/>
-          <w:szCs w:val="24"/>
-        </w:rPr>
-        <w:t xml:space="preserve"> It usually happens in the lower range of input signal amplitude</w:t>
+        <w:t>. It usually happens in the lower range of input signal amplitude</w:t>
       </w:r>
       <w:r>
         <w:rPr>
@@ -1348,15 +1278,7 @@
           <w:sz w:val="24"/>
           <w:szCs w:val="24"/>
         </w:rPr>
-        <w:t>. This distortion</w:t>
-      </w:r>
-      <w:r>
-        <w:rPr>
-          <w:rFonts w:asciiTheme="majorHAnsi" w:hAnsiTheme="majorHAnsi" w:cstheme="majorHAnsi"/>
-          <w:sz w:val="24"/>
-          <w:szCs w:val="24"/>
-        </w:rPr>
-        <w:t>, has been accepted in</w:t>
+        <w:t>. This distortion, has been accepted in</w:t>
       </w:r>
       <w:r>
         <w:rPr>
@@ -1388,23 +1310,7 @@
           <w:sz w:val="24"/>
           <w:szCs w:val="24"/>
         </w:rPr>
-        <w:t>, and illustrated</w:t>
-      </w:r>
-      <w:r>
-        <w:rPr>
-          <w:rFonts w:asciiTheme="majorHAnsi" w:hAnsiTheme="majorHAnsi" w:cstheme="majorHAnsi"/>
-          <w:sz w:val="24"/>
-          <w:szCs w:val="24"/>
-        </w:rPr>
-        <w:t xml:space="preserve"> in figure-3</w:t>
-      </w:r>
-      <w:r>
-        <w:rPr>
-          <w:rFonts w:asciiTheme="majorHAnsi" w:hAnsiTheme="majorHAnsi" w:cstheme="majorHAnsi"/>
-          <w:sz w:val="24"/>
-          <w:szCs w:val="24"/>
-        </w:rPr>
-        <w:t xml:space="preserve">, where the </w:t>
+        <w:t xml:space="preserve">, and illustrated in figure-3, where the </w:t>
       </w:r>
       <w:r>
         <w:rPr>
@@ -1531,39 +1437,7 @@
           <w:sz w:val="24"/>
           <w:szCs w:val="24"/>
         </w:rPr>
-        <w:t xml:space="preserve">Figure </w:t>
-      </w:r>
-      <w:r>
-        <w:rPr>
-          <w:rFonts w:asciiTheme="majorHAnsi" w:hAnsiTheme="majorHAnsi" w:cstheme="majorHAnsi"/>
-          <w:sz w:val="24"/>
-          <w:szCs w:val="24"/>
-        </w:rPr>
-        <w:t>3</w:t>
-      </w:r>
-      <w:r>
-        <w:rPr>
-          <w:rFonts w:asciiTheme="majorHAnsi" w:hAnsiTheme="majorHAnsi" w:cstheme="majorHAnsi"/>
-          <w:sz w:val="24"/>
-          <w:szCs w:val="24"/>
-        </w:rPr>
-        <w:t xml:space="preserve"> – illustration of AM/</w:t>
-      </w:r>
-      <w:r>
-        <w:rPr>
-          <w:rFonts w:asciiTheme="majorHAnsi" w:hAnsiTheme="majorHAnsi" w:cstheme="majorHAnsi"/>
-          <w:sz w:val="24"/>
-          <w:szCs w:val="24"/>
-        </w:rPr>
-        <w:t>P</w:t>
-      </w:r>
-      <w:r>
-        <w:rPr>
-          <w:rFonts w:asciiTheme="majorHAnsi" w:hAnsiTheme="majorHAnsi" w:cstheme="majorHAnsi"/>
-          <w:sz w:val="24"/>
-          <w:szCs w:val="24"/>
-        </w:rPr>
-        <w:t xml:space="preserve">M distortion caused by </w:t>
+        <w:t xml:space="preserve">Figure 3 – illustration of AM/PM distortion caused by </w:t>
       </w:r>
       <w:r>
         <w:rPr>
@@ -3687,7 +3561,7 @@
     <w:p>
       <w:pPr>
         <w:rPr>
-          <w:rFonts w:asciiTheme="majorHAnsi" w:hAnsiTheme="majorHAnsi" w:cstheme="majorHAnsi" w:hint="cs"/>
+          <w:rFonts w:asciiTheme="majorHAnsi" w:hAnsiTheme="majorHAnsi" w:cstheme="majorHAnsi"/>
           <w:sz w:val="24"/>
           <w:szCs w:val="24"/>
           <w:rtl/>
@@ -4442,27 +4316,7 @@
           <w:sz w:val="24"/>
           <w:szCs w:val="24"/>
         </w:rPr>
-        <w:t xml:space="preserve"> </w:t>
-      </w:r>
-      <w:proofErr w:type="spellStart"/>
-      <w:r>
-        <w:rPr>
-          <w:rFonts w:asciiTheme="majorHAnsi" w:eastAsiaTheme="minorEastAsia" w:hAnsiTheme="majorHAnsi" w:cstheme="majorHAnsi"/>
-          <w:iCs/>
-          <w:sz w:val="24"/>
-          <w:szCs w:val="24"/>
-        </w:rPr>
-        <w:t>and</w:t>
-      </w:r>
-      <w:proofErr w:type="spellEnd"/>
-      <w:r>
-        <w:rPr>
-          <w:rFonts w:asciiTheme="majorHAnsi" w:eastAsiaTheme="minorEastAsia" w:hAnsiTheme="majorHAnsi" w:cstheme="majorHAnsi"/>
-          <w:iCs/>
-          <w:sz w:val="24"/>
-          <w:szCs w:val="24"/>
-        </w:rPr>
-        <w:t xml:space="preserve"> measured output. This optimization </w:t>
+        <w:t xml:space="preserve"> and measured output. This optimization </w:t>
       </w:r>
       <w:r>
         <w:rPr>
@@ -4552,6 +4406,7 @@
         <w:rPr>
           <w:rFonts w:asciiTheme="majorHAnsi" w:eastAsiaTheme="minorEastAsia" w:hAnsiTheme="majorHAnsi" w:cstheme="majorHAnsi"/>
           <w:iCs/>
+          <w:noProof/>
           <w:sz w:val="24"/>
           <w:szCs w:val="24"/>
         </w:rPr>
@@ -4807,8 +4662,6 @@
         </w:rPr>
         <w:t xml:space="preserve"> (according to MP model)</w:t>
       </w:r>
-      <w:bookmarkStart w:id="0" w:name="_GoBack"/>
-      <w:bookmarkEnd w:id="0"/>
       <w:r>
         <w:rPr>
           <w:rFonts w:asciiTheme="majorHAnsi" w:eastAsiaTheme="minorEastAsia" w:hAnsiTheme="majorHAnsi" w:cstheme="majorHAnsi"/>
@@ -4822,9 +4675,317 @@
     <w:p>
       <w:pPr>
         <w:rPr>
-          <w:rFonts w:asciiTheme="majorHAnsi" w:hAnsiTheme="majorHAnsi" w:cstheme="majorHAnsi"/>
-          <w:sz w:val="24"/>
-          <w:szCs w:val="24"/>
+          <w:rFonts w:asciiTheme="majorHAnsi" w:eastAsiaTheme="minorEastAsia" w:hAnsiTheme="majorHAnsi" w:cstheme="majorHAnsi"/>
+          <w:iCs/>
+          <w:sz w:val="24"/>
+          <w:szCs w:val="24"/>
+        </w:rPr>
+      </w:pPr>
+      <w:r>
+        <w:rPr>
+          <w:rFonts w:asciiTheme="majorHAnsi" w:eastAsiaTheme="minorEastAsia" w:hAnsiTheme="majorHAnsi" w:cstheme="majorHAnsi"/>
+          <w:iCs/>
+          <w:sz w:val="24"/>
+          <w:szCs w:val="24"/>
+        </w:rPr>
+        <w:t xml:space="preserve">In order to check calculated parameters accuracy, several sanity checks should be made. The first one is to show AM/AM and AM/PM graphs of the calculated output and to check if they are similar to the same graphs of the measured </w:t>
+      </w:r>
+      <w:proofErr w:type="spellStart"/>
+      <w:r>
+        <w:rPr>
+          <w:rFonts w:asciiTheme="majorHAnsi" w:eastAsiaTheme="minorEastAsia" w:hAnsiTheme="majorHAnsi" w:cstheme="majorHAnsi"/>
+          <w:iCs/>
+          <w:sz w:val="24"/>
+          <w:szCs w:val="24"/>
+        </w:rPr>
+        <w:t>optput</w:t>
+      </w:r>
+      <w:proofErr w:type="spellEnd"/>
+      <w:r>
+        <w:rPr>
+          <w:rFonts w:asciiTheme="majorHAnsi" w:eastAsiaTheme="minorEastAsia" w:hAnsiTheme="majorHAnsi" w:cstheme="majorHAnsi"/>
+          <w:iCs/>
+          <w:sz w:val="24"/>
+          <w:szCs w:val="24"/>
+        </w:rPr>
+        <w:t>. This graphs are shown in figures 5 and 6.</w:t>
+      </w:r>
+    </w:p>
+    <w:p>
+      <w:pPr>
+        <w:rPr>
+          <w:rFonts w:asciiTheme="majorHAnsi" w:eastAsiaTheme="minorEastAsia" w:hAnsiTheme="majorHAnsi" w:cstheme="majorHAnsi"/>
+          <w:iCs/>
+          <w:sz w:val="24"/>
+          <w:szCs w:val="24"/>
+        </w:rPr>
+      </w:pPr>
+      <w:r>
+        <w:rPr>
+          <w:rFonts w:asciiTheme="majorHAnsi" w:eastAsiaTheme="minorEastAsia" w:hAnsiTheme="majorHAnsi" w:cstheme="majorHAnsi"/>
+          <w:iCs/>
+          <w:sz w:val="24"/>
+          <w:szCs w:val="24"/>
+        </w:rPr>
+        <w:lastRenderedPageBreak/>
+        <w:drawing>
+          <wp:inline distT="0" distB="0" distL="0" distR="0" wp14:anchorId="2C90FAB9" wp14:editId="1817CAF4">
+            <wp:extent cx="5943600" cy="2999105"/>
+            <wp:effectExtent l="0" t="0" r="0" b="0"/>
+            <wp:docPr id="5" name="תמונה 5"/>
+            <wp:cNvGraphicFramePr>
+              <a:graphicFrameLocks xmlns:a="http://schemas.openxmlformats.org/drawingml/2006/main" noChangeAspect="1"/>
+            </wp:cNvGraphicFramePr>
+            <a:graphic xmlns:a="http://schemas.openxmlformats.org/drawingml/2006/main">
+              <a:graphicData uri="http://schemas.openxmlformats.org/drawingml/2006/picture">
+                <pic:pic xmlns:pic="http://schemas.openxmlformats.org/drawingml/2006/picture">
+                  <pic:nvPicPr>
+                    <pic:cNvPr id="1" name=""/>
+                    <pic:cNvPicPr/>
+                  </pic:nvPicPr>
+                  <pic:blipFill>
+                    <a:blip r:embed="rId8"/>
+                    <a:stretch>
+                      <a:fillRect/>
+                    </a:stretch>
+                  </pic:blipFill>
+                  <pic:spPr>
+                    <a:xfrm>
+                      <a:off x="0" y="0"/>
+                      <a:ext cx="5943600" cy="2999105"/>
+                    </a:xfrm>
+                    <a:prstGeom prst="rect">
+                      <a:avLst/>
+                    </a:prstGeom>
+                  </pic:spPr>
+                </pic:pic>
+              </a:graphicData>
+            </a:graphic>
+          </wp:inline>
+        </w:drawing>
+      </w:r>
+    </w:p>
+    <w:p>
+      <w:pPr>
+        <w:jc w:val="center"/>
+        <w:rPr>
+          <w:rFonts w:asciiTheme="majorHAnsi" w:hAnsiTheme="majorHAnsi" w:cstheme="majorHAnsi"/>
+          <w:sz w:val="24"/>
+          <w:szCs w:val="24"/>
+        </w:rPr>
+      </w:pPr>
+      <w:proofErr w:type="gramStart"/>
+      <w:r>
+        <w:rPr>
+          <w:rFonts w:asciiTheme="majorHAnsi" w:hAnsiTheme="majorHAnsi" w:cstheme="majorHAnsi"/>
+          <w:sz w:val="20"/>
+          <w:szCs w:val="20"/>
+        </w:rPr>
+        <w:t>figure</w:t>
+      </w:r>
+      <w:proofErr w:type="gramEnd"/>
+      <w:r>
+        <w:rPr>
+          <w:rFonts w:asciiTheme="majorHAnsi" w:hAnsiTheme="majorHAnsi" w:cstheme="majorHAnsi"/>
+          <w:sz w:val="20"/>
+          <w:szCs w:val="20"/>
+        </w:rPr>
+        <w:t xml:space="preserve"> 5 - </w:t>
+      </w:r>
+      <w:r>
+        <w:rPr>
+          <w:rFonts w:asciiTheme="majorHAnsi" w:hAnsiTheme="majorHAnsi" w:cstheme="majorHAnsi"/>
+          <w:sz w:val="24"/>
+          <w:szCs w:val="24"/>
+        </w:rPr>
+        <w:t>illustration of AM/AM distortion</w:t>
+      </w:r>
+      <w:r>
+        <w:rPr>
+          <w:rFonts w:asciiTheme="majorHAnsi" w:hAnsiTheme="majorHAnsi" w:cstheme="majorHAnsi"/>
+          <w:sz w:val="24"/>
+          <w:szCs w:val="24"/>
+        </w:rPr>
+        <w:t xml:space="preserve"> of input signal,</w:t>
+      </w:r>
+      <w:r>
+        <w:rPr>
+          <w:rFonts w:asciiTheme="majorHAnsi" w:hAnsiTheme="majorHAnsi" w:cstheme="majorHAnsi"/>
+          <w:sz w:val="24"/>
+          <w:szCs w:val="24"/>
+        </w:rPr>
+        <w:t xml:space="preserve"> caused by </w:t>
+      </w:r>
+      <w:r>
+        <w:rPr>
+          <w:rFonts w:asciiTheme="majorHAnsi" w:hAnsiTheme="majorHAnsi" w:cstheme="majorHAnsi"/>
+          <w:sz w:val="24"/>
+          <w:szCs w:val="24"/>
+        </w:rPr>
+        <w:t>modeled</w:t>
+      </w:r>
+      <w:r>
+        <w:rPr>
+          <w:rFonts w:asciiTheme="majorHAnsi" w:hAnsiTheme="majorHAnsi" w:cstheme="majorHAnsi"/>
+          <w:sz w:val="24"/>
+          <w:szCs w:val="24"/>
+        </w:rPr>
+        <w:t xml:space="preserve"> PA</w:t>
+      </w:r>
+    </w:p>
+    <w:p>
+      <w:pPr>
+        <w:jc w:val="center"/>
+        <w:rPr>
+          <w:rFonts w:asciiTheme="majorHAnsi" w:hAnsiTheme="majorHAnsi" w:cstheme="majorHAnsi"/>
+          <w:sz w:val="20"/>
+          <w:szCs w:val="20"/>
+        </w:rPr>
+      </w:pPr>
+      <w:r>
+        <w:rPr>
+          <w:rFonts w:asciiTheme="majorHAnsi" w:hAnsiTheme="majorHAnsi" w:cstheme="majorHAnsi"/>
+          <w:sz w:val="20"/>
+          <w:szCs w:val="20"/>
+        </w:rPr>
+        <w:drawing>
+          <wp:inline distT="0" distB="0" distL="0" distR="0" wp14:anchorId="3DA09B46" wp14:editId="2C9E7649">
+            <wp:extent cx="5943600" cy="2895600"/>
+            <wp:effectExtent l="0" t="0" r="0" b="0"/>
+            <wp:docPr id="6" name="תמונה 6"/>
+            <wp:cNvGraphicFramePr>
+              <a:graphicFrameLocks xmlns:a="http://schemas.openxmlformats.org/drawingml/2006/main" noChangeAspect="1"/>
+            </wp:cNvGraphicFramePr>
+            <a:graphic xmlns:a="http://schemas.openxmlformats.org/drawingml/2006/main">
+              <a:graphicData uri="http://schemas.openxmlformats.org/drawingml/2006/picture">
+                <pic:pic xmlns:pic="http://schemas.openxmlformats.org/drawingml/2006/picture">
+                  <pic:nvPicPr>
+                    <pic:cNvPr id="1" name=""/>
+                    <pic:cNvPicPr/>
+                  </pic:nvPicPr>
+                  <pic:blipFill>
+                    <a:blip r:embed="rId9"/>
+                    <a:stretch>
+                      <a:fillRect/>
+                    </a:stretch>
+                  </pic:blipFill>
+                  <pic:spPr>
+                    <a:xfrm>
+                      <a:off x="0" y="0"/>
+                      <a:ext cx="5943600" cy="2895600"/>
+                    </a:xfrm>
+                    <a:prstGeom prst="rect">
+                      <a:avLst/>
+                    </a:prstGeom>
+                  </pic:spPr>
+                </pic:pic>
+              </a:graphicData>
+            </a:graphic>
+          </wp:inline>
+        </w:drawing>
+      </w:r>
+    </w:p>
+    <w:p>
+      <w:pPr>
+        <w:jc w:val="center"/>
+        <w:rPr>
+          <w:rFonts w:asciiTheme="majorHAnsi" w:hAnsiTheme="majorHAnsi" w:cstheme="majorHAnsi"/>
+          <w:sz w:val="24"/>
+          <w:szCs w:val="24"/>
+        </w:rPr>
+      </w:pPr>
+      <w:proofErr w:type="gramStart"/>
+      <w:r>
+        <w:rPr>
+          <w:rFonts w:asciiTheme="majorHAnsi" w:hAnsiTheme="majorHAnsi" w:cstheme="majorHAnsi"/>
+          <w:sz w:val="20"/>
+          <w:szCs w:val="20"/>
+        </w:rPr>
+        <w:t>figure</w:t>
+      </w:r>
+      <w:proofErr w:type="gramEnd"/>
+      <w:r>
+        <w:rPr>
+          <w:rFonts w:asciiTheme="majorHAnsi" w:hAnsiTheme="majorHAnsi" w:cstheme="majorHAnsi"/>
+          <w:sz w:val="20"/>
+          <w:szCs w:val="20"/>
+        </w:rPr>
+        <w:t xml:space="preserve"> 6</w:t>
+      </w:r>
+      <w:r>
+        <w:rPr>
+          <w:rFonts w:asciiTheme="majorHAnsi" w:hAnsiTheme="majorHAnsi" w:cstheme="majorHAnsi"/>
+          <w:sz w:val="20"/>
+          <w:szCs w:val="20"/>
+        </w:rPr>
+        <w:t xml:space="preserve"> - </w:t>
+      </w:r>
+      <w:r>
+        <w:rPr>
+          <w:rFonts w:asciiTheme="majorHAnsi" w:hAnsiTheme="majorHAnsi" w:cstheme="majorHAnsi"/>
+          <w:sz w:val="24"/>
+          <w:szCs w:val="24"/>
+        </w:rPr>
+        <w:t>illustration of AM/P</w:t>
+      </w:r>
+      <w:r>
+        <w:rPr>
+          <w:rFonts w:asciiTheme="majorHAnsi" w:hAnsiTheme="majorHAnsi" w:cstheme="majorHAnsi"/>
+          <w:sz w:val="24"/>
+          <w:szCs w:val="24"/>
+        </w:rPr>
+        <w:t>M distortion</w:t>
+      </w:r>
+      <w:r>
+        <w:rPr>
+          <w:rFonts w:asciiTheme="majorHAnsi" w:hAnsiTheme="majorHAnsi" w:cstheme="majorHAnsi"/>
+          <w:sz w:val="24"/>
+          <w:szCs w:val="24"/>
+        </w:rPr>
+        <w:t xml:space="preserve"> of input signal,</w:t>
+      </w:r>
+      <w:r>
+        <w:rPr>
+          <w:rFonts w:asciiTheme="majorHAnsi" w:hAnsiTheme="majorHAnsi" w:cstheme="majorHAnsi"/>
+          <w:sz w:val="24"/>
+          <w:szCs w:val="24"/>
+        </w:rPr>
+        <w:t xml:space="preserve"> cause</w:t>
+      </w:r>
+      <w:bookmarkStart w:id="0" w:name="_GoBack"/>
+      <w:bookmarkEnd w:id="0"/>
+      <w:r>
+        <w:rPr>
+          <w:rFonts w:asciiTheme="majorHAnsi" w:hAnsiTheme="majorHAnsi" w:cstheme="majorHAnsi"/>
+          <w:sz w:val="24"/>
+          <w:szCs w:val="24"/>
+        </w:rPr>
+        <w:t xml:space="preserve">d by </w:t>
+      </w:r>
+      <w:r>
+        <w:rPr>
+          <w:rFonts w:asciiTheme="majorHAnsi" w:hAnsiTheme="majorHAnsi" w:cstheme="majorHAnsi"/>
+          <w:sz w:val="24"/>
+          <w:szCs w:val="24"/>
+        </w:rPr>
+        <w:t>modeled</w:t>
+      </w:r>
+      <w:r>
+        <w:rPr>
+          <w:rFonts w:asciiTheme="majorHAnsi" w:hAnsiTheme="majorHAnsi" w:cstheme="majorHAnsi"/>
+          <w:sz w:val="24"/>
+          <w:szCs w:val="24"/>
+        </w:rPr>
+        <w:t xml:space="preserve"> PA</w:t>
+      </w:r>
+    </w:p>
+    <w:p>
+      <w:pPr>
+        <w:jc w:val="center"/>
+        <w:rPr>
+          <w:rFonts w:asciiTheme="majorHAnsi" w:hAnsiTheme="majorHAnsi" w:cstheme="majorHAnsi"/>
+          <w:sz w:val="20"/>
+          <w:szCs w:val="20"/>
           <w:rtl/>
         </w:rPr>
       </w:pPr>
